--- a/report/PhieuThamDinh_Reranker.docx
+++ b/report/PhieuThamDinh_Reranker.docx
@@ -27,7 +27,7 @@
           <w:i/>
           <w:sz w:val="22"/>
         </w:rPr>
-        <w:t>Đề tài: Hệ thống RAG tra cứu văn bản pháp luật/y tế — Cấu hình bge-m3 + từ điển + ngữ nghĩa + reranker fine-tune</w:t>
+        <w:t>Đề tài: Hệ thống RAG tra cứu văn bản pháp luật/y tế, Cấu hình bge-m3 + từ điển + ngữ nghĩa + reranker fine-tune</w:t>
       </w:r>
     </w:p>
     <w:p>
@@ -38,7 +38,7 @@
           <w:i w:val="0"/>
           <w:sz w:val="21"/>
         </w:rPr>
-        <w:t>Hướng dẫn: với mỗi câu hỏi đời thường, cột “Văn bản hệ thống xếp #1” là văn bản reranker đưa lên đầu; cột “Luật gốc (nhãn)” là luật điều chỉnh được gán nhãn. Xin chuyên gia đánh giá ở cột cuối: (A) #1 phù hợp nhất; (B) Luật gốc phù hợp hơn; (C) cả hai đều dùng được; (D) cả hai chưa đúng — và ghi chú nếu cần. Mục tiêu: kiểm chứng việc reranker ưu tiên văn bản cấp Luật có thực sự phục vụ người dùng tốt hơn không.</w:t>
+        <w:t>Hướng dẫn: với mỗi câu hỏi đời thường, cột “Văn bản hệ thống xếp #1” là văn bản reranker đưa lên đầu; cột “Luật gốc (nhãn)” là luật điều chỉnh được gán nhãn. Xin chuyên gia đánh giá ở cột cuối: (A) #1 phù hợp nhất; (B) Luật gốc phù hợp hơn; (C) cả hai đều dùng được; (D) cả hai chưa đúng, và ghi chú nếu cần. Mục tiêu: kiểm chứng việc reranker ưu tiên văn bản cấp Luật có thực sự phục vụ người dùng tốt hơn không.</w:t>
       </w:r>
     </w:p>
     <w:p>
@@ -49,7 +49,7 @@
           <w:i/>
           <w:sz w:val="21"/>
         </w:rPr>
-        <w:t>Tổng số câu: 228. Số câu #1 trùng luật gốc gán nhãn: 194 (85%). Các câu còn lại #1 thường là nghị định/thông tư hướng dẫn — cần chuyên gia xác nhận mức phù hợp.</w:t>
+        <w:t>Tổng số câu: 228. Số câu #1 trùng luật gốc gán nhãn: 194 (85%). Các câu còn lại #1 thường là nghị định/thông tư hướng dẫn, cần chuyên gia xác nhận mức phù hợp.</w:t>
       </w:r>
     </w:p>
     <w:tbl>
@@ -209,7 +209,7 @@
                 <w:i w:val="0"/>
                 <w:sz w:val="19"/>
               </w:rPr>
-              <w:t>16/2024/NĐ-CP — Nghị định 16/2024/NĐ-CP về người hành nghề khám bệnh, chữa bệnh và cơ sở khám bệnh, chữa b</w:t>
+              <w:t>16/2024/NĐ-CP, Nghị định 16/2024/NĐ-CP về người hành nghề khám bệnh, chữa bệnh và cơ sở khám bệnh, chữa b</w:t>
             </w:r>
           </w:p>
         </w:tc>
@@ -225,7 +225,7 @@
                 <w:i w:val="0"/>
                 <w:sz w:val="19"/>
               </w:rPr>
-              <w:t>15/2023/QH15 — Luật khám bệnh, chữa bệnh 2023</w:t>
+              <w:t>15/2023/QH15, Luật khám bệnh, chữa bệnh 2023</w:t>
             </w:r>
           </w:p>
         </w:tc>
@@ -306,7 +306,7 @@
                 <w:color w:val="0B6B2E"/>
                 <w:sz w:val="19"/>
               </w:rPr>
-              <w:t>15/2023/QH15 — Luật khám bệnh, chữa bệnh 2023</w:t>
+              <w:t>15/2023/QH15, Luật khám bệnh, chữa bệnh 2023</w:t>
             </w:r>
           </w:p>
         </w:tc>
@@ -322,7 +322,7 @@
                 <w:i w:val="0"/>
                 <w:sz w:val="19"/>
               </w:rPr>
-              <w:t>15/2023/QH15 — Luật khám bệnh, chữa bệnh 2023</w:t>
+              <w:t>15/2023/QH15, Luật khám bệnh, chữa bệnh 2023</w:t>
             </w:r>
           </w:p>
         </w:tc>
@@ -403,7 +403,7 @@
                 <w:color w:val="0B6B2E"/>
                 <w:sz w:val="19"/>
               </w:rPr>
-              <w:t>15/2023/QH15 — Luật khám bệnh, chữa bệnh 2023</w:t>
+              <w:t>15/2023/QH15, Luật khám bệnh, chữa bệnh 2023</w:t>
             </w:r>
           </w:p>
         </w:tc>
@@ -419,7 +419,7 @@
                 <w:i w:val="0"/>
                 <w:sz w:val="19"/>
               </w:rPr>
-              <w:t>15/2023/QH15 — Luật khám bệnh, chữa bệnh 2023</w:t>
+              <w:t>15/2023/QH15, Luật khám bệnh, chữa bệnh 2023</w:t>
             </w:r>
           </w:p>
         </w:tc>
@@ -500,7 +500,7 @@
                 <w:color w:val="0B6B2E"/>
                 <w:sz w:val="19"/>
               </w:rPr>
-              <w:t>15/2023/QH15 — Luật khám bệnh, chữa bệnh 2023</w:t>
+              <w:t>15/2023/QH15, Luật khám bệnh, chữa bệnh 2023</w:t>
             </w:r>
           </w:p>
         </w:tc>
@@ -516,7 +516,7 @@
                 <w:i w:val="0"/>
                 <w:sz w:val="19"/>
               </w:rPr>
-              <w:t>15/2023/QH15 — Luật khám bệnh, chữa bệnh 2023</w:t>
+              <w:t>15/2023/QH15, Luật khám bệnh, chữa bệnh 2023</w:t>
             </w:r>
           </w:p>
         </w:tc>
@@ -597,7 +597,7 @@
                 <w:color w:val="0B6B2E"/>
                 <w:sz w:val="19"/>
               </w:rPr>
-              <w:t>15/2023/QH15 — Luật khám bệnh, chữa bệnh 2023</w:t>
+              <w:t>15/2023/QH15, Luật khám bệnh, chữa bệnh 2023</w:t>
             </w:r>
           </w:p>
         </w:tc>
@@ -613,7 +613,7 @@
                 <w:i w:val="0"/>
                 <w:sz w:val="19"/>
               </w:rPr>
-              <w:t>15/2023/QH15 — Luật khám bệnh, chữa bệnh 2023</w:t>
+              <w:t>15/2023/QH15, Luật khám bệnh, chữa bệnh 2023</w:t>
             </w:r>
           </w:p>
         </w:tc>
@@ -694,7 +694,7 @@
                 <w:color w:val="0B6B2E"/>
                 <w:sz w:val="19"/>
               </w:rPr>
-              <w:t>39/VBHN-VPQH — Văn bản hợp nhất 39/VBHN-VPQH năm 2025 hợp nhất Luật Dược do Văn phòng Quốc hội ban hành</w:t>
+              <w:t>39/VBHN-VPQH, Văn bản hợp nhất 39/VBHN-VPQH năm 2025 hợp nhất Luật Dược do Văn phòng Quốc hội ban hành</w:t>
             </w:r>
           </w:p>
         </w:tc>
@@ -710,7 +710,7 @@
                 <w:i w:val="0"/>
                 <w:sz w:val="19"/>
               </w:rPr>
-              <w:t>105/2016/QH13 — Luật Dược 2016 (+2 VB)</w:t>
+              <w:t>105/2016/QH13, Luật Dược 2016 (+2 VB)</w:t>
             </w:r>
           </w:p>
         </w:tc>
@@ -791,7 +791,7 @@
                 <w:color w:val="0B6B2E"/>
                 <w:sz w:val="19"/>
               </w:rPr>
-              <w:t>105/2016/QH13 — Luật Dược 2016</w:t>
+              <w:t>105/2016/QH13, Luật Dược 2016</w:t>
             </w:r>
           </w:p>
         </w:tc>
@@ -807,7 +807,7 @@
                 <w:i w:val="0"/>
                 <w:sz w:val="19"/>
               </w:rPr>
-              <w:t>105/2016/QH13 — Luật Dược 2016 (+2 VB)</w:t>
+              <w:t>105/2016/QH13, Luật Dược 2016 (+2 VB)</w:t>
             </w:r>
           </w:p>
         </w:tc>
@@ -887,7 +887,7 @@
                 <w:i w:val="0"/>
                 <w:sz w:val="19"/>
               </w:rPr>
-              <w:t>163/2025/NĐ-CP — Nghị định 163/2025/NĐ-CP hướng dẫn và biện pháp để tổ chức, thi hành Luật Dược</w:t>
+              <w:t>163/2025/NĐ-CP, Nghị định 163/2025/NĐ-CP hướng dẫn và biện pháp để tổ chức, thi hành Luật Dược</w:t>
             </w:r>
           </w:p>
         </w:tc>
@@ -903,7 +903,7 @@
                 <w:i w:val="0"/>
                 <w:sz w:val="19"/>
               </w:rPr>
-              <w:t>105/2016/QH13 — Luật Dược 2016 (+2 VB)</w:t>
+              <w:t>105/2016/QH13, Luật Dược 2016 (+2 VB)</w:t>
             </w:r>
           </w:p>
         </w:tc>
@@ -984,7 +984,7 @@
                 <w:color w:val="0B6B2E"/>
                 <w:sz w:val="19"/>
               </w:rPr>
-              <w:t>105/2016/QH13 — Luật Dược 2016</w:t>
+              <w:t>105/2016/QH13, Luật Dược 2016</w:t>
             </w:r>
           </w:p>
         </w:tc>
@@ -1000,7 +1000,7 @@
                 <w:i w:val="0"/>
                 <w:sz w:val="19"/>
               </w:rPr>
-              <w:t>105/2016/QH13 — Luật Dược 2016 (+2 VB)</w:t>
+              <w:t>105/2016/QH13, Luật Dược 2016 (+2 VB)</w:t>
             </w:r>
           </w:p>
         </w:tc>
@@ -1081,7 +1081,7 @@
                 <w:color w:val="0B6B2E"/>
                 <w:sz w:val="19"/>
               </w:rPr>
-              <w:t>39/VBHN-VPQH — Văn bản hợp nhất 39/VBHN-VPQH năm 2025 hợp nhất Luật Dược do Văn phòng Quốc hội ban hành</w:t>
+              <w:t>39/VBHN-VPQH, Văn bản hợp nhất 39/VBHN-VPQH năm 2025 hợp nhất Luật Dược do Văn phòng Quốc hội ban hành</w:t>
             </w:r>
           </w:p>
         </w:tc>
@@ -1097,7 +1097,7 @@
                 <w:i w:val="0"/>
                 <w:sz w:val="19"/>
               </w:rPr>
-              <w:t>105/2016/QH13 — Luật Dược 2016 (+2 VB)</w:t>
+              <w:t>105/2016/QH13, Luật Dược 2016 (+2 VB)</w:t>
             </w:r>
           </w:p>
         </w:tc>
@@ -1178,7 +1178,7 @@
                 <w:color w:val="0B6B2E"/>
                 <w:sz w:val="19"/>
               </w:rPr>
-              <w:t>61/VBHN-VPQH — Văn bản hợp nhất 61/VBHN-VPQH năm 2025 hợp nhất Luật An toàn thực phẩm do Văn phòng Quốc h</w:t>
+              <w:t>61/VBHN-VPQH, Văn bản hợp nhất 61/VBHN-VPQH năm 2025 hợp nhất Luật An toàn thực phẩm do Văn phòng Quốc h</w:t>
             </w:r>
           </w:p>
         </w:tc>
@@ -1194,7 +1194,7 @@
                 <w:i w:val="0"/>
                 <w:sz w:val="19"/>
               </w:rPr>
-              <w:t>55/2010/QH12 — Luật an toàn thực phẩm 2010 (+2 VB)</w:t>
+              <w:t>55/2010/QH12, Luật an toàn thực phẩm 2010 (+2 VB)</w:t>
             </w:r>
           </w:p>
         </w:tc>
@@ -1275,7 +1275,7 @@
                 <w:color w:val="0B6B2E"/>
                 <w:sz w:val="19"/>
               </w:rPr>
-              <w:t>61/VBHN-VPQH — Văn bản hợp nhất 61/VBHN-VPQH năm 2025 hợp nhất Luật An toàn thực phẩm do Văn phòng Quốc h</w:t>
+              <w:t>61/VBHN-VPQH, Văn bản hợp nhất 61/VBHN-VPQH năm 2025 hợp nhất Luật An toàn thực phẩm do Văn phòng Quốc h</w:t>
             </w:r>
           </w:p>
         </w:tc>
@@ -1291,7 +1291,7 @@
                 <w:i w:val="0"/>
                 <w:sz w:val="19"/>
               </w:rPr>
-              <w:t>55/2010/QH12 — Luật an toàn thực phẩm 2010 (+2 VB)</w:t>
+              <w:t>55/2010/QH12, Luật an toàn thực phẩm 2010 (+2 VB)</w:t>
             </w:r>
           </w:p>
         </w:tc>
@@ -1372,7 +1372,7 @@
                 <w:color w:val="0B6B2E"/>
                 <w:sz w:val="19"/>
               </w:rPr>
-              <w:t>61/VBHN-VPQH — Văn bản hợp nhất 61/VBHN-VPQH năm 2025 hợp nhất Luật An toàn thực phẩm do Văn phòng Quốc h</w:t>
+              <w:t>61/VBHN-VPQH, Văn bản hợp nhất 61/VBHN-VPQH năm 2025 hợp nhất Luật An toàn thực phẩm do Văn phòng Quốc h</w:t>
             </w:r>
           </w:p>
         </w:tc>
@@ -1388,7 +1388,7 @@
                 <w:i w:val="0"/>
                 <w:sz w:val="19"/>
               </w:rPr>
-              <w:t>55/2010/QH12 — Luật an toàn thực phẩm 2010 (+2 VB)</w:t>
+              <w:t>55/2010/QH12, Luật an toàn thực phẩm 2010 (+2 VB)</w:t>
             </w:r>
           </w:p>
         </w:tc>
@@ -1469,7 +1469,7 @@
                 <w:color w:val="0B6B2E"/>
                 <w:sz w:val="19"/>
               </w:rPr>
-              <w:t>61/VBHN-VPQH — Văn bản hợp nhất 61/VBHN-VPQH năm 2025 hợp nhất Luật An toàn thực phẩm do Văn phòng Quốc h</w:t>
+              <w:t>61/VBHN-VPQH, Văn bản hợp nhất 61/VBHN-VPQH năm 2025 hợp nhất Luật An toàn thực phẩm do Văn phòng Quốc h</w:t>
             </w:r>
           </w:p>
         </w:tc>
@@ -1485,7 +1485,7 @@
                 <w:i w:val="0"/>
                 <w:sz w:val="19"/>
               </w:rPr>
-              <w:t>55/2010/QH12 — Luật an toàn thực phẩm 2010 (+2 VB)</w:t>
+              <w:t>55/2010/QH12, Luật an toàn thực phẩm 2010 (+2 VB)</w:t>
             </w:r>
           </w:p>
         </w:tc>
@@ -1566,7 +1566,7 @@
                 <w:color w:val="0B6B2E"/>
                 <w:sz w:val="19"/>
               </w:rPr>
-              <w:t>51/2024/QH15 — Luật Bảo hiểm y tế sửa đổi 2024</w:t>
+              <w:t>51/2024/QH15, Luật Bảo hiểm y tế sửa đổi 2024</w:t>
             </w:r>
           </w:p>
         </w:tc>
@@ -1582,7 +1582,7 @@
                 <w:i w:val="0"/>
                 <w:sz w:val="19"/>
               </w:rPr>
-              <w:t>46/2014/QH13 — Luật Bảo hiểm y tế sửa đổi 2014 (+1 VB)</w:t>
+              <w:t>46/2014/QH13, Luật Bảo hiểm y tế sửa đổi 2014 (+1 VB)</w:t>
             </w:r>
           </w:p>
         </w:tc>
@@ -1663,7 +1663,7 @@
                 <w:color w:val="0B6B2E"/>
                 <w:sz w:val="19"/>
               </w:rPr>
-              <w:t>51/2024/QH15 — Luật Bảo hiểm y tế sửa đổi 2024</w:t>
+              <w:t>51/2024/QH15, Luật Bảo hiểm y tế sửa đổi 2024</w:t>
             </w:r>
           </w:p>
         </w:tc>
@@ -1679,7 +1679,7 @@
                 <w:i w:val="0"/>
                 <w:sz w:val="19"/>
               </w:rPr>
-              <w:t>46/2014/QH13 — Luật Bảo hiểm y tế sửa đổi 2014 (+1 VB)</w:t>
+              <w:t>46/2014/QH13, Luật Bảo hiểm y tế sửa đổi 2014 (+1 VB)</w:t>
             </w:r>
           </w:p>
         </w:tc>
@@ -1760,7 +1760,7 @@
                 <w:color w:val="0B6B2E"/>
                 <w:sz w:val="19"/>
               </w:rPr>
-              <w:t>51/2024/QH15 — Luật Bảo hiểm y tế sửa đổi 2024</w:t>
+              <w:t>51/2024/QH15, Luật Bảo hiểm y tế sửa đổi 2024</w:t>
             </w:r>
           </w:p>
         </w:tc>
@@ -1776,7 +1776,7 @@
                 <w:i w:val="0"/>
                 <w:sz w:val="19"/>
               </w:rPr>
-              <w:t>46/2014/QH13 — Luật Bảo hiểm y tế sửa đổi 2014 (+1 VB)</w:t>
+              <w:t>46/2014/QH13, Luật Bảo hiểm y tế sửa đổi 2014 (+1 VB)</w:t>
             </w:r>
           </w:p>
         </w:tc>
@@ -1857,7 +1857,7 @@
                 <w:color w:val="0B6B2E"/>
                 <w:sz w:val="19"/>
               </w:rPr>
-              <w:t>46/2014/QH13 — Luật Bảo hiểm y tế sửa đổi 2014</w:t>
+              <w:t>46/2014/QH13, Luật Bảo hiểm y tế sửa đổi 2014</w:t>
             </w:r>
           </w:p>
         </w:tc>
@@ -1873,7 +1873,7 @@
                 <w:i w:val="0"/>
                 <w:sz w:val="19"/>
               </w:rPr>
-              <w:t>46/2014/QH13 — Luật Bảo hiểm y tế sửa đổi 2014 (+1 VB)</w:t>
+              <w:t>46/2014/QH13, Luật Bảo hiểm y tế sửa đổi 2014 (+1 VB)</w:t>
             </w:r>
           </w:p>
         </w:tc>
@@ -1954,7 +1954,7 @@
                 <w:color w:val="0B6B2E"/>
                 <w:sz w:val="19"/>
               </w:rPr>
-              <w:t>09/2012/QH13 — Luật phòng, chống tác hại của thuốc lá 2012</w:t>
+              <w:t>09/2012/QH13, Luật phòng, chống tác hại của thuốc lá 2012</w:t>
             </w:r>
           </w:p>
         </w:tc>
@@ -1970,7 +1970,7 @@
                 <w:i w:val="0"/>
                 <w:sz w:val="19"/>
               </w:rPr>
-              <w:t>09/2012/QH13 — Luật phòng, chống tác hại của thuốc lá 2012 (+3 VB)</w:t>
+              <w:t>09/2012/QH13, Luật phòng, chống tác hại của thuốc lá 2012 (+3 VB)</w:t>
             </w:r>
           </w:p>
         </w:tc>
@@ -2051,7 +2051,7 @@
                 <w:color w:val="0B6B2E"/>
                 <w:sz w:val="19"/>
               </w:rPr>
-              <w:t xml:space="preserve">15/VBHN-VPQH — Văn bản hợp nhất 15/VBHN-VPQH năm 2023 hợp nhất Luật Phòng, chống tác hại của thuốc lá do </w:t>
+              <w:t xml:space="preserve">15/VBHN-VPQH, Văn bản hợp nhất 15/VBHN-VPQH năm 2023 hợp nhất Luật Phòng, chống tác hại của thuốc lá do </w:t>
             </w:r>
           </w:p>
         </w:tc>
@@ -2067,7 +2067,7 @@
                 <w:i w:val="0"/>
                 <w:sz w:val="19"/>
               </w:rPr>
-              <w:t>09/2012/QH13 — Luật phòng, chống tác hại của thuốc lá 2012 (+3 VB)</w:t>
+              <w:t>09/2012/QH13, Luật phòng, chống tác hại của thuốc lá 2012 (+3 VB)</w:t>
             </w:r>
           </w:p>
         </w:tc>
@@ -2148,7 +2148,7 @@
                 <w:color w:val="0B6B2E"/>
                 <w:sz w:val="19"/>
               </w:rPr>
-              <w:t xml:space="preserve">15/VBHN-VPQH — Văn bản hợp nhất 15/VBHN-VPQH năm 2023 hợp nhất Luật Phòng, chống tác hại của thuốc lá do </w:t>
+              <w:t xml:space="preserve">15/VBHN-VPQH, Văn bản hợp nhất 15/VBHN-VPQH năm 2023 hợp nhất Luật Phòng, chống tác hại của thuốc lá do </w:t>
             </w:r>
           </w:p>
         </w:tc>
@@ -2164,7 +2164,7 @@
                 <w:i w:val="0"/>
                 <w:sz w:val="19"/>
               </w:rPr>
-              <w:t>09/2012/QH13 — Luật phòng, chống tác hại của thuốc lá 2012 (+3 VB)</w:t>
+              <w:t>09/2012/QH13, Luật phòng, chống tác hại của thuốc lá 2012 (+3 VB)</w:t>
             </w:r>
           </w:p>
         </w:tc>
@@ -2245,7 +2245,7 @@
                 <w:color w:val="0B6B2E"/>
                 <w:sz w:val="19"/>
               </w:rPr>
-              <w:t>09/2012/QH13 — Luật phòng, chống tác hại của thuốc lá 2012</w:t>
+              <w:t>09/2012/QH13, Luật phòng, chống tác hại của thuốc lá 2012</w:t>
             </w:r>
           </w:p>
         </w:tc>
@@ -2261,7 +2261,7 @@
                 <w:i w:val="0"/>
                 <w:sz w:val="19"/>
               </w:rPr>
-              <w:t>09/2012/QH13 — Luật phòng, chống tác hại của thuốc lá 2012 (+3 VB)</w:t>
+              <w:t>09/2012/QH13, Luật phòng, chống tác hại của thuốc lá 2012 (+3 VB)</w:t>
             </w:r>
           </w:p>
         </w:tc>
@@ -2342,7 +2342,7 @@
                 <w:color w:val="0B6B2E"/>
                 <w:sz w:val="19"/>
               </w:rPr>
-              <w:t>44/2019/QH14 — Luật Phòng, chống tác hại của rượu, bia 2019</w:t>
+              <w:t>44/2019/QH14, Luật Phòng, chống tác hại của rượu, bia 2019</w:t>
             </w:r>
           </w:p>
         </w:tc>
@@ -2358,7 +2358,7 @@
                 <w:i w:val="0"/>
                 <w:sz w:val="19"/>
               </w:rPr>
-              <w:t>44/2019/QH14 — Luật Phòng, chống tác hại của rượu, bia 2019</w:t>
+              <w:t>44/2019/QH14, Luật Phòng, chống tác hại của rượu, bia 2019</w:t>
             </w:r>
           </w:p>
         </w:tc>
@@ -2439,7 +2439,7 @@
                 <w:color w:val="0B6B2E"/>
                 <w:sz w:val="19"/>
               </w:rPr>
-              <w:t>44/2019/QH14 — Luật Phòng, chống tác hại của rượu, bia 2019</w:t>
+              <w:t>44/2019/QH14, Luật Phòng, chống tác hại của rượu, bia 2019</w:t>
             </w:r>
           </w:p>
         </w:tc>
@@ -2455,7 +2455,7 @@
                 <w:i w:val="0"/>
                 <w:sz w:val="19"/>
               </w:rPr>
-              <w:t>44/2019/QH14 — Luật Phòng, chống tác hại của rượu, bia 2019</w:t>
+              <w:t>44/2019/QH14, Luật Phòng, chống tác hại của rượu, bia 2019</w:t>
             </w:r>
           </w:p>
         </w:tc>
@@ -2536,7 +2536,7 @@
                 <w:color w:val="0B6B2E"/>
                 <w:sz w:val="19"/>
               </w:rPr>
-              <w:t>44/2019/QH14 — Luật Phòng, chống tác hại của rượu, bia 2019</w:t>
+              <w:t>44/2019/QH14, Luật Phòng, chống tác hại của rượu, bia 2019</w:t>
             </w:r>
           </w:p>
         </w:tc>
@@ -2552,7 +2552,7 @@
                 <w:i w:val="0"/>
                 <w:sz w:val="19"/>
               </w:rPr>
-              <w:t>44/2019/QH14 — Luật Phòng, chống tác hại của rượu, bia 2019</w:t>
+              <w:t>44/2019/QH14, Luật Phòng, chống tác hại của rượu, bia 2019</w:t>
             </w:r>
           </w:p>
         </w:tc>
@@ -2633,7 +2633,7 @@
                 <w:color w:val="0B6B2E"/>
                 <w:sz w:val="19"/>
               </w:rPr>
-              <w:t>75/2006/QH11 — Luật hiến, lấy, ghép mô, bộ phận cơ thể người và hiến lấy xác 2006</w:t>
+              <w:t>75/2006/QH11, Luật hiến, lấy, ghép mô, bộ phận cơ thể người và hiến lấy xác 2006</w:t>
             </w:r>
           </w:p>
         </w:tc>
@@ -2649,7 +2649,7 @@
                 <w:i w:val="0"/>
                 <w:sz w:val="19"/>
               </w:rPr>
-              <w:t>75/2006/QH11 — Luật hiến, lấy, ghép mô, bộ phận cơ thể người và hiến lấy xác 2006</w:t>
+              <w:t>75/2006/QH11, Luật hiến, lấy, ghép mô, bộ phận cơ thể người và hiến lấy xác 2006</w:t>
             </w:r>
           </w:p>
         </w:tc>
@@ -2730,7 +2730,7 @@
                 <w:color w:val="0B6B2E"/>
                 <w:sz w:val="19"/>
               </w:rPr>
-              <w:t>75/2006/QH11 — Luật hiến, lấy, ghép mô, bộ phận cơ thể người và hiến lấy xác 2006</w:t>
+              <w:t>75/2006/QH11, Luật hiến, lấy, ghép mô, bộ phận cơ thể người và hiến lấy xác 2006</w:t>
             </w:r>
           </w:p>
         </w:tc>
@@ -2746,7 +2746,7 @@
                 <w:i w:val="0"/>
                 <w:sz w:val="19"/>
               </w:rPr>
-              <w:t>75/2006/QH11 — Luật hiến, lấy, ghép mô, bộ phận cơ thể người và hiến lấy xác 2006</w:t>
+              <w:t>75/2006/QH11, Luật hiến, lấy, ghép mô, bộ phận cơ thể người và hiến lấy xác 2006</w:t>
             </w:r>
           </w:p>
         </w:tc>
@@ -2827,7 +2827,7 @@
                 <w:color w:val="0B6B2E"/>
                 <w:sz w:val="19"/>
               </w:rPr>
-              <w:t xml:space="preserve">33/VBHN-VPQH — Văn bản hợp nhất 33/VBHN-VPQH năm 2020 hợp nhất Luật Phòng, chống nhiễm vi rút gây ra hội </w:t>
+              <w:t xml:space="preserve">33/VBHN-VPQH, Văn bản hợp nhất 33/VBHN-VPQH năm 2020 hợp nhất Luật Phòng, chống nhiễm vi rút gây ra hội </w:t>
             </w:r>
           </w:p>
         </w:tc>
@@ -2843,7 +2843,7 @@
                 <w:i w:val="0"/>
                 <w:sz w:val="19"/>
               </w:rPr>
-              <w:t>64/2006/QH11 — Luật phòng, chống nhiễm vi rút gây ra hội chứng suy giảm miễn dịch mắc phải ở ng (+1 VB)</w:t>
+              <w:t>64/2006/QH11, Luật phòng, chống nhiễm vi rút gây ra hội chứng suy giảm miễn dịch mắc phải ở ng (+1 VB)</w:t>
             </w:r>
           </w:p>
         </w:tc>
@@ -2924,7 +2924,7 @@
                 <w:color w:val="0B6B2E"/>
                 <w:sz w:val="19"/>
               </w:rPr>
-              <w:t xml:space="preserve">33/VBHN-VPQH — Văn bản hợp nhất 33/VBHN-VPQH năm 2020 hợp nhất Luật Phòng, chống nhiễm vi rút gây ra hội </w:t>
+              <w:t xml:space="preserve">33/VBHN-VPQH, Văn bản hợp nhất 33/VBHN-VPQH năm 2020 hợp nhất Luật Phòng, chống nhiễm vi rút gây ra hội </w:t>
             </w:r>
           </w:p>
         </w:tc>
@@ -2940,7 +2940,7 @@
                 <w:i w:val="0"/>
                 <w:sz w:val="19"/>
               </w:rPr>
-              <w:t>64/2006/QH11 — Luật phòng, chống nhiễm vi rút gây ra hội chứng suy giảm miễn dịch mắc phải ở ng (+1 VB)</w:t>
+              <w:t>64/2006/QH11, Luật phòng, chống nhiễm vi rút gây ra hội chứng suy giảm miễn dịch mắc phải ở ng (+1 VB)</w:t>
             </w:r>
           </w:p>
         </w:tc>
@@ -3020,7 +3020,7 @@
                 <w:i w:val="0"/>
                 <w:sz w:val="19"/>
               </w:rPr>
-              <w:t>1596/QĐ-BYT — Quyết định 1596/QĐ-BYT về Kế hoạch Tiêm chủng mở rộng năm 2024 do Bộ trưởng Bộ Y tế ban hà</w:t>
+              <w:t>1596/QĐ-BYT, Quyết định 1596/QĐ-BYT về Kế hoạch Tiêm chủng mở rộng năm 2024 do Bộ trưởng Bộ Y tế ban hà</w:t>
             </w:r>
           </w:p>
         </w:tc>
@@ -3036,7 +3036,7 @@
                 <w:i w:val="0"/>
                 <w:sz w:val="19"/>
               </w:rPr>
-              <w:t>114/2025/QH15 — Luật Phòng bệnh 2025</w:t>
+              <w:t>114/2025/QH15, Luật Phòng bệnh 2025</w:t>
             </w:r>
           </w:p>
         </w:tc>
@@ -3117,7 +3117,7 @@
                 <w:color w:val="0B6B2E"/>
                 <w:sz w:val="19"/>
               </w:rPr>
-              <w:t>15/2023/QH15 — Luật khám bệnh, chữa bệnh 2023</w:t>
+              <w:t>15/2023/QH15, Luật khám bệnh, chữa bệnh 2023</w:t>
             </w:r>
           </w:p>
         </w:tc>
@@ -3133,7 +3133,7 @@
                 <w:i w:val="0"/>
                 <w:sz w:val="19"/>
               </w:rPr>
-              <w:t>15/2023/QH15 — Luật khám bệnh, chữa bệnh 2023</w:t>
+              <w:t>15/2023/QH15, Luật khám bệnh, chữa bệnh 2023</w:t>
             </w:r>
           </w:p>
         </w:tc>
@@ -3214,7 +3214,7 @@
                 <w:color w:val="0B6B2E"/>
                 <w:sz w:val="19"/>
               </w:rPr>
-              <w:t>15/2023/QH15 — Luật khám bệnh, chữa bệnh 2023</w:t>
+              <w:t>15/2023/QH15, Luật khám bệnh, chữa bệnh 2023</w:t>
             </w:r>
           </w:p>
         </w:tc>
@@ -3230,7 +3230,7 @@
                 <w:i w:val="0"/>
                 <w:sz w:val="19"/>
               </w:rPr>
-              <w:t>15/2023/QH15 — Luật khám bệnh, chữa bệnh 2023</w:t>
+              <w:t>15/2023/QH15, Luật khám bệnh, chữa bệnh 2023</w:t>
             </w:r>
           </w:p>
         </w:tc>
@@ -3311,7 +3311,7 @@
                 <w:color w:val="0B6B2E"/>
                 <w:sz w:val="19"/>
               </w:rPr>
-              <w:t>15/2023/QH15 — Luật khám bệnh, chữa bệnh 2023</w:t>
+              <w:t>15/2023/QH15, Luật khám bệnh, chữa bệnh 2023</w:t>
             </w:r>
           </w:p>
         </w:tc>
@@ -3327,7 +3327,7 @@
                 <w:i w:val="0"/>
                 <w:sz w:val="19"/>
               </w:rPr>
-              <w:t>15/2023/QH15 — Luật khám bệnh, chữa bệnh 2023</w:t>
+              <w:t>15/2023/QH15, Luật khám bệnh, chữa bệnh 2023</w:t>
             </w:r>
           </w:p>
         </w:tc>
@@ -3407,7 +3407,7 @@
                 <w:i w:val="0"/>
                 <w:sz w:val="19"/>
               </w:rPr>
-              <w:t>39/VBHN-VPQH — Văn bản hợp nhất 39/VBHN-VPQH năm 2025 hợp nhất Luật Dược do Văn phòng Quốc hội ban hành</w:t>
+              <w:t>39/VBHN-VPQH, Văn bản hợp nhất 39/VBHN-VPQH năm 2025 hợp nhất Luật Dược do Văn phòng Quốc hội ban hành</w:t>
             </w:r>
           </w:p>
         </w:tc>
@@ -3423,7 +3423,7 @@
                 <w:i w:val="0"/>
                 <w:sz w:val="19"/>
               </w:rPr>
-              <w:t>15/2023/QH15 — Luật khám bệnh, chữa bệnh 2023</w:t>
+              <w:t>15/2023/QH15, Luật khám bệnh, chữa bệnh 2023</w:t>
             </w:r>
           </w:p>
         </w:tc>
@@ -3504,7 +3504,7 @@
                 <w:color w:val="0B6B2E"/>
                 <w:sz w:val="19"/>
               </w:rPr>
-              <w:t>15/2023/QH15 — Luật khám bệnh, chữa bệnh 2023</w:t>
+              <w:t>15/2023/QH15, Luật khám bệnh, chữa bệnh 2023</w:t>
             </w:r>
           </w:p>
         </w:tc>
@@ -3520,7 +3520,7 @@
                 <w:i w:val="0"/>
                 <w:sz w:val="19"/>
               </w:rPr>
-              <w:t>15/2023/QH15 — Luật khám bệnh, chữa bệnh 2023</w:t>
+              <w:t>15/2023/QH15, Luật khám bệnh, chữa bệnh 2023</w:t>
             </w:r>
           </w:p>
         </w:tc>
@@ -3601,7 +3601,7 @@
                 <w:color w:val="0B6B2E"/>
                 <w:sz w:val="19"/>
               </w:rPr>
-              <w:t>15/2023/QH15 — Luật khám bệnh, chữa bệnh 2023</w:t>
+              <w:t>15/2023/QH15, Luật khám bệnh, chữa bệnh 2023</w:t>
             </w:r>
           </w:p>
         </w:tc>
@@ -3617,7 +3617,7 @@
                 <w:i w:val="0"/>
                 <w:sz w:val="19"/>
               </w:rPr>
-              <w:t>15/2023/QH15 — Luật khám bệnh, chữa bệnh 2023</w:t>
+              <w:t>15/2023/QH15, Luật khám bệnh, chữa bệnh 2023</w:t>
             </w:r>
           </w:p>
         </w:tc>
@@ -3698,7 +3698,7 @@
                 <w:color w:val="0B6B2E"/>
                 <w:sz w:val="19"/>
               </w:rPr>
-              <w:t>15/2023/QH15 — Luật khám bệnh, chữa bệnh 2023</w:t>
+              <w:t>15/2023/QH15, Luật khám bệnh, chữa bệnh 2023</w:t>
             </w:r>
           </w:p>
         </w:tc>
@@ -3714,7 +3714,7 @@
                 <w:i w:val="0"/>
                 <w:sz w:val="19"/>
               </w:rPr>
-              <w:t>15/2023/QH15 — Luật khám bệnh, chữa bệnh 2023</w:t>
+              <w:t>15/2023/QH15, Luật khám bệnh, chữa bệnh 2023</w:t>
             </w:r>
           </w:p>
         </w:tc>
@@ -3794,7 +3794,7 @@
                 <w:i w:val="0"/>
                 <w:sz w:val="19"/>
               </w:rPr>
-              <w:t>14/2014/TT-BYT — Thông tư 14/2014/TT-BYT quy định việc chuyển tuyến giữa cơ sở khám, chữa bệnh do Bộ trưởng</w:t>
+              <w:t>14/2014/TT-BYT, Thông tư 14/2014/TT-BYT quy định việc chuyển tuyến giữa cơ sở khám, chữa bệnh do Bộ trưởng</w:t>
             </w:r>
           </w:p>
         </w:tc>
@@ -3810,7 +3810,7 @@
                 <w:i w:val="0"/>
                 <w:sz w:val="19"/>
               </w:rPr>
-              <w:t>15/2023/QH15 — Luật khám bệnh, chữa bệnh 2023</w:t>
+              <w:t>15/2023/QH15, Luật khám bệnh, chữa bệnh 2023</w:t>
             </w:r>
           </w:p>
         </w:tc>
@@ -3891,7 +3891,7 @@
                 <w:color w:val="0B6B2E"/>
                 <w:sz w:val="19"/>
               </w:rPr>
-              <w:t>15/2023/QH15 — Luật khám bệnh, chữa bệnh 2023</w:t>
+              <w:t>15/2023/QH15, Luật khám bệnh, chữa bệnh 2023</w:t>
             </w:r>
           </w:p>
         </w:tc>
@@ -3907,7 +3907,7 @@
                 <w:i w:val="0"/>
                 <w:sz w:val="19"/>
               </w:rPr>
-              <w:t>15/2023/QH15 — Luật khám bệnh, chữa bệnh 2023</w:t>
+              <w:t>15/2023/QH15, Luật khám bệnh, chữa bệnh 2023</w:t>
             </w:r>
           </w:p>
         </w:tc>
@@ -3988,7 +3988,7 @@
                 <w:color w:val="0B6B2E"/>
                 <w:sz w:val="19"/>
               </w:rPr>
-              <w:t>15/2023/QH15 — Luật khám bệnh, chữa bệnh 2023</w:t>
+              <w:t>15/2023/QH15, Luật khám bệnh, chữa bệnh 2023</w:t>
             </w:r>
           </w:p>
         </w:tc>
@@ -4004,7 +4004,7 @@
                 <w:i w:val="0"/>
                 <w:sz w:val="19"/>
               </w:rPr>
-              <w:t>15/2023/QH15 — Luật khám bệnh, chữa bệnh 2023</w:t>
+              <w:t>15/2023/QH15, Luật khám bệnh, chữa bệnh 2023</w:t>
             </w:r>
           </w:p>
         </w:tc>
@@ -4084,7 +4084,7 @@
                 <w:i w:val="0"/>
                 <w:sz w:val="19"/>
               </w:rPr>
-              <w:t>3021/BYT-KH-TC — Công văn 3021/BYT-KH-TC năm 2016 về góp ý dự thảo thay thế Nghị định 85/2012/NĐ-CP do Bộ Y</w:t>
+              <w:t>3021/BYT-KH-TC, Công văn 3021/BYT-KH-TC năm 2016 về góp ý dự thảo thay thế Nghị định 85/2012/NĐ-CP do Bộ Y</w:t>
             </w:r>
           </w:p>
         </w:tc>
@@ -4100,7 +4100,7 @@
                 <w:i w:val="0"/>
                 <w:sz w:val="19"/>
               </w:rPr>
-              <w:t>15/2023/QH15 — Luật khám bệnh, chữa bệnh 2023</w:t>
+              <w:t>15/2023/QH15, Luật khám bệnh, chữa bệnh 2023</w:t>
             </w:r>
           </w:p>
         </w:tc>
@@ -4180,7 +4180,7 @@
                 <w:i w:val="0"/>
                 <w:sz w:val="19"/>
               </w:rPr>
-              <w:t>35/2013/TT-BYT — Thông tư 35/2013/TT-BYT quy định về thu hồi chứng chỉ hành nghề, giấy phép hoạt động và đì</w:t>
+              <w:t>35/2013/TT-BYT, Thông tư 35/2013/TT-BYT quy định về thu hồi chứng chỉ hành nghề, giấy phép hoạt động và đì</w:t>
             </w:r>
           </w:p>
         </w:tc>
@@ -4196,7 +4196,7 @@
                 <w:i w:val="0"/>
                 <w:sz w:val="19"/>
               </w:rPr>
-              <w:t>15/2023/QH15 — Luật khám bệnh, chữa bệnh 2023</w:t>
+              <w:t>15/2023/QH15, Luật khám bệnh, chữa bệnh 2023</w:t>
             </w:r>
           </w:p>
         </w:tc>
@@ -4277,7 +4277,7 @@
                 <w:color w:val="0B6B2E"/>
                 <w:sz w:val="19"/>
               </w:rPr>
-              <w:t>39/VBHN-VPQH — Văn bản hợp nhất 39/VBHN-VPQH năm 2025 hợp nhất Luật Dược do Văn phòng Quốc hội ban hành</w:t>
+              <w:t>39/VBHN-VPQH, Văn bản hợp nhất 39/VBHN-VPQH năm 2025 hợp nhất Luật Dược do Văn phòng Quốc hội ban hành</w:t>
             </w:r>
           </w:p>
         </w:tc>
@@ -4293,7 +4293,7 @@
                 <w:i w:val="0"/>
                 <w:sz w:val="19"/>
               </w:rPr>
-              <w:t>105/2016/QH13 — Luật Dược 2016 (+2 VB)</w:t>
+              <w:t>105/2016/QH13, Luật Dược 2016 (+2 VB)</w:t>
             </w:r>
           </w:p>
         </w:tc>
@@ -4374,7 +4374,7 @@
                 <w:color w:val="0B6B2E"/>
                 <w:sz w:val="19"/>
               </w:rPr>
-              <w:t>44/2024/QH15 — Luật Dược sửa đổi 2024</w:t>
+              <w:t>44/2024/QH15, Luật Dược sửa đổi 2024</w:t>
             </w:r>
           </w:p>
         </w:tc>
@@ -4390,7 +4390,7 @@
                 <w:i w:val="0"/>
                 <w:sz w:val="19"/>
               </w:rPr>
-              <w:t>105/2016/QH13 — Luật Dược 2016 (+2 VB)</w:t>
+              <w:t>105/2016/QH13, Luật Dược 2016 (+2 VB)</w:t>
             </w:r>
           </w:p>
         </w:tc>
@@ -4471,7 +4471,7 @@
                 <w:color w:val="0B6B2E"/>
                 <w:sz w:val="19"/>
               </w:rPr>
-              <w:t>105/2016/QH13 — Luật Dược 2016</w:t>
+              <w:t>105/2016/QH13, Luật Dược 2016</w:t>
             </w:r>
           </w:p>
         </w:tc>
@@ -4487,7 +4487,7 @@
                 <w:i w:val="0"/>
                 <w:sz w:val="19"/>
               </w:rPr>
-              <w:t>105/2016/QH13 — Luật Dược 2016 (+2 VB)</w:t>
+              <w:t>105/2016/QH13, Luật Dược 2016 (+2 VB)</w:t>
             </w:r>
           </w:p>
         </w:tc>
@@ -4568,7 +4568,7 @@
                 <w:color w:val="0B6B2E"/>
                 <w:sz w:val="19"/>
               </w:rPr>
-              <w:t>39/VBHN-VPQH — Văn bản hợp nhất 39/VBHN-VPQH năm 2025 hợp nhất Luật Dược do Văn phòng Quốc hội ban hành</w:t>
+              <w:t>39/VBHN-VPQH, Văn bản hợp nhất 39/VBHN-VPQH năm 2025 hợp nhất Luật Dược do Văn phòng Quốc hội ban hành</w:t>
             </w:r>
           </w:p>
         </w:tc>
@@ -4584,7 +4584,7 @@
                 <w:i w:val="0"/>
                 <w:sz w:val="19"/>
               </w:rPr>
-              <w:t>105/2016/QH13 — Luật Dược 2016 (+2 VB)</w:t>
+              <w:t>105/2016/QH13, Luật Dược 2016 (+2 VB)</w:t>
             </w:r>
           </w:p>
         </w:tc>
@@ -4665,7 +4665,7 @@
                 <w:color w:val="0B6B2E"/>
                 <w:sz w:val="19"/>
               </w:rPr>
-              <w:t>105/2016/QH13 — Luật Dược 2016</w:t>
+              <w:t>105/2016/QH13, Luật Dược 2016</w:t>
             </w:r>
           </w:p>
         </w:tc>
@@ -4681,7 +4681,7 @@
                 <w:i w:val="0"/>
                 <w:sz w:val="19"/>
               </w:rPr>
-              <w:t>105/2016/QH13 — Luật Dược 2016 (+2 VB)</w:t>
+              <w:t>105/2016/QH13, Luật Dược 2016 (+2 VB)</w:t>
             </w:r>
           </w:p>
         </w:tc>
@@ -4762,7 +4762,7 @@
                 <w:color w:val="0B6B2E"/>
                 <w:sz w:val="19"/>
               </w:rPr>
-              <w:t>39/VBHN-VPQH — Văn bản hợp nhất 39/VBHN-VPQH năm 2025 hợp nhất Luật Dược do Văn phòng Quốc hội ban hành</w:t>
+              <w:t>39/VBHN-VPQH, Văn bản hợp nhất 39/VBHN-VPQH năm 2025 hợp nhất Luật Dược do Văn phòng Quốc hội ban hành</w:t>
             </w:r>
           </w:p>
         </w:tc>
@@ -4778,7 +4778,7 @@
                 <w:i w:val="0"/>
                 <w:sz w:val="19"/>
               </w:rPr>
-              <w:t>105/2016/QH13 — Luật Dược 2016 (+2 VB)</w:t>
+              <w:t>105/2016/QH13, Luật Dược 2016 (+2 VB)</w:t>
             </w:r>
           </w:p>
         </w:tc>
@@ -4859,7 +4859,7 @@
                 <w:color w:val="0B6B2E"/>
                 <w:sz w:val="19"/>
               </w:rPr>
-              <w:t>39/VBHN-VPQH — Văn bản hợp nhất 39/VBHN-VPQH năm 2025 hợp nhất Luật Dược do Văn phòng Quốc hội ban hành</w:t>
+              <w:t>39/VBHN-VPQH, Văn bản hợp nhất 39/VBHN-VPQH năm 2025 hợp nhất Luật Dược do Văn phòng Quốc hội ban hành</w:t>
             </w:r>
           </w:p>
         </w:tc>
@@ -4875,7 +4875,7 @@
                 <w:i w:val="0"/>
                 <w:sz w:val="19"/>
               </w:rPr>
-              <w:t>105/2016/QH13 — Luật Dược 2016 (+2 VB)</w:t>
+              <w:t>105/2016/QH13, Luật Dược 2016 (+2 VB)</w:t>
             </w:r>
           </w:p>
         </w:tc>
@@ -4956,7 +4956,7 @@
                 <w:color w:val="0B6B2E"/>
                 <w:sz w:val="19"/>
               </w:rPr>
-              <w:t>39/VBHN-VPQH — Văn bản hợp nhất 39/VBHN-VPQH năm 2025 hợp nhất Luật Dược do Văn phòng Quốc hội ban hành</w:t>
+              <w:t>39/VBHN-VPQH, Văn bản hợp nhất 39/VBHN-VPQH năm 2025 hợp nhất Luật Dược do Văn phòng Quốc hội ban hành</w:t>
             </w:r>
           </w:p>
         </w:tc>
@@ -4972,7 +4972,7 @@
                 <w:i w:val="0"/>
                 <w:sz w:val="19"/>
               </w:rPr>
-              <w:t>105/2016/QH13 — Luật Dược 2016 (+2 VB)</w:t>
+              <w:t>105/2016/QH13, Luật Dược 2016 (+2 VB)</w:t>
             </w:r>
           </w:p>
         </w:tc>
@@ -5053,7 +5053,7 @@
                 <w:color w:val="0B6B2E"/>
                 <w:sz w:val="19"/>
               </w:rPr>
-              <w:t>39/VBHN-VPQH — Văn bản hợp nhất 39/VBHN-VPQH năm 2025 hợp nhất Luật Dược do Văn phòng Quốc hội ban hành</w:t>
+              <w:t>39/VBHN-VPQH, Văn bản hợp nhất 39/VBHN-VPQH năm 2025 hợp nhất Luật Dược do Văn phòng Quốc hội ban hành</w:t>
             </w:r>
           </w:p>
         </w:tc>
@@ -5069,7 +5069,7 @@
                 <w:i w:val="0"/>
                 <w:sz w:val="19"/>
               </w:rPr>
-              <w:t>105/2016/QH13 — Luật Dược 2016 (+2 VB)</w:t>
+              <w:t>105/2016/QH13, Luật Dược 2016 (+2 VB)</w:t>
             </w:r>
           </w:p>
         </w:tc>
@@ -5149,7 +5149,7 @@
                 <w:i w:val="0"/>
                 <w:sz w:val="19"/>
               </w:rPr>
-              <w:t xml:space="preserve">2238/QĐ-BYT — Quyết định 2238/QĐ-BYT năm 2025 công bố thủ tục hành chính mới/bị bãi bỏ lĩnh vực Y, Dược </w:t>
+              <w:t xml:space="preserve">2238/QĐ-BYT, Quyết định 2238/QĐ-BYT năm 2025 công bố thủ tục hành chính mới/bị bãi bỏ lĩnh vực Y, Dược </w:t>
             </w:r>
           </w:p>
         </w:tc>
@@ -5165,7 +5165,7 @@
                 <w:i w:val="0"/>
                 <w:sz w:val="19"/>
               </w:rPr>
-              <w:t>105/2016/QH13 — Luật Dược 2016 (+2 VB)</w:t>
+              <w:t>105/2016/QH13, Luật Dược 2016 (+2 VB)</w:t>
             </w:r>
           </w:p>
         </w:tc>
@@ -5246,7 +5246,7 @@
                 <w:color w:val="0B6B2E"/>
                 <w:sz w:val="19"/>
               </w:rPr>
-              <w:t>61/VBHN-VPQH — Văn bản hợp nhất 61/VBHN-VPQH năm 2025 hợp nhất Luật An toàn thực phẩm do Văn phòng Quốc h</w:t>
+              <w:t>61/VBHN-VPQH, Văn bản hợp nhất 61/VBHN-VPQH năm 2025 hợp nhất Luật An toàn thực phẩm do Văn phòng Quốc h</w:t>
             </w:r>
           </w:p>
         </w:tc>
@@ -5262,7 +5262,7 @@
                 <w:i w:val="0"/>
                 <w:sz w:val="19"/>
               </w:rPr>
-              <w:t>55/2010/QH12 — Luật an toàn thực phẩm 2010 (+2 VB)</w:t>
+              <w:t>55/2010/QH12, Luật an toàn thực phẩm 2010 (+2 VB)</w:t>
             </w:r>
           </w:p>
         </w:tc>
@@ -5343,7 +5343,7 @@
                 <w:color w:val="0B6B2E"/>
                 <w:sz w:val="19"/>
               </w:rPr>
-              <w:t>61/VBHN-VPQH — Văn bản hợp nhất 61/VBHN-VPQH năm 2025 hợp nhất Luật An toàn thực phẩm do Văn phòng Quốc h</w:t>
+              <w:t>61/VBHN-VPQH, Văn bản hợp nhất 61/VBHN-VPQH năm 2025 hợp nhất Luật An toàn thực phẩm do Văn phòng Quốc h</w:t>
             </w:r>
           </w:p>
         </w:tc>
@@ -5359,7 +5359,7 @@
                 <w:i w:val="0"/>
                 <w:sz w:val="19"/>
               </w:rPr>
-              <w:t>55/2010/QH12 — Luật an toàn thực phẩm 2010 (+2 VB)</w:t>
+              <w:t>55/2010/QH12, Luật an toàn thực phẩm 2010 (+2 VB)</w:t>
             </w:r>
           </w:p>
         </w:tc>
@@ -5439,7 +5439,7 @@
                 <w:i w:val="0"/>
                 <w:sz w:val="19"/>
               </w:rPr>
-              <w:t>937/QĐ-UBND — Quyết định 937/QĐ-UBND năm 2019 "quy định về phân cấp quản lý nhà nước, cấp giấy chứng nhậ</w:t>
+              <w:t>937/QĐ-UBND, Quyết định 937/QĐ-UBND năm 2019 "quy định về phân cấp quản lý nhà nước, cấp giấy chứng nhậ</w:t>
             </w:r>
           </w:p>
         </w:tc>
@@ -5455,7 +5455,7 @@
                 <w:i w:val="0"/>
                 <w:sz w:val="19"/>
               </w:rPr>
-              <w:t>55/2010/QH12 — Luật an toàn thực phẩm 2010 (+2 VB)</w:t>
+              <w:t>55/2010/QH12, Luật an toàn thực phẩm 2010 (+2 VB)</w:t>
             </w:r>
           </w:p>
         </w:tc>
@@ -5535,7 +5535,7 @@
                 <w:i w:val="0"/>
                 <w:sz w:val="19"/>
               </w:rPr>
-              <w:t xml:space="preserve">05/VBHN-BYT — Văn bản hợp nhất 05/VBHN-BYT năm 2025 hợp nhất Nghị định về quản lý thiết bị y tế do Bộ Y </w:t>
+              <w:t xml:space="preserve">05/VBHN-BYT, Văn bản hợp nhất 05/VBHN-BYT năm 2025 hợp nhất Nghị định về quản lý thiết bị y tế do Bộ Y </w:t>
             </w:r>
           </w:p>
         </w:tc>
@@ -5551,7 +5551,7 @@
                 <w:i w:val="0"/>
                 <w:sz w:val="19"/>
               </w:rPr>
-              <w:t>55/2010/QH12 — Luật an toàn thực phẩm 2010 (+2 VB)</w:t>
+              <w:t>55/2010/QH12, Luật an toàn thực phẩm 2010 (+2 VB)</w:t>
             </w:r>
           </w:p>
         </w:tc>
@@ -5632,7 +5632,7 @@
                 <w:color w:val="0B6B2E"/>
                 <w:sz w:val="19"/>
               </w:rPr>
-              <w:t>61/VBHN-VPQH — Văn bản hợp nhất 61/VBHN-VPQH năm 2025 hợp nhất Luật An toàn thực phẩm do Văn phòng Quốc h</w:t>
+              <w:t>61/VBHN-VPQH, Văn bản hợp nhất 61/VBHN-VPQH năm 2025 hợp nhất Luật An toàn thực phẩm do Văn phòng Quốc h</w:t>
             </w:r>
           </w:p>
         </w:tc>
@@ -5648,7 +5648,7 @@
                 <w:i w:val="0"/>
                 <w:sz w:val="19"/>
               </w:rPr>
-              <w:t>55/2010/QH12 — Luật an toàn thực phẩm 2010 (+2 VB)</w:t>
+              <w:t>55/2010/QH12, Luật an toàn thực phẩm 2010 (+2 VB)</w:t>
             </w:r>
           </w:p>
         </w:tc>
@@ -5729,7 +5729,7 @@
                 <w:color w:val="0B6B2E"/>
                 <w:sz w:val="19"/>
               </w:rPr>
-              <w:t>55/2010/QH12 — Luật an toàn thực phẩm 2010</w:t>
+              <w:t>55/2010/QH12, Luật an toàn thực phẩm 2010</w:t>
             </w:r>
           </w:p>
         </w:tc>
@@ -5745,7 +5745,7 @@
                 <w:i w:val="0"/>
                 <w:sz w:val="19"/>
               </w:rPr>
-              <w:t>55/2010/QH12 — Luật an toàn thực phẩm 2010 (+2 VB)</w:t>
+              <w:t>55/2010/QH12, Luật an toàn thực phẩm 2010 (+2 VB)</w:t>
             </w:r>
           </w:p>
         </w:tc>
@@ -5826,7 +5826,7 @@
                 <w:color w:val="0B6B2E"/>
                 <w:sz w:val="19"/>
               </w:rPr>
-              <w:t>61/VBHN-VPQH — Văn bản hợp nhất 61/VBHN-VPQH năm 2025 hợp nhất Luật An toàn thực phẩm do Văn phòng Quốc h</w:t>
+              <w:t>61/VBHN-VPQH, Văn bản hợp nhất 61/VBHN-VPQH năm 2025 hợp nhất Luật An toàn thực phẩm do Văn phòng Quốc h</w:t>
             </w:r>
           </w:p>
         </w:tc>
@@ -5842,7 +5842,7 @@
                 <w:i w:val="0"/>
                 <w:sz w:val="19"/>
               </w:rPr>
-              <w:t>55/2010/QH12 — Luật an toàn thực phẩm 2010 (+2 VB)</w:t>
+              <w:t>55/2010/QH12, Luật an toàn thực phẩm 2010 (+2 VB)</w:t>
             </w:r>
           </w:p>
         </w:tc>
@@ -5923,7 +5923,7 @@
                 <w:color w:val="0B6B2E"/>
                 <w:sz w:val="19"/>
               </w:rPr>
-              <w:t>55/2010/QH12 — Luật an toàn thực phẩm 2010</w:t>
+              <w:t>55/2010/QH12, Luật an toàn thực phẩm 2010</w:t>
             </w:r>
           </w:p>
         </w:tc>
@@ -5939,7 +5939,7 @@
                 <w:i w:val="0"/>
                 <w:sz w:val="19"/>
               </w:rPr>
-              <w:t>55/2010/QH12 — Luật an toàn thực phẩm 2010 (+2 VB)</w:t>
+              <w:t>55/2010/QH12, Luật an toàn thực phẩm 2010 (+2 VB)</w:t>
             </w:r>
           </w:p>
         </w:tc>
@@ -6020,7 +6020,7 @@
                 <w:color w:val="0B6B2E"/>
                 <w:sz w:val="19"/>
               </w:rPr>
-              <w:t>61/VBHN-VPQH — Văn bản hợp nhất 61/VBHN-VPQH năm 2025 hợp nhất Luật An toàn thực phẩm do Văn phòng Quốc h</w:t>
+              <w:t>61/VBHN-VPQH, Văn bản hợp nhất 61/VBHN-VPQH năm 2025 hợp nhất Luật An toàn thực phẩm do Văn phòng Quốc h</w:t>
             </w:r>
           </w:p>
         </w:tc>
@@ -6036,7 +6036,7 @@
                 <w:i w:val="0"/>
                 <w:sz w:val="19"/>
               </w:rPr>
-              <w:t>55/2010/QH12 — Luật an toàn thực phẩm 2010 (+2 VB)</w:t>
+              <w:t>55/2010/QH12, Luật an toàn thực phẩm 2010 (+2 VB)</w:t>
             </w:r>
           </w:p>
         </w:tc>
@@ -6117,7 +6117,7 @@
                 <w:color w:val="0B6B2E"/>
                 <w:sz w:val="19"/>
               </w:rPr>
-              <w:t>46/2014/QH13 — Luật Bảo hiểm y tế sửa đổi 2014</w:t>
+              <w:t>46/2014/QH13, Luật Bảo hiểm y tế sửa đổi 2014</w:t>
             </w:r>
           </w:p>
         </w:tc>
@@ -6133,7 +6133,7 @@
                 <w:i w:val="0"/>
                 <w:sz w:val="19"/>
               </w:rPr>
-              <w:t>46/2014/QH13 — Luật Bảo hiểm y tế sửa đổi 2014 (+1 VB)</w:t>
+              <w:t>46/2014/QH13, Luật Bảo hiểm y tế sửa đổi 2014 (+1 VB)</w:t>
             </w:r>
           </w:p>
         </w:tc>
@@ -6214,7 +6214,7 @@
                 <w:color w:val="0B6B2E"/>
                 <w:sz w:val="19"/>
               </w:rPr>
-              <w:t>46/2014/QH13 — Luật Bảo hiểm y tế sửa đổi 2014</w:t>
+              <w:t>46/2014/QH13, Luật Bảo hiểm y tế sửa đổi 2014</w:t>
             </w:r>
           </w:p>
         </w:tc>
@@ -6230,7 +6230,7 @@
                 <w:i w:val="0"/>
                 <w:sz w:val="19"/>
               </w:rPr>
-              <w:t>46/2014/QH13 — Luật Bảo hiểm y tế sửa đổi 2014 (+1 VB)</w:t>
+              <w:t>46/2014/QH13, Luật Bảo hiểm y tế sửa đổi 2014 (+1 VB)</w:t>
             </w:r>
           </w:p>
         </w:tc>
@@ -6310,7 +6310,7 @@
                 <w:i w:val="0"/>
                 <w:sz w:val="19"/>
               </w:rPr>
-              <w:t>1801/CĐ-TTg — Công điện 1801/CĐ-TTg về thực hiện tốt Luật Bảo hiểm y tế do Thủ tướng Chính phủ ban hành</w:t>
+              <w:t>1801/CĐ-TTg, Công điện 1801/CĐ-TTg về thực hiện tốt Luật Bảo hiểm y tế do Thủ tướng Chính phủ ban hành</w:t>
             </w:r>
           </w:p>
         </w:tc>
@@ -6326,7 +6326,7 @@
                 <w:i w:val="0"/>
                 <w:sz w:val="19"/>
               </w:rPr>
-              <w:t>46/2014/QH13 — Luật Bảo hiểm y tế sửa đổi 2014 (+1 VB)</w:t>
+              <w:t>46/2014/QH13, Luật Bảo hiểm y tế sửa đổi 2014 (+1 VB)</w:t>
             </w:r>
           </w:p>
         </w:tc>
@@ -6407,7 +6407,7 @@
                 <w:color w:val="0B6B2E"/>
                 <w:sz w:val="19"/>
               </w:rPr>
-              <w:t>51/2024/QH15 — Luật Bảo hiểm y tế sửa đổi 2024</w:t>
+              <w:t>51/2024/QH15, Luật Bảo hiểm y tế sửa đổi 2024</w:t>
             </w:r>
           </w:p>
         </w:tc>
@@ -6423,7 +6423,7 @@
                 <w:i w:val="0"/>
                 <w:sz w:val="19"/>
               </w:rPr>
-              <w:t>46/2014/QH13 — Luật Bảo hiểm y tế sửa đổi 2014 (+1 VB)</w:t>
+              <w:t>46/2014/QH13, Luật Bảo hiểm y tế sửa đổi 2014 (+1 VB)</w:t>
             </w:r>
           </w:p>
         </w:tc>
@@ -6504,7 +6504,7 @@
                 <w:color w:val="0B6B2E"/>
                 <w:sz w:val="19"/>
               </w:rPr>
-              <w:t>51/2024/QH15 — Luật Bảo hiểm y tế sửa đổi 2024</w:t>
+              <w:t>51/2024/QH15, Luật Bảo hiểm y tế sửa đổi 2024</w:t>
             </w:r>
           </w:p>
         </w:tc>
@@ -6520,7 +6520,7 @@
                 <w:i w:val="0"/>
                 <w:sz w:val="19"/>
               </w:rPr>
-              <w:t>46/2014/QH13 — Luật Bảo hiểm y tế sửa đổi 2014 (+1 VB)</w:t>
+              <w:t>46/2014/QH13, Luật Bảo hiểm y tế sửa đổi 2014 (+1 VB)</w:t>
             </w:r>
           </w:p>
         </w:tc>
@@ -6601,7 +6601,7 @@
                 <w:color w:val="0B6B2E"/>
                 <w:sz w:val="19"/>
               </w:rPr>
-              <w:t>46/2014/QH13 — Luật Bảo hiểm y tế sửa đổi 2014</w:t>
+              <w:t>46/2014/QH13, Luật Bảo hiểm y tế sửa đổi 2014</w:t>
             </w:r>
           </w:p>
         </w:tc>
@@ -6617,7 +6617,7 @@
                 <w:i w:val="0"/>
                 <w:sz w:val="19"/>
               </w:rPr>
-              <w:t>46/2014/QH13 — Luật Bảo hiểm y tế sửa đổi 2014 (+1 VB)</w:t>
+              <w:t>46/2014/QH13, Luật Bảo hiểm y tế sửa đổi 2014 (+1 VB)</w:t>
             </w:r>
           </w:p>
         </w:tc>
@@ -6697,7 +6697,7 @@
                 <w:i w:val="0"/>
                 <w:sz w:val="19"/>
               </w:rPr>
-              <w:t xml:space="preserve">36/2021/TT-BYT — Thông tư 36/2021/TT-BYT quy định về khám bệnh, chữa bệnh và thanh toán chi phí khám bệnh, </w:t>
+              <w:t xml:space="preserve">36/2021/TT-BYT, Thông tư 36/2021/TT-BYT quy định về khám bệnh, chữa bệnh và thanh toán chi phí khám bệnh, </w:t>
             </w:r>
           </w:p>
         </w:tc>
@@ -6713,7 +6713,7 @@
                 <w:i w:val="0"/>
                 <w:sz w:val="19"/>
               </w:rPr>
-              <w:t>46/2014/QH13 — Luật Bảo hiểm y tế sửa đổi 2014 (+1 VB)</w:t>
+              <w:t>46/2014/QH13, Luật Bảo hiểm y tế sửa đổi 2014 (+1 VB)</w:t>
             </w:r>
           </w:p>
         </w:tc>
@@ -6794,7 +6794,7 @@
                 <w:color w:val="0B6B2E"/>
                 <w:sz w:val="19"/>
               </w:rPr>
-              <w:t>51/2024/QH15 — Luật Bảo hiểm y tế sửa đổi 2024</w:t>
+              <w:t>51/2024/QH15, Luật Bảo hiểm y tế sửa đổi 2024</w:t>
             </w:r>
           </w:p>
         </w:tc>
@@ -6810,7 +6810,7 @@
                 <w:i w:val="0"/>
                 <w:sz w:val="19"/>
               </w:rPr>
-              <w:t>46/2014/QH13 — Luật Bảo hiểm y tế sửa đổi 2014 (+1 VB)</w:t>
+              <w:t>46/2014/QH13, Luật Bảo hiểm y tế sửa đổi 2014 (+1 VB)</w:t>
             </w:r>
           </w:p>
         </w:tc>
@@ -6891,7 +6891,7 @@
                 <w:color w:val="0B6B2E"/>
                 <w:sz w:val="19"/>
               </w:rPr>
-              <w:t>09/2012/QH13 — Luật phòng, chống tác hại của thuốc lá 2012</w:t>
+              <w:t>09/2012/QH13, Luật phòng, chống tác hại của thuốc lá 2012</w:t>
             </w:r>
           </w:p>
         </w:tc>
@@ -6907,7 +6907,7 @@
                 <w:i w:val="0"/>
                 <w:sz w:val="19"/>
               </w:rPr>
-              <w:t>09/2012/QH13 — Luật phòng, chống tác hại của thuốc lá 2012 (+3 VB)</w:t>
+              <w:t>09/2012/QH13, Luật phòng, chống tác hại của thuốc lá 2012 (+3 VB)</w:t>
             </w:r>
           </w:p>
         </w:tc>
@@ -6988,7 +6988,7 @@
                 <w:color w:val="0B6B2E"/>
                 <w:sz w:val="19"/>
               </w:rPr>
-              <w:t xml:space="preserve">15/VBHN-VPQH — Văn bản hợp nhất 15/VBHN-VPQH năm 2023 hợp nhất Luật Phòng, chống tác hại của thuốc lá do </w:t>
+              <w:t xml:space="preserve">15/VBHN-VPQH, Văn bản hợp nhất 15/VBHN-VPQH năm 2023 hợp nhất Luật Phòng, chống tác hại của thuốc lá do </w:t>
             </w:r>
           </w:p>
         </w:tc>
@@ -7004,7 +7004,7 @@
                 <w:i w:val="0"/>
                 <w:sz w:val="19"/>
               </w:rPr>
-              <w:t>09/2012/QH13 — Luật phòng, chống tác hại của thuốc lá 2012 (+3 VB)</w:t>
+              <w:t>09/2012/QH13, Luật phòng, chống tác hại của thuốc lá 2012 (+3 VB)</w:t>
             </w:r>
           </w:p>
         </w:tc>
@@ -7085,7 +7085,7 @@
                 <w:color w:val="0B6B2E"/>
                 <w:sz w:val="19"/>
               </w:rPr>
-              <w:t xml:space="preserve">15/VBHN-VPQH — Văn bản hợp nhất 15/VBHN-VPQH năm 2023 hợp nhất Luật Phòng, chống tác hại của thuốc lá do </w:t>
+              <w:t xml:space="preserve">15/VBHN-VPQH, Văn bản hợp nhất 15/VBHN-VPQH năm 2023 hợp nhất Luật Phòng, chống tác hại của thuốc lá do </w:t>
             </w:r>
           </w:p>
         </w:tc>
@@ -7101,7 +7101,7 @@
                 <w:i w:val="0"/>
                 <w:sz w:val="19"/>
               </w:rPr>
-              <w:t>09/2012/QH13 — Luật phòng, chống tác hại của thuốc lá 2012 (+3 VB)</w:t>
+              <w:t>09/2012/QH13, Luật phòng, chống tác hại của thuốc lá 2012 (+3 VB)</w:t>
             </w:r>
           </w:p>
         </w:tc>
@@ -7182,7 +7182,7 @@
                 <w:color w:val="0B6B2E"/>
                 <w:sz w:val="19"/>
               </w:rPr>
-              <w:t xml:space="preserve">15/VBHN-VPQH — Văn bản hợp nhất 15/VBHN-VPQH năm 2023 hợp nhất Luật Phòng, chống tác hại của thuốc lá do </w:t>
+              <w:t xml:space="preserve">15/VBHN-VPQH, Văn bản hợp nhất 15/VBHN-VPQH năm 2023 hợp nhất Luật Phòng, chống tác hại của thuốc lá do </w:t>
             </w:r>
           </w:p>
         </w:tc>
@@ -7198,7 +7198,7 @@
                 <w:i w:val="0"/>
                 <w:sz w:val="19"/>
               </w:rPr>
-              <w:t>09/2012/QH13 — Luật phòng, chống tác hại của thuốc lá 2012 (+3 VB)</w:t>
+              <w:t>09/2012/QH13, Luật phòng, chống tác hại của thuốc lá 2012 (+3 VB)</w:t>
             </w:r>
           </w:p>
         </w:tc>
@@ -7279,7 +7279,7 @@
                 <w:color w:val="0B6B2E"/>
                 <w:sz w:val="19"/>
               </w:rPr>
-              <w:t>09/2012/QH13 — Luật phòng, chống tác hại của thuốc lá 2012</w:t>
+              <w:t>09/2012/QH13, Luật phòng, chống tác hại của thuốc lá 2012</w:t>
             </w:r>
           </w:p>
         </w:tc>
@@ -7295,7 +7295,7 @@
                 <w:i w:val="0"/>
                 <w:sz w:val="19"/>
               </w:rPr>
-              <w:t>09/2012/QH13 — Luật phòng, chống tác hại của thuốc lá 2012 (+3 VB)</w:t>
+              <w:t>09/2012/QH13, Luật phòng, chống tác hại của thuốc lá 2012 (+3 VB)</w:t>
             </w:r>
           </w:p>
         </w:tc>
@@ -7376,7 +7376,7 @@
                 <w:color w:val="0B6B2E"/>
                 <w:sz w:val="19"/>
               </w:rPr>
-              <w:t>09/2012/QH13 — Luật phòng, chống tác hại của thuốc lá 2012</w:t>
+              <w:t>09/2012/QH13, Luật phòng, chống tác hại của thuốc lá 2012</w:t>
             </w:r>
           </w:p>
         </w:tc>
@@ -7392,7 +7392,7 @@
                 <w:i w:val="0"/>
                 <w:sz w:val="19"/>
               </w:rPr>
-              <w:t>09/2012/QH13 — Luật phòng, chống tác hại của thuốc lá 2012 (+3 VB)</w:t>
+              <w:t>09/2012/QH13, Luật phòng, chống tác hại của thuốc lá 2012 (+3 VB)</w:t>
             </w:r>
           </w:p>
         </w:tc>
@@ -7473,7 +7473,7 @@
                 <w:color w:val="0B6B2E"/>
                 <w:sz w:val="19"/>
               </w:rPr>
-              <w:t xml:space="preserve">15/VBHN-VPQH — Văn bản hợp nhất 15/VBHN-VPQH năm 2023 hợp nhất Luật Phòng, chống tác hại của thuốc lá do </w:t>
+              <w:t xml:space="preserve">15/VBHN-VPQH, Văn bản hợp nhất 15/VBHN-VPQH năm 2023 hợp nhất Luật Phòng, chống tác hại của thuốc lá do </w:t>
             </w:r>
           </w:p>
         </w:tc>
@@ -7489,7 +7489,7 @@
                 <w:i w:val="0"/>
                 <w:sz w:val="19"/>
               </w:rPr>
-              <w:t>09/2012/QH13 — Luật phòng, chống tác hại của thuốc lá 2012 (+3 VB)</w:t>
+              <w:t>09/2012/QH13, Luật phòng, chống tác hại của thuốc lá 2012 (+3 VB)</w:t>
             </w:r>
           </w:p>
         </w:tc>
@@ -7570,7 +7570,7 @@
                 <w:color w:val="0B6B2E"/>
                 <w:sz w:val="19"/>
               </w:rPr>
-              <w:t>44/2019/QH14 — Luật Phòng, chống tác hại của rượu, bia 2019</w:t>
+              <w:t>44/2019/QH14, Luật Phòng, chống tác hại của rượu, bia 2019</w:t>
             </w:r>
           </w:p>
         </w:tc>
@@ -7586,7 +7586,7 @@
                 <w:i w:val="0"/>
                 <w:sz w:val="19"/>
               </w:rPr>
-              <w:t>44/2019/QH14 — Luật Phòng, chống tác hại của rượu, bia 2019</w:t>
+              <w:t>44/2019/QH14, Luật Phòng, chống tác hại của rượu, bia 2019</w:t>
             </w:r>
           </w:p>
         </w:tc>
@@ -7667,7 +7667,7 @@
                 <w:color w:val="0B6B2E"/>
                 <w:sz w:val="19"/>
               </w:rPr>
-              <w:t>44/2019/QH14 — Luật Phòng, chống tác hại của rượu, bia 2019</w:t>
+              <w:t>44/2019/QH14, Luật Phòng, chống tác hại của rượu, bia 2019</w:t>
             </w:r>
           </w:p>
         </w:tc>
@@ -7683,7 +7683,7 @@
                 <w:i w:val="0"/>
                 <w:sz w:val="19"/>
               </w:rPr>
-              <w:t>44/2019/QH14 — Luật Phòng, chống tác hại của rượu, bia 2019</w:t>
+              <w:t>44/2019/QH14, Luật Phòng, chống tác hại của rượu, bia 2019</w:t>
             </w:r>
           </w:p>
         </w:tc>
@@ -7764,7 +7764,7 @@
                 <w:color w:val="0B6B2E"/>
                 <w:sz w:val="19"/>
               </w:rPr>
-              <w:t>44/2019/QH14 — Luật Phòng, chống tác hại của rượu, bia 2019</w:t>
+              <w:t>44/2019/QH14, Luật Phòng, chống tác hại của rượu, bia 2019</w:t>
             </w:r>
           </w:p>
         </w:tc>
@@ -7780,7 +7780,7 @@
                 <w:i w:val="0"/>
                 <w:sz w:val="19"/>
               </w:rPr>
-              <w:t>44/2019/QH14 — Luật Phòng, chống tác hại của rượu, bia 2019</w:t>
+              <w:t>44/2019/QH14, Luật Phòng, chống tác hại của rượu, bia 2019</w:t>
             </w:r>
           </w:p>
         </w:tc>
@@ -7861,7 +7861,7 @@
                 <w:color w:val="0B6B2E"/>
                 <w:sz w:val="19"/>
               </w:rPr>
-              <w:t>44/2019/QH14 — Luật Phòng, chống tác hại của rượu, bia 2019</w:t>
+              <w:t>44/2019/QH14, Luật Phòng, chống tác hại của rượu, bia 2019</w:t>
             </w:r>
           </w:p>
         </w:tc>
@@ -7877,7 +7877,7 @@
                 <w:i w:val="0"/>
                 <w:sz w:val="19"/>
               </w:rPr>
-              <w:t>44/2019/QH14 — Luật Phòng, chống tác hại của rượu, bia 2019</w:t>
+              <w:t>44/2019/QH14, Luật Phòng, chống tác hại của rượu, bia 2019</w:t>
             </w:r>
           </w:p>
         </w:tc>
@@ -7958,7 +7958,7 @@
                 <w:color w:val="0B6B2E"/>
                 <w:sz w:val="19"/>
               </w:rPr>
-              <w:t>44/2019/QH14 — Luật Phòng, chống tác hại của rượu, bia 2019</w:t>
+              <w:t>44/2019/QH14, Luật Phòng, chống tác hại của rượu, bia 2019</w:t>
             </w:r>
           </w:p>
         </w:tc>
@@ -7974,7 +7974,7 @@
                 <w:i w:val="0"/>
                 <w:sz w:val="19"/>
               </w:rPr>
-              <w:t>44/2019/QH14 — Luật Phòng, chống tác hại của rượu, bia 2019</w:t>
+              <w:t>44/2019/QH14, Luật Phòng, chống tác hại của rượu, bia 2019</w:t>
             </w:r>
           </w:p>
         </w:tc>
@@ -8055,7 +8055,7 @@
                 <w:color w:val="0B6B2E"/>
                 <w:sz w:val="19"/>
               </w:rPr>
-              <w:t>44/2019/QH14 — Luật Phòng, chống tác hại của rượu, bia 2019</w:t>
+              <w:t>44/2019/QH14, Luật Phòng, chống tác hại của rượu, bia 2019</w:t>
             </w:r>
           </w:p>
         </w:tc>
@@ -8071,7 +8071,7 @@
                 <w:i w:val="0"/>
                 <w:sz w:val="19"/>
               </w:rPr>
-              <w:t>44/2019/QH14 — Luật Phòng, chống tác hại của rượu, bia 2019</w:t>
+              <w:t>44/2019/QH14, Luật Phòng, chống tác hại của rượu, bia 2019</w:t>
             </w:r>
           </w:p>
         </w:tc>
@@ -8152,7 +8152,7 @@
                 <w:color w:val="0B6B2E"/>
                 <w:sz w:val="19"/>
               </w:rPr>
-              <w:t>44/2019/QH14 — Luật Phòng, chống tác hại của rượu, bia 2019</w:t>
+              <w:t>44/2019/QH14, Luật Phòng, chống tác hại của rượu, bia 2019</w:t>
             </w:r>
           </w:p>
         </w:tc>
@@ -8168,7 +8168,7 @@
                 <w:i w:val="0"/>
                 <w:sz w:val="19"/>
               </w:rPr>
-              <w:t>44/2019/QH14 — Luật Phòng, chống tác hại của rượu, bia 2019</w:t>
+              <w:t>44/2019/QH14, Luật Phòng, chống tác hại của rượu, bia 2019</w:t>
             </w:r>
           </w:p>
         </w:tc>
@@ -8249,7 +8249,7 @@
                 <w:color w:val="0B6B2E"/>
                 <w:sz w:val="19"/>
               </w:rPr>
-              <w:t>75/2006/QH11 — Luật hiến, lấy, ghép mô, bộ phận cơ thể người và hiến lấy xác 2006</w:t>
+              <w:t>75/2006/QH11, Luật hiến, lấy, ghép mô, bộ phận cơ thể người và hiến lấy xác 2006</w:t>
             </w:r>
           </w:p>
         </w:tc>
@@ -8265,7 +8265,7 @@
                 <w:i w:val="0"/>
                 <w:sz w:val="19"/>
               </w:rPr>
-              <w:t>75/2006/QH11 — Luật hiến, lấy, ghép mô, bộ phận cơ thể người và hiến lấy xác 2006</w:t>
+              <w:t>75/2006/QH11, Luật hiến, lấy, ghép mô, bộ phận cơ thể người và hiến lấy xác 2006</w:t>
             </w:r>
           </w:p>
         </w:tc>
@@ -8346,7 +8346,7 @@
                 <w:color w:val="0B6B2E"/>
                 <w:sz w:val="19"/>
               </w:rPr>
-              <w:t>75/2006/QH11 — Luật hiến, lấy, ghép mô, bộ phận cơ thể người và hiến lấy xác 2006</w:t>
+              <w:t>75/2006/QH11, Luật hiến, lấy, ghép mô, bộ phận cơ thể người và hiến lấy xác 2006</w:t>
             </w:r>
           </w:p>
         </w:tc>
@@ -8362,7 +8362,7 @@
                 <w:i w:val="0"/>
                 <w:sz w:val="19"/>
               </w:rPr>
-              <w:t>75/2006/QH11 — Luật hiến, lấy, ghép mô, bộ phận cơ thể người và hiến lấy xác 2006</w:t>
+              <w:t>75/2006/QH11, Luật hiến, lấy, ghép mô, bộ phận cơ thể người và hiến lấy xác 2006</w:t>
             </w:r>
           </w:p>
         </w:tc>
@@ -8443,7 +8443,7 @@
                 <w:color w:val="0B6B2E"/>
                 <w:sz w:val="19"/>
               </w:rPr>
-              <w:t>75/2006/QH11 — Luật hiến, lấy, ghép mô, bộ phận cơ thể người và hiến lấy xác 2006</w:t>
+              <w:t>75/2006/QH11, Luật hiến, lấy, ghép mô, bộ phận cơ thể người và hiến lấy xác 2006</w:t>
             </w:r>
           </w:p>
         </w:tc>
@@ -8459,7 +8459,7 @@
                 <w:i w:val="0"/>
                 <w:sz w:val="19"/>
               </w:rPr>
-              <w:t>75/2006/QH11 — Luật hiến, lấy, ghép mô, bộ phận cơ thể người và hiến lấy xác 2006</w:t>
+              <w:t>75/2006/QH11, Luật hiến, lấy, ghép mô, bộ phận cơ thể người và hiến lấy xác 2006</w:t>
             </w:r>
           </w:p>
         </w:tc>
@@ -8540,7 +8540,7 @@
                 <w:color w:val="0B6B2E"/>
                 <w:sz w:val="19"/>
               </w:rPr>
-              <w:t>75/2006/QH11 — Luật hiến, lấy, ghép mô, bộ phận cơ thể người và hiến lấy xác 2006</w:t>
+              <w:t>75/2006/QH11, Luật hiến, lấy, ghép mô, bộ phận cơ thể người và hiến lấy xác 2006</w:t>
             </w:r>
           </w:p>
         </w:tc>
@@ -8556,7 +8556,7 @@
                 <w:i w:val="0"/>
                 <w:sz w:val="19"/>
               </w:rPr>
-              <w:t>75/2006/QH11 — Luật hiến, lấy, ghép mô, bộ phận cơ thể người và hiến lấy xác 2006</w:t>
+              <w:t>75/2006/QH11, Luật hiến, lấy, ghép mô, bộ phận cơ thể người và hiến lấy xác 2006</w:t>
             </w:r>
           </w:p>
         </w:tc>
@@ -8637,7 +8637,7 @@
                 <w:color w:val="0B6B2E"/>
                 <w:sz w:val="19"/>
               </w:rPr>
-              <w:t>75/2006/QH11 — Luật hiến, lấy, ghép mô, bộ phận cơ thể người và hiến lấy xác 2006</w:t>
+              <w:t>75/2006/QH11, Luật hiến, lấy, ghép mô, bộ phận cơ thể người và hiến lấy xác 2006</w:t>
             </w:r>
           </w:p>
         </w:tc>
@@ -8653,7 +8653,7 @@
                 <w:i w:val="0"/>
                 <w:sz w:val="19"/>
               </w:rPr>
-              <w:t>75/2006/QH11 — Luật hiến, lấy, ghép mô, bộ phận cơ thể người và hiến lấy xác 2006</w:t>
+              <w:t>75/2006/QH11, Luật hiến, lấy, ghép mô, bộ phận cơ thể người và hiến lấy xác 2006</w:t>
             </w:r>
           </w:p>
         </w:tc>
@@ -8734,7 +8734,7 @@
                 <w:color w:val="0B6B2E"/>
                 <w:sz w:val="19"/>
               </w:rPr>
-              <w:t>75/2006/QH11 — Luật hiến, lấy, ghép mô, bộ phận cơ thể người và hiến lấy xác 2006</w:t>
+              <w:t>75/2006/QH11, Luật hiến, lấy, ghép mô, bộ phận cơ thể người và hiến lấy xác 2006</w:t>
             </w:r>
           </w:p>
         </w:tc>
@@ -8750,7 +8750,7 @@
                 <w:i w:val="0"/>
                 <w:sz w:val="19"/>
               </w:rPr>
-              <w:t>75/2006/QH11 — Luật hiến, lấy, ghép mô, bộ phận cơ thể người và hiến lấy xác 2006</w:t>
+              <w:t>75/2006/QH11, Luật hiến, lấy, ghép mô, bộ phận cơ thể người và hiến lấy xác 2006</w:t>
             </w:r>
           </w:p>
         </w:tc>
@@ -8831,7 +8831,7 @@
                 <w:color w:val="0B6B2E"/>
                 <w:sz w:val="19"/>
               </w:rPr>
-              <w:t>64/2006/QH11 — Luật phòng, chống nhiễm vi rút gây ra hội chứng suy giảm miễn dịch mắc phải ở người (HIV/A</w:t>
+              <w:t>64/2006/QH11, Luật phòng, chống nhiễm vi rút gây ra hội chứng suy giảm miễn dịch mắc phải ở người (HIV/A</w:t>
             </w:r>
           </w:p>
         </w:tc>
@@ -8847,7 +8847,7 @@
                 <w:i w:val="0"/>
                 <w:sz w:val="19"/>
               </w:rPr>
-              <w:t>64/2006/QH11 — Luật phòng, chống nhiễm vi rút gây ra hội chứng suy giảm miễn dịch mắc phải ở ng (+1 VB)</w:t>
+              <w:t>64/2006/QH11, Luật phòng, chống nhiễm vi rút gây ra hội chứng suy giảm miễn dịch mắc phải ở ng (+1 VB)</w:t>
             </w:r>
           </w:p>
         </w:tc>
@@ -8928,7 +8928,7 @@
                 <w:color w:val="0B6B2E"/>
                 <w:sz w:val="19"/>
               </w:rPr>
-              <w:t xml:space="preserve">33/VBHN-VPQH — Văn bản hợp nhất 33/VBHN-VPQH năm 2020 hợp nhất Luật Phòng, chống nhiễm vi rút gây ra hội </w:t>
+              <w:t xml:space="preserve">33/VBHN-VPQH, Văn bản hợp nhất 33/VBHN-VPQH năm 2020 hợp nhất Luật Phòng, chống nhiễm vi rút gây ra hội </w:t>
             </w:r>
           </w:p>
         </w:tc>
@@ -8944,7 +8944,7 @@
                 <w:i w:val="0"/>
                 <w:sz w:val="19"/>
               </w:rPr>
-              <w:t>64/2006/QH11 — Luật phòng, chống nhiễm vi rút gây ra hội chứng suy giảm miễn dịch mắc phải ở ng (+1 VB)</w:t>
+              <w:t>64/2006/QH11, Luật phòng, chống nhiễm vi rút gây ra hội chứng suy giảm miễn dịch mắc phải ở ng (+1 VB)</w:t>
             </w:r>
           </w:p>
         </w:tc>
@@ -9025,7 +9025,7 @@
                 <w:color w:val="0B6B2E"/>
                 <w:sz w:val="19"/>
               </w:rPr>
-              <w:t xml:space="preserve">33/VBHN-VPQH — Văn bản hợp nhất 33/VBHN-VPQH năm 2020 hợp nhất Luật Phòng, chống nhiễm vi rút gây ra hội </w:t>
+              <w:t xml:space="preserve">33/VBHN-VPQH, Văn bản hợp nhất 33/VBHN-VPQH năm 2020 hợp nhất Luật Phòng, chống nhiễm vi rút gây ra hội </w:t>
             </w:r>
           </w:p>
         </w:tc>
@@ -9041,7 +9041,7 @@
                 <w:i w:val="0"/>
                 <w:sz w:val="19"/>
               </w:rPr>
-              <w:t>64/2006/QH11 — Luật phòng, chống nhiễm vi rút gây ra hội chứng suy giảm miễn dịch mắc phải ở ng (+1 VB)</w:t>
+              <w:t>64/2006/QH11, Luật phòng, chống nhiễm vi rút gây ra hội chứng suy giảm miễn dịch mắc phải ở ng (+1 VB)</w:t>
             </w:r>
           </w:p>
         </w:tc>
@@ -9122,7 +9122,7 @@
                 <w:color w:val="0B6B2E"/>
                 <w:sz w:val="19"/>
               </w:rPr>
-              <w:t xml:space="preserve">33/VBHN-VPQH — Văn bản hợp nhất 33/VBHN-VPQH năm 2020 hợp nhất Luật Phòng, chống nhiễm vi rút gây ra hội </w:t>
+              <w:t xml:space="preserve">33/VBHN-VPQH, Văn bản hợp nhất 33/VBHN-VPQH năm 2020 hợp nhất Luật Phòng, chống nhiễm vi rút gây ra hội </w:t>
             </w:r>
           </w:p>
         </w:tc>
@@ -9138,7 +9138,7 @@
                 <w:i w:val="0"/>
                 <w:sz w:val="19"/>
               </w:rPr>
-              <w:t>64/2006/QH11 — Luật phòng, chống nhiễm vi rút gây ra hội chứng suy giảm miễn dịch mắc phải ở ng (+1 VB)</w:t>
+              <w:t>64/2006/QH11, Luật phòng, chống nhiễm vi rút gây ra hội chứng suy giảm miễn dịch mắc phải ở ng (+1 VB)</w:t>
             </w:r>
           </w:p>
         </w:tc>
@@ -9219,7 +9219,7 @@
                 <w:color w:val="0B6B2E"/>
                 <w:sz w:val="19"/>
               </w:rPr>
-              <w:t xml:space="preserve">33/VBHN-VPQH — Văn bản hợp nhất 33/VBHN-VPQH năm 2020 hợp nhất Luật Phòng, chống nhiễm vi rút gây ra hội </w:t>
+              <w:t xml:space="preserve">33/VBHN-VPQH, Văn bản hợp nhất 33/VBHN-VPQH năm 2020 hợp nhất Luật Phòng, chống nhiễm vi rút gây ra hội </w:t>
             </w:r>
           </w:p>
         </w:tc>
@@ -9235,7 +9235,7 @@
                 <w:i w:val="0"/>
                 <w:sz w:val="19"/>
               </w:rPr>
-              <w:t>64/2006/QH11 — Luật phòng, chống nhiễm vi rút gây ra hội chứng suy giảm miễn dịch mắc phải ở ng (+1 VB)</w:t>
+              <w:t>64/2006/QH11, Luật phòng, chống nhiễm vi rút gây ra hội chứng suy giảm miễn dịch mắc phải ở ng (+1 VB)</w:t>
             </w:r>
           </w:p>
         </w:tc>
@@ -9316,7 +9316,7 @@
                 <w:color w:val="0B6B2E"/>
                 <w:sz w:val="19"/>
               </w:rPr>
-              <w:t xml:space="preserve">33/VBHN-VPQH — Văn bản hợp nhất 33/VBHN-VPQH năm 2020 hợp nhất Luật Phòng, chống nhiễm vi rút gây ra hội </w:t>
+              <w:t xml:space="preserve">33/VBHN-VPQH, Văn bản hợp nhất 33/VBHN-VPQH năm 2020 hợp nhất Luật Phòng, chống nhiễm vi rút gây ra hội </w:t>
             </w:r>
           </w:p>
         </w:tc>
@@ -9332,7 +9332,7 @@
                 <w:i w:val="0"/>
                 <w:sz w:val="19"/>
               </w:rPr>
-              <w:t>64/2006/QH11 — Luật phòng, chống nhiễm vi rút gây ra hội chứng suy giảm miễn dịch mắc phải ở ng (+1 VB)</w:t>
+              <w:t>64/2006/QH11, Luật phòng, chống nhiễm vi rút gây ra hội chứng suy giảm miễn dịch mắc phải ở ng (+1 VB)</w:t>
             </w:r>
           </w:p>
         </w:tc>
@@ -9413,7 +9413,7 @@
                 <w:color w:val="0B6B2E"/>
                 <w:sz w:val="19"/>
               </w:rPr>
-              <w:t>114/2025/QH15 — Luật Phòng bệnh 2025</w:t>
+              <w:t>114/2025/QH15, Luật Phòng bệnh 2025</w:t>
             </w:r>
           </w:p>
         </w:tc>
@@ -9429,7 +9429,7 @@
                 <w:i w:val="0"/>
                 <w:sz w:val="19"/>
               </w:rPr>
-              <w:t>114/2025/QH15 — Luật Phòng bệnh 2025</w:t>
+              <w:t>114/2025/QH15, Luật Phòng bệnh 2025</w:t>
             </w:r>
           </w:p>
         </w:tc>
@@ -9510,7 +9510,7 @@
                 <w:color w:val="0B6B2E"/>
                 <w:sz w:val="19"/>
               </w:rPr>
-              <w:t>114/2025/QH15 — Luật Phòng bệnh 2025</w:t>
+              <w:t>114/2025/QH15, Luật Phòng bệnh 2025</w:t>
             </w:r>
           </w:p>
         </w:tc>
@@ -9526,7 +9526,7 @@
                 <w:i w:val="0"/>
                 <w:sz w:val="19"/>
               </w:rPr>
-              <w:t>114/2025/QH15 — Luật Phòng bệnh 2025</w:t>
+              <w:t>114/2025/QH15, Luật Phòng bệnh 2025</w:t>
             </w:r>
           </w:p>
         </w:tc>
@@ -9606,7 +9606,7 @@
                 <w:i w:val="0"/>
                 <w:sz w:val="19"/>
               </w:rPr>
-              <w:t>13/2024/NĐ-CP — Nghị định 13/2024/NĐ-CP sửa đổi Nghị định 104/2016/NĐ-CP quy định về hoạt động tiêm chủng</w:t>
+              <w:t>13/2024/NĐ-CP, Nghị định 13/2024/NĐ-CP sửa đổi Nghị định 104/2016/NĐ-CP quy định về hoạt động tiêm chủng</w:t>
             </w:r>
           </w:p>
         </w:tc>
@@ -9622,7 +9622,7 @@
                 <w:i w:val="0"/>
                 <w:sz w:val="19"/>
               </w:rPr>
-              <w:t>114/2025/QH15 — Luật Phòng bệnh 2025</w:t>
+              <w:t>114/2025/QH15, Luật Phòng bệnh 2025</w:t>
             </w:r>
           </w:p>
         </w:tc>
@@ -9703,7 +9703,7 @@
                 <w:color w:val="0B6B2E"/>
                 <w:sz w:val="19"/>
               </w:rPr>
-              <w:t>114/2025/QH15 — Luật Phòng bệnh 2025</w:t>
+              <w:t>114/2025/QH15, Luật Phòng bệnh 2025</w:t>
             </w:r>
           </w:p>
         </w:tc>
@@ -9719,7 +9719,7 @@
                 <w:i w:val="0"/>
                 <w:sz w:val="19"/>
               </w:rPr>
-              <w:t>114/2025/QH15 — Luật Phòng bệnh 2025</w:t>
+              <w:t>114/2025/QH15, Luật Phòng bệnh 2025</w:t>
             </w:r>
           </w:p>
         </w:tc>
@@ -9800,7 +9800,7 @@
                 <w:color w:val="0B6B2E"/>
                 <w:sz w:val="19"/>
               </w:rPr>
-              <w:t>114/2025/QH15 — Luật Phòng bệnh 2025</w:t>
+              <w:t>114/2025/QH15, Luật Phòng bệnh 2025</w:t>
             </w:r>
           </w:p>
         </w:tc>
@@ -9816,7 +9816,7 @@
                 <w:i w:val="0"/>
                 <w:sz w:val="19"/>
               </w:rPr>
-              <w:t>114/2025/QH15 — Luật Phòng bệnh 2025</w:t>
+              <w:t>114/2025/QH15, Luật Phòng bệnh 2025</w:t>
             </w:r>
           </w:p>
         </w:tc>
@@ -9897,7 +9897,7 @@
                 <w:color w:val="0B6B2E"/>
                 <w:sz w:val="19"/>
               </w:rPr>
-              <w:t>15/2023/QH15 — Luật khám bệnh, chữa bệnh 2023</w:t>
+              <w:t>15/2023/QH15, Luật khám bệnh, chữa bệnh 2023</w:t>
             </w:r>
           </w:p>
         </w:tc>
@@ -9913,7 +9913,7 @@
                 <w:i w:val="0"/>
                 <w:sz w:val="19"/>
               </w:rPr>
-              <w:t>15/2023/QH15 — Luật khám bệnh, chữa bệnh 2023</w:t>
+              <w:t>15/2023/QH15, Luật khám bệnh, chữa bệnh 2023</w:t>
             </w:r>
           </w:p>
         </w:tc>
@@ -9993,7 +9993,7 @@
                 <w:i w:val="0"/>
                 <w:sz w:val="19"/>
               </w:rPr>
-              <w:t>107/2016/TT-BQP — Thông tư 107/2016/TT-BQP Quy định về khám, chữa bệnh đối với quân nhân chuyên nghiệp có đủ</w:t>
+              <w:t>107/2016/TT-BQP, Thông tư 107/2016/TT-BQP Quy định về khám, chữa bệnh đối với quân nhân chuyên nghiệp có đủ</w:t>
             </w:r>
           </w:p>
         </w:tc>
@@ -10009,7 +10009,7 @@
                 <w:i w:val="0"/>
                 <w:sz w:val="19"/>
               </w:rPr>
-              <w:t>15/2023/QH15 — Luật khám bệnh, chữa bệnh 2023</w:t>
+              <w:t>15/2023/QH15, Luật khám bệnh, chữa bệnh 2023</w:t>
             </w:r>
           </w:p>
         </w:tc>
@@ -10090,7 +10090,7 @@
                 <w:color w:val="0B6B2E"/>
                 <w:sz w:val="19"/>
               </w:rPr>
-              <w:t>15/2023/QH15 — Luật khám bệnh, chữa bệnh 2023</w:t>
+              <w:t>15/2023/QH15, Luật khám bệnh, chữa bệnh 2023</w:t>
             </w:r>
           </w:p>
         </w:tc>
@@ -10106,7 +10106,7 @@
                 <w:i w:val="0"/>
                 <w:sz w:val="19"/>
               </w:rPr>
-              <w:t>15/2023/QH15 — Luật khám bệnh, chữa bệnh 2023</w:t>
+              <w:t>15/2023/QH15, Luật khám bệnh, chữa bệnh 2023</w:t>
             </w:r>
           </w:p>
         </w:tc>
@@ -10187,7 +10187,7 @@
                 <w:color w:val="0B6B2E"/>
                 <w:sz w:val="19"/>
               </w:rPr>
-              <w:t>15/2023/QH15 — Luật khám bệnh, chữa bệnh 2023</w:t>
+              <w:t>15/2023/QH15, Luật khám bệnh, chữa bệnh 2023</w:t>
             </w:r>
           </w:p>
         </w:tc>
@@ -10203,7 +10203,7 @@
                 <w:i w:val="0"/>
                 <w:sz w:val="19"/>
               </w:rPr>
-              <w:t>15/2023/QH15 — Luật khám bệnh, chữa bệnh 2023</w:t>
+              <w:t>15/2023/QH15, Luật khám bệnh, chữa bệnh 2023</w:t>
             </w:r>
           </w:p>
         </w:tc>
@@ -10284,7 +10284,7 @@
                 <w:color w:val="0B6B2E"/>
                 <w:sz w:val="19"/>
               </w:rPr>
-              <w:t>15/2023/QH15 — Luật khám bệnh, chữa bệnh 2023</w:t>
+              <w:t>15/2023/QH15, Luật khám bệnh, chữa bệnh 2023</w:t>
             </w:r>
           </w:p>
         </w:tc>
@@ -10300,7 +10300,7 @@
                 <w:i w:val="0"/>
                 <w:sz w:val="19"/>
               </w:rPr>
-              <w:t>15/2023/QH15 — Luật khám bệnh, chữa bệnh 2023</w:t>
+              <w:t>15/2023/QH15, Luật khám bệnh, chữa bệnh 2023</w:t>
             </w:r>
           </w:p>
         </w:tc>
@@ -10381,7 +10381,7 @@
                 <w:color w:val="0B6B2E"/>
                 <w:sz w:val="19"/>
               </w:rPr>
-              <w:t>15/2023/QH15 — Luật khám bệnh, chữa bệnh 2023</w:t>
+              <w:t>15/2023/QH15, Luật khám bệnh, chữa bệnh 2023</w:t>
             </w:r>
           </w:p>
         </w:tc>
@@ -10397,7 +10397,7 @@
                 <w:i w:val="0"/>
                 <w:sz w:val="19"/>
               </w:rPr>
-              <w:t>15/2023/QH15 — Luật khám bệnh, chữa bệnh 2023</w:t>
+              <w:t>15/2023/QH15, Luật khám bệnh, chữa bệnh 2023</w:t>
             </w:r>
           </w:p>
         </w:tc>
@@ -10478,7 +10478,7 @@
                 <w:color w:val="0B6B2E"/>
                 <w:sz w:val="19"/>
               </w:rPr>
-              <w:t>15/2023/QH15 — Luật khám bệnh, chữa bệnh 2023</w:t>
+              <w:t>15/2023/QH15, Luật khám bệnh, chữa bệnh 2023</w:t>
             </w:r>
           </w:p>
         </w:tc>
@@ -10494,7 +10494,7 @@
                 <w:i w:val="0"/>
                 <w:sz w:val="19"/>
               </w:rPr>
-              <w:t>15/2023/QH15 — Luật khám bệnh, chữa bệnh 2023</w:t>
+              <w:t>15/2023/QH15, Luật khám bệnh, chữa bệnh 2023</w:t>
             </w:r>
           </w:p>
         </w:tc>
@@ -10574,7 +10574,7 @@
                 <w:i w:val="0"/>
                 <w:sz w:val="19"/>
               </w:rPr>
-              <w:t>16/2024/NĐ-CP — Nghị định 16/2024/NĐ-CP về người hành nghề khám bệnh, chữa bệnh và cơ sở khám bệnh, chữa b</w:t>
+              <w:t>16/2024/NĐ-CP, Nghị định 16/2024/NĐ-CP về người hành nghề khám bệnh, chữa bệnh và cơ sở khám bệnh, chữa b</w:t>
             </w:r>
           </w:p>
         </w:tc>
@@ -10590,7 +10590,7 @@
                 <w:i w:val="0"/>
                 <w:sz w:val="19"/>
               </w:rPr>
-              <w:t>15/2023/QH15 — Luật khám bệnh, chữa bệnh 2023</w:t>
+              <w:t>15/2023/QH15, Luật khám bệnh, chữa bệnh 2023</w:t>
             </w:r>
           </w:p>
         </w:tc>
@@ -10671,7 +10671,7 @@
                 <w:color w:val="0B6B2E"/>
                 <w:sz w:val="19"/>
               </w:rPr>
-              <w:t>15/2023/QH15 — Luật khám bệnh, chữa bệnh 2023</w:t>
+              <w:t>15/2023/QH15, Luật khám bệnh, chữa bệnh 2023</w:t>
             </w:r>
           </w:p>
         </w:tc>
@@ -10687,7 +10687,7 @@
                 <w:i w:val="0"/>
                 <w:sz w:val="19"/>
               </w:rPr>
-              <w:t>15/2023/QH15 — Luật khám bệnh, chữa bệnh 2023</w:t>
+              <w:t>15/2023/QH15, Luật khám bệnh, chữa bệnh 2023</w:t>
             </w:r>
           </w:p>
         </w:tc>
@@ -10768,7 +10768,7 @@
                 <w:color w:val="0B6B2E"/>
                 <w:sz w:val="19"/>
               </w:rPr>
-              <w:t>15/2023/QH15 — Luật khám bệnh, chữa bệnh 2023</w:t>
+              <w:t>15/2023/QH15, Luật khám bệnh, chữa bệnh 2023</w:t>
             </w:r>
           </w:p>
         </w:tc>
@@ -10784,7 +10784,7 @@
                 <w:i w:val="0"/>
                 <w:sz w:val="19"/>
               </w:rPr>
-              <w:t>15/2023/QH15 — Luật khám bệnh, chữa bệnh 2023</w:t>
+              <w:t>15/2023/QH15, Luật khám bệnh, chữa bệnh 2023</w:t>
             </w:r>
           </w:p>
         </w:tc>
@@ -10865,7 +10865,7 @@
                 <w:color w:val="0B6B2E"/>
                 <w:sz w:val="19"/>
               </w:rPr>
-              <w:t>15/2023/QH15 — Luật khám bệnh, chữa bệnh 2023</w:t>
+              <w:t>15/2023/QH15, Luật khám bệnh, chữa bệnh 2023</w:t>
             </w:r>
           </w:p>
         </w:tc>
@@ -10881,7 +10881,7 @@
                 <w:i w:val="0"/>
                 <w:sz w:val="19"/>
               </w:rPr>
-              <w:t>15/2023/QH15 — Luật khám bệnh, chữa bệnh 2023</w:t>
+              <w:t>15/2023/QH15, Luật khám bệnh, chữa bệnh 2023</w:t>
             </w:r>
           </w:p>
         </w:tc>
@@ -10962,7 +10962,7 @@
                 <w:color w:val="0B6B2E"/>
                 <w:sz w:val="19"/>
               </w:rPr>
-              <w:t>15/2023/QH15 — Luật khám bệnh, chữa bệnh 2023</w:t>
+              <w:t>15/2023/QH15, Luật khám bệnh, chữa bệnh 2023</w:t>
             </w:r>
           </w:p>
         </w:tc>
@@ -10978,7 +10978,7 @@
                 <w:i w:val="0"/>
                 <w:sz w:val="19"/>
               </w:rPr>
-              <w:t>15/2023/QH15 — Luật khám bệnh, chữa bệnh 2023</w:t>
+              <w:t>15/2023/QH15, Luật khám bệnh, chữa bệnh 2023</w:t>
             </w:r>
           </w:p>
         </w:tc>
@@ -11058,7 +11058,7 @@
                 <w:i w:val="0"/>
                 <w:sz w:val="19"/>
               </w:rPr>
-              <w:t>44/2024/QH15 — Luật Dược sửa đổi 2024</w:t>
+              <w:t>44/2024/QH15, Luật Dược sửa đổi 2024</w:t>
             </w:r>
           </w:p>
         </w:tc>
@@ -11074,7 +11074,7 @@
                 <w:i w:val="0"/>
                 <w:sz w:val="19"/>
               </w:rPr>
-              <w:t>15/2023/QH15 — Luật khám bệnh, chữa bệnh 2023</w:t>
+              <w:t>15/2023/QH15, Luật khám bệnh, chữa bệnh 2023</w:t>
             </w:r>
           </w:p>
         </w:tc>
@@ -11154,7 +11154,7 @@
                 <w:i w:val="0"/>
                 <w:sz w:val="19"/>
               </w:rPr>
-              <w:t>07/2023/NĐ-CP — Nghị định 07/2023/NĐ-CP sửa đổi Nghị định 98/2021/NĐ-CP về quản lý trang thiết bị y tế</w:t>
+              <w:t>07/2023/NĐ-CP, Nghị định 07/2023/NĐ-CP sửa đổi Nghị định 98/2021/NĐ-CP về quản lý trang thiết bị y tế</w:t>
             </w:r>
           </w:p>
         </w:tc>
@@ -11170,7 +11170,7 @@
                 <w:i w:val="0"/>
                 <w:sz w:val="19"/>
               </w:rPr>
-              <w:t>15/2023/QH15 — Luật khám bệnh, chữa bệnh 2023</w:t>
+              <w:t>15/2023/QH15, Luật khám bệnh, chữa bệnh 2023</w:t>
             </w:r>
           </w:p>
         </w:tc>
@@ -11250,7 +11250,7 @@
                 <w:i w:val="0"/>
                 <w:sz w:val="19"/>
               </w:rPr>
-              <w:t>35/2013/TT-BYT — Thông tư 35/2013/TT-BYT quy định về thu hồi chứng chỉ hành nghề, giấy phép hoạt động và đì</w:t>
+              <w:t>35/2013/TT-BYT, Thông tư 35/2013/TT-BYT quy định về thu hồi chứng chỉ hành nghề, giấy phép hoạt động và đì</w:t>
             </w:r>
           </w:p>
         </w:tc>
@@ -11266,7 +11266,7 @@
                 <w:i w:val="0"/>
                 <w:sz w:val="19"/>
               </w:rPr>
-              <w:t>15/2023/QH15 — Luật khám bệnh, chữa bệnh 2023</w:t>
+              <w:t>15/2023/QH15, Luật khám bệnh, chữa bệnh 2023</w:t>
             </w:r>
           </w:p>
         </w:tc>
@@ -11347,7 +11347,7 @@
                 <w:color w:val="0B6B2E"/>
                 <w:sz w:val="19"/>
               </w:rPr>
-              <w:t>15/2023/QH15 — Luật khám bệnh, chữa bệnh 2023</w:t>
+              <w:t>15/2023/QH15, Luật khám bệnh, chữa bệnh 2023</w:t>
             </w:r>
           </w:p>
         </w:tc>
@@ -11363,7 +11363,7 @@
                 <w:i w:val="0"/>
                 <w:sz w:val="19"/>
               </w:rPr>
-              <w:t>15/2023/QH15 — Luật khám bệnh, chữa bệnh 2023</w:t>
+              <w:t>15/2023/QH15, Luật khám bệnh, chữa bệnh 2023</w:t>
             </w:r>
           </w:p>
         </w:tc>
@@ -11444,7 +11444,7 @@
                 <w:color w:val="0B6B2E"/>
                 <w:sz w:val="19"/>
               </w:rPr>
-              <w:t>39/VBHN-VPQH — Văn bản hợp nhất 39/VBHN-VPQH năm 2025 hợp nhất Luật Dược do Văn phòng Quốc hội ban hành</w:t>
+              <w:t>39/VBHN-VPQH, Văn bản hợp nhất 39/VBHN-VPQH năm 2025 hợp nhất Luật Dược do Văn phòng Quốc hội ban hành</w:t>
             </w:r>
           </w:p>
         </w:tc>
@@ -11460,7 +11460,7 @@
                 <w:i w:val="0"/>
                 <w:sz w:val="19"/>
               </w:rPr>
-              <w:t>105/2016/QH13 — Luật Dược 2016 (+2 VB)</w:t>
+              <w:t>105/2016/QH13, Luật Dược 2016 (+2 VB)</w:t>
             </w:r>
           </w:p>
         </w:tc>
@@ -11541,7 +11541,7 @@
                 <w:color w:val="0B6B2E"/>
                 <w:sz w:val="19"/>
               </w:rPr>
-              <w:t>105/2016/QH13 — Luật Dược 2016</w:t>
+              <w:t>105/2016/QH13, Luật Dược 2016</w:t>
             </w:r>
           </w:p>
         </w:tc>
@@ -11557,7 +11557,7 @@
                 <w:i w:val="0"/>
                 <w:sz w:val="19"/>
               </w:rPr>
-              <w:t>105/2016/QH13 — Luật Dược 2016 (+2 VB)</w:t>
+              <w:t>105/2016/QH13, Luật Dược 2016 (+2 VB)</w:t>
             </w:r>
           </w:p>
         </w:tc>
@@ -11638,7 +11638,7 @@
                 <w:color w:val="0B6B2E"/>
                 <w:sz w:val="19"/>
               </w:rPr>
-              <w:t>39/VBHN-VPQH — Văn bản hợp nhất 39/VBHN-VPQH năm 2025 hợp nhất Luật Dược do Văn phòng Quốc hội ban hành</w:t>
+              <w:t>39/VBHN-VPQH, Văn bản hợp nhất 39/VBHN-VPQH năm 2025 hợp nhất Luật Dược do Văn phòng Quốc hội ban hành</w:t>
             </w:r>
           </w:p>
         </w:tc>
@@ -11654,7 +11654,7 @@
                 <w:i w:val="0"/>
                 <w:sz w:val="19"/>
               </w:rPr>
-              <w:t>105/2016/QH13 — Luật Dược 2016 (+2 VB)</w:t>
+              <w:t>105/2016/QH13, Luật Dược 2016 (+2 VB)</w:t>
             </w:r>
           </w:p>
         </w:tc>
@@ -11735,7 +11735,7 @@
                 <w:color w:val="0B6B2E"/>
                 <w:sz w:val="19"/>
               </w:rPr>
-              <w:t>39/VBHN-VPQH — Văn bản hợp nhất 39/VBHN-VPQH năm 2025 hợp nhất Luật Dược do Văn phòng Quốc hội ban hành</w:t>
+              <w:t>39/VBHN-VPQH, Văn bản hợp nhất 39/VBHN-VPQH năm 2025 hợp nhất Luật Dược do Văn phòng Quốc hội ban hành</w:t>
             </w:r>
           </w:p>
         </w:tc>
@@ -11751,7 +11751,7 @@
                 <w:i w:val="0"/>
                 <w:sz w:val="19"/>
               </w:rPr>
-              <w:t>105/2016/QH13 — Luật Dược 2016 (+2 VB)</w:t>
+              <w:t>105/2016/QH13, Luật Dược 2016 (+2 VB)</w:t>
             </w:r>
           </w:p>
         </w:tc>
@@ -11832,7 +11832,7 @@
                 <w:color w:val="0B6B2E"/>
                 <w:sz w:val="19"/>
               </w:rPr>
-              <w:t>39/VBHN-VPQH — Văn bản hợp nhất 39/VBHN-VPQH năm 2025 hợp nhất Luật Dược do Văn phòng Quốc hội ban hành</w:t>
+              <w:t>39/VBHN-VPQH, Văn bản hợp nhất 39/VBHN-VPQH năm 2025 hợp nhất Luật Dược do Văn phòng Quốc hội ban hành</w:t>
             </w:r>
           </w:p>
         </w:tc>
@@ -11848,7 +11848,7 @@
                 <w:i w:val="0"/>
                 <w:sz w:val="19"/>
               </w:rPr>
-              <w:t>105/2016/QH13 — Luật Dược 2016 (+2 VB)</w:t>
+              <w:t>105/2016/QH13, Luật Dược 2016 (+2 VB)</w:t>
             </w:r>
           </w:p>
         </w:tc>
@@ -11929,7 +11929,7 @@
                 <w:color w:val="0B6B2E"/>
                 <w:sz w:val="19"/>
               </w:rPr>
-              <w:t>39/VBHN-VPQH — Văn bản hợp nhất 39/VBHN-VPQH năm 2025 hợp nhất Luật Dược do Văn phòng Quốc hội ban hành</w:t>
+              <w:t>39/VBHN-VPQH, Văn bản hợp nhất 39/VBHN-VPQH năm 2025 hợp nhất Luật Dược do Văn phòng Quốc hội ban hành</w:t>
             </w:r>
           </w:p>
         </w:tc>
@@ -11945,7 +11945,7 @@
                 <w:i w:val="0"/>
                 <w:sz w:val="19"/>
               </w:rPr>
-              <w:t>105/2016/QH13 — Luật Dược 2016 (+2 VB)</w:t>
+              <w:t>105/2016/QH13, Luật Dược 2016 (+2 VB)</w:t>
             </w:r>
           </w:p>
         </w:tc>
@@ -12025,7 +12025,7 @@
                 <w:i w:val="0"/>
                 <w:sz w:val="19"/>
               </w:rPr>
-              <w:t>163/2025/NĐ-CP — Nghị định 163/2025/NĐ-CP hướng dẫn và biện pháp để tổ chức, thi hành Luật Dược</w:t>
+              <w:t>163/2025/NĐ-CP, Nghị định 163/2025/NĐ-CP hướng dẫn và biện pháp để tổ chức, thi hành Luật Dược</w:t>
             </w:r>
           </w:p>
         </w:tc>
@@ -12041,7 +12041,7 @@
                 <w:i w:val="0"/>
                 <w:sz w:val="19"/>
               </w:rPr>
-              <w:t>105/2016/QH13 — Luật Dược 2016 (+2 VB)</w:t>
+              <w:t>105/2016/QH13, Luật Dược 2016 (+2 VB)</w:t>
             </w:r>
           </w:p>
         </w:tc>
@@ -12122,7 +12122,7 @@
                 <w:color w:val="0B6B2E"/>
                 <w:sz w:val="19"/>
               </w:rPr>
-              <w:t>105/2016/QH13 — Luật Dược 2016</w:t>
+              <w:t>105/2016/QH13, Luật Dược 2016</w:t>
             </w:r>
           </w:p>
         </w:tc>
@@ -12138,7 +12138,7 @@
                 <w:i w:val="0"/>
                 <w:sz w:val="19"/>
               </w:rPr>
-              <w:t>105/2016/QH13 — Luật Dược 2016 (+2 VB)</w:t>
+              <w:t>105/2016/QH13, Luật Dược 2016 (+2 VB)</w:t>
             </w:r>
           </w:p>
         </w:tc>
@@ -12219,7 +12219,7 @@
                 <w:color w:val="0B6B2E"/>
                 <w:sz w:val="19"/>
               </w:rPr>
-              <w:t>39/VBHN-VPQH — Văn bản hợp nhất 39/VBHN-VPQH năm 2025 hợp nhất Luật Dược do Văn phòng Quốc hội ban hành</w:t>
+              <w:t>39/VBHN-VPQH, Văn bản hợp nhất 39/VBHN-VPQH năm 2025 hợp nhất Luật Dược do Văn phòng Quốc hội ban hành</w:t>
             </w:r>
           </w:p>
         </w:tc>
@@ -12235,7 +12235,7 @@
                 <w:i w:val="0"/>
                 <w:sz w:val="19"/>
               </w:rPr>
-              <w:t>105/2016/QH13 — Luật Dược 2016 (+2 VB)</w:t>
+              <w:t>105/2016/QH13, Luật Dược 2016 (+2 VB)</w:t>
             </w:r>
           </w:p>
         </w:tc>
@@ -12316,7 +12316,7 @@
                 <w:color w:val="0B6B2E"/>
                 <w:sz w:val="19"/>
               </w:rPr>
-              <w:t>105/2016/QH13 — Luật Dược 2016</w:t>
+              <w:t>105/2016/QH13, Luật Dược 2016</w:t>
             </w:r>
           </w:p>
         </w:tc>
@@ -12332,7 +12332,7 @@
                 <w:i w:val="0"/>
                 <w:sz w:val="19"/>
               </w:rPr>
-              <w:t>105/2016/QH13 — Luật Dược 2016 (+2 VB)</w:t>
+              <w:t>105/2016/QH13, Luật Dược 2016 (+2 VB)</w:t>
             </w:r>
           </w:p>
         </w:tc>
@@ -12413,7 +12413,7 @@
                 <w:color w:val="0B6B2E"/>
                 <w:sz w:val="19"/>
               </w:rPr>
-              <w:t>39/VBHN-VPQH — Văn bản hợp nhất 39/VBHN-VPQH năm 2025 hợp nhất Luật Dược do Văn phòng Quốc hội ban hành</w:t>
+              <w:t>39/VBHN-VPQH, Văn bản hợp nhất 39/VBHN-VPQH năm 2025 hợp nhất Luật Dược do Văn phòng Quốc hội ban hành</w:t>
             </w:r>
           </w:p>
         </w:tc>
@@ -12429,7 +12429,7 @@
                 <w:i w:val="0"/>
                 <w:sz w:val="19"/>
               </w:rPr>
-              <w:t>105/2016/QH13 — Luật Dược 2016 (+2 VB)</w:t>
+              <w:t>105/2016/QH13, Luật Dược 2016 (+2 VB)</w:t>
             </w:r>
           </w:p>
         </w:tc>
@@ -12510,7 +12510,7 @@
                 <w:color w:val="0B6B2E"/>
                 <w:sz w:val="19"/>
               </w:rPr>
-              <w:t>105/2016/QH13 — Luật Dược 2016</w:t>
+              <w:t>105/2016/QH13, Luật Dược 2016</w:t>
             </w:r>
           </w:p>
         </w:tc>
@@ -12526,7 +12526,7 @@
                 <w:i w:val="0"/>
                 <w:sz w:val="19"/>
               </w:rPr>
-              <w:t>105/2016/QH13 — Luật Dược 2016 (+2 VB)</w:t>
+              <w:t>105/2016/QH13, Luật Dược 2016 (+2 VB)</w:t>
             </w:r>
           </w:p>
         </w:tc>
@@ -12607,7 +12607,7 @@
                 <w:color w:val="0B6B2E"/>
                 <w:sz w:val="19"/>
               </w:rPr>
-              <w:t>39/VBHN-VPQH — Văn bản hợp nhất 39/VBHN-VPQH năm 2025 hợp nhất Luật Dược do Văn phòng Quốc hội ban hành</w:t>
+              <w:t>39/VBHN-VPQH, Văn bản hợp nhất 39/VBHN-VPQH năm 2025 hợp nhất Luật Dược do Văn phòng Quốc hội ban hành</w:t>
             </w:r>
           </w:p>
         </w:tc>
@@ -12623,7 +12623,7 @@
                 <w:i w:val="0"/>
                 <w:sz w:val="19"/>
               </w:rPr>
-              <w:t>105/2016/QH13 — Luật Dược 2016 (+2 VB)</w:t>
+              <w:t>105/2016/QH13, Luật Dược 2016 (+2 VB)</w:t>
             </w:r>
           </w:p>
         </w:tc>
@@ -12704,7 +12704,7 @@
                 <w:color w:val="0B6B2E"/>
                 <w:sz w:val="19"/>
               </w:rPr>
-              <w:t>39/VBHN-VPQH — Văn bản hợp nhất 39/VBHN-VPQH năm 2025 hợp nhất Luật Dược do Văn phòng Quốc hội ban hành</w:t>
+              <w:t>39/VBHN-VPQH, Văn bản hợp nhất 39/VBHN-VPQH năm 2025 hợp nhất Luật Dược do Văn phòng Quốc hội ban hành</w:t>
             </w:r>
           </w:p>
         </w:tc>
@@ -12720,7 +12720,7 @@
                 <w:i w:val="0"/>
                 <w:sz w:val="19"/>
               </w:rPr>
-              <w:t>105/2016/QH13 — Luật Dược 2016 (+2 VB)</w:t>
+              <w:t>105/2016/QH13, Luật Dược 2016 (+2 VB)</w:t>
             </w:r>
           </w:p>
         </w:tc>
@@ -12801,7 +12801,7 @@
                 <w:color w:val="0B6B2E"/>
                 <w:sz w:val="19"/>
               </w:rPr>
-              <w:t>44/2024/QH15 — Luật Dược sửa đổi 2024</w:t>
+              <w:t>44/2024/QH15, Luật Dược sửa đổi 2024</w:t>
             </w:r>
           </w:p>
         </w:tc>
@@ -12817,7 +12817,7 @@
                 <w:i w:val="0"/>
                 <w:sz w:val="19"/>
               </w:rPr>
-              <w:t>105/2016/QH13 — Luật Dược 2016 (+2 VB)</w:t>
+              <w:t>105/2016/QH13, Luật Dược 2016 (+2 VB)</w:t>
             </w:r>
           </w:p>
         </w:tc>
@@ -12898,7 +12898,7 @@
                 <w:color w:val="0B6B2E"/>
                 <w:sz w:val="19"/>
               </w:rPr>
-              <w:t>39/VBHN-VPQH — Văn bản hợp nhất 39/VBHN-VPQH năm 2025 hợp nhất Luật Dược do Văn phòng Quốc hội ban hành</w:t>
+              <w:t>39/VBHN-VPQH, Văn bản hợp nhất 39/VBHN-VPQH năm 2025 hợp nhất Luật Dược do Văn phòng Quốc hội ban hành</w:t>
             </w:r>
           </w:p>
         </w:tc>
@@ -12914,7 +12914,7 @@
                 <w:i w:val="0"/>
                 <w:sz w:val="19"/>
               </w:rPr>
-              <w:t>105/2016/QH13 — Luật Dược 2016 (+2 VB)</w:t>
+              <w:t>105/2016/QH13, Luật Dược 2016 (+2 VB)</w:t>
             </w:r>
           </w:p>
         </w:tc>
@@ -12994,7 +12994,7 @@
                 <w:i w:val="0"/>
                 <w:sz w:val="19"/>
               </w:rPr>
-              <w:t>44/2019/QH14 — Luật Phòng, chống tác hại của rượu, bia 2019</w:t>
+              <w:t>44/2019/QH14, Luật Phòng, chống tác hại của rượu, bia 2019</w:t>
             </w:r>
           </w:p>
         </w:tc>
@@ -13010,7 +13010,7 @@
                 <w:i w:val="0"/>
                 <w:sz w:val="19"/>
               </w:rPr>
-              <w:t>55/2010/QH12 — Luật an toàn thực phẩm 2010 (+2 VB)</w:t>
+              <w:t>55/2010/QH12, Luật an toàn thực phẩm 2010 (+2 VB)</w:t>
             </w:r>
           </w:p>
         </w:tc>
@@ -13091,7 +13091,7 @@
                 <w:color w:val="0B6B2E"/>
                 <w:sz w:val="19"/>
               </w:rPr>
-              <w:t>55/2010/QH12 — Luật an toàn thực phẩm 2010</w:t>
+              <w:t>55/2010/QH12, Luật an toàn thực phẩm 2010</w:t>
             </w:r>
           </w:p>
         </w:tc>
@@ -13107,7 +13107,7 @@
                 <w:i w:val="0"/>
                 <w:sz w:val="19"/>
               </w:rPr>
-              <w:t>55/2010/QH12 — Luật an toàn thực phẩm 2010 (+2 VB)</w:t>
+              <w:t>55/2010/QH12, Luật an toàn thực phẩm 2010 (+2 VB)</w:t>
             </w:r>
           </w:p>
         </w:tc>
@@ -13188,7 +13188,7 @@
                 <w:color w:val="0B6B2E"/>
                 <w:sz w:val="19"/>
               </w:rPr>
-              <w:t>55/2010/QH12 — Luật an toàn thực phẩm 2010</w:t>
+              <w:t>55/2010/QH12, Luật an toàn thực phẩm 2010</w:t>
             </w:r>
           </w:p>
         </w:tc>
@@ -13204,7 +13204,7 @@
                 <w:i w:val="0"/>
                 <w:sz w:val="19"/>
               </w:rPr>
-              <w:t>55/2010/QH12 — Luật an toàn thực phẩm 2010 (+2 VB)</w:t>
+              <w:t>55/2010/QH12, Luật an toàn thực phẩm 2010 (+2 VB)</w:t>
             </w:r>
           </w:p>
         </w:tc>
@@ -13285,7 +13285,7 @@
                 <w:color w:val="0B6B2E"/>
                 <w:sz w:val="19"/>
               </w:rPr>
-              <w:t>55/2010/QH12 — Luật an toàn thực phẩm 2010</w:t>
+              <w:t>55/2010/QH12, Luật an toàn thực phẩm 2010</w:t>
             </w:r>
           </w:p>
         </w:tc>
@@ -13301,7 +13301,7 @@
                 <w:i w:val="0"/>
                 <w:sz w:val="19"/>
               </w:rPr>
-              <w:t>55/2010/QH12 — Luật an toàn thực phẩm 2010 (+2 VB)</w:t>
+              <w:t>55/2010/QH12, Luật an toàn thực phẩm 2010 (+2 VB)</w:t>
             </w:r>
           </w:p>
         </w:tc>
@@ -13382,7 +13382,7 @@
                 <w:color w:val="0B6B2E"/>
                 <w:sz w:val="19"/>
               </w:rPr>
-              <w:t>55/2010/QH12 — Luật an toàn thực phẩm 2010</w:t>
+              <w:t>55/2010/QH12, Luật an toàn thực phẩm 2010</w:t>
             </w:r>
           </w:p>
         </w:tc>
@@ -13398,7 +13398,7 @@
                 <w:i w:val="0"/>
                 <w:sz w:val="19"/>
               </w:rPr>
-              <w:t>55/2010/QH12 — Luật an toàn thực phẩm 2010 (+2 VB)</w:t>
+              <w:t>55/2010/QH12, Luật an toàn thực phẩm 2010 (+2 VB)</w:t>
             </w:r>
           </w:p>
         </w:tc>
@@ -13479,7 +13479,7 @@
                 <w:color w:val="0B6B2E"/>
                 <w:sz w:val="19"/>
               </w:rPr>
-              <w:t>55/2010/QH12 — Luật an toàn thực phẩm 2010</w:t>
+              <w:t>55/2010/QH12, Luật an toàn thực phẩm 2010</w:t>
             </w:r>
           </w:p>
         </w:tc>
@@ -13495,7 +13495,7 @@
                 <w:i w:val="0"/>
                 <w:sz w:val="19"/>
               </w:rPr>
-              <w:t>55/2010/QH12 — Luật an toàn thực phẩm 2010 (+2 VB)</w:t>
+              <w:t>55/2010/QH12, Luật an toàn thực phẩm 2010 (+2 VB)</w:t>
             </w:r>
           </w:p>
         </w:tc>
@@ -13575,7 +13575,7 @@
                 <w:i w:val="0"/>
                 <w:sz w:val="19"/>
               </w:rPr>
-              <w:t>39/VBHN-VPQH — Văn bản hợp nhất 39/VBHN-VPQH năm 2025 hợp nhất Luật Dược do Văn phòng Quốc hội ban hành</w:t>
+              <w:t>39/VBHN-VPQH, Văn bản hợp nhất 39/VBHN-VPQH năm 2025 hợp nhất Luật Dược do Văn phòng Quốc hội ban hành</w:t>
             </w:r>
           </w:p>
         </w:tc>
@@ -13591,7 +13591,7 @@
                 <w:i w:val="0"/>
                 <w:sz w:val="19"/>
               </w:rPr>
-              <w:t>55/2010/QH12 — Luật an toàn thực phẩm 2010 (+2 VB)</w:t>
+              <w:t>55/2010/QH12, Luật an toàn thực phẩm 2010 (+2 VB)</w:t>
             </w:r>
           </w:p>
         </w:tc>
@@ -13671,7 +13671,7 @@
                 <w:i w:val="0"/>
                 <w:sz w:val="19"/>
               </w:rPr>
-              <w:t>1152/QĐ-UBND — Quyết định 1152/QĐ-UBND năm 2019 giao cơ quan cấp giấy chứng nhận cơ sở đủ điều kiện an to</w:t>
+              <w:t>1152/QĐ-UBND, Quyết định 1152/QĐ-UBND năm 2019 giao cơ quan cấp giấy chứng nhận cơ sở đủ điều kiện an to</w:t>
             </w:r>
           </w:p>
         </w:tc>
@@ -13687,7 +13687,7 @@
                 <w:i w:val="0"/>
                 <w:sz w:val="19"/>
               </w:rPr>
-              <w:t>55/2010/QH12 — Luật an toàn thực phẩm 2010 (+2 VB)</w:t>
+              <w:t>55/2010/QH12, Luật an toàn thực phẩm 2010 (+2 VB)</w:t>
             </w:r>
           </w:p>
         </w:tc>
@@ -13768,7 +13768,7 @@
                 <w:color w:val="0B6B2E"/>
                 <w:sz w:val="19"/>
               </w:rPr>
-              <w:t>02/VBHN-VPQH — Văn bản hợp nhất 02/VBHN-VPQH năm 2018 hợp nhất Luật An toàn thực phẩm do Văn phòng Quốc h</w:t>
+              <w:t>02/VBHN-VPQH, Văn bản hợp nhất 02/VBHN-VPQH năm 2018 hợp nhất Luật An toàn thực phẩm do Văn phòng Quốc h</w:t>
             </w:r>
           </w:p>
         </w:tc>
@@ -13784,7 +13784,7 @@
                 <w:i w:val="0"/>
                 <w:sz w:val="19"/>
               </w:rPr>
-              <w:t>55/2010/QH12 — Luật an toàn thực phẩm 2010 (+2 VB)</w:t>
+              <w:t>55/2010/QH12, Luật an toàn thực phẩm 2010 (+2 VB)</w:t>
             </w:r>
           </w:p>
         </w:tc>
@@ -13865,7 +13865,7 @@
                 <w:color w:val="0B6B2E"/>
                 <w:sz w:val="19"/>
               </w:rPr>
-              <w:t>61/VBHN-VPQH — Văn bản hợp nhất 61/VBHN-VPQH năm 2025 hợp nhất Luật An toàn thực phẩm do Văn phòng Quốc h</w:t>
+              <w:t>61/VBHN-VPQH, Văn bản hợp nhất 61/VBHN-VPQH năm 2025 hợp nhất Luật An toàn thực phẩm do Văn phòng Quốc h</w:t>
             </w:r>
           </w:p>
         </w:tc>
@@ -13881,7 +13881,7 @@
                 <w:i w:val="0"/>
                 <w:sz w:val="19"/>
               </w:rPr>
-              <w:t>55/2010/QH12 — Luật an toàn thực phẩm 2010 (+2 VB)</w:t>
+              <w:t>55/2010/QH12, Luật an toàn thực phẩm 2010 (+2 VB)</w:t>
             </w:r>
           </w:p>
         </w:tc>
@@ -13962,7 +13962,7 @@
                 <w:color w:val="0B6B2E"/>
                 <w:sz w:val="19"/>
               </w:rPr>
-              <w:t>55/2010/QH12 — Luật an toàn thực phẩm 2010</w:t>
+              <w:t>55/2010/QH12, Luật an toàn thực phẩm 2010</w:t>
             </w:r>
           </w:p>
         </w:tc>
@@ -13978,7 +13978,7 @@
                 <w:i w:val="0"/>
                 <w:sz w:val="19"/>
               </w:rPr>
-              <w:t>55/2010/QH12 — Luật an toàn thực phẩm 2010 (+2 VB)</w:t>
+              <w:t>55/2010/QH12, Luật an toàn thực phẩm 2010 (+2 VB)</w:t>
             </w:r>
           </w:p>
         </w:tc>
@@ -14058,7 +14058,7 @@
                 <w:i w:val="0"/>
                 <w:sz w:val="19"/>
               </w:rPr>
-              <w:t>867/QĐ-UBND — Quyết định 867/QĐ-UBND năm 2013 công bố thủ tục hành chính sửa đổi và bãi bỏ thuộc thẩm qu</w:t>
+              <w:t>867/QĐ-UBND, Quyết định 867/QĐ-UBND năm 2013 công bố thủ tục hành chính sửa đổi và bãi bỏ thuộc thẩm qu</w:t>
             </w:r>
           </w:p>
         </w:tc>
@@ -14074,7 +14074,7 @@
                 <w:i w:val="0"/>
                 <w:sz w:val="19"/>
               </w:rPr>
-              <w:t>55/2010/QH12 — Luật an toàn thực phẩm 2010 (+2 VB)</w:t>
+              <w:t>55/2010/QH12, Luật an toàn thực phẩm 2010 (+2 VB)</w:t>
             </w:r>
           </w:p>
         </w:tc>
@@ -14155,7 +14155,7 @@
                 <w:color w:val="0B6B2E"/>
                 <w:sz w:val="19"/>
               </w:rPr>
-              <w:t>55/2010/QH12 — Luật an toàn thực phẩm 2010</w:t>
+              <w:t>55/2010/QH12, Luật an toàn thực phẩm 2010</w:t>
             </w:r>
           </w:p>
         </w:tc>
@@ -14171,7 +14171,7 @@
                 <w:i w:val="0"/>
                 <w:sz w:val="19"/>
               </w:rPr>
-              <w:t>55/2010/QH12 — Luật an toàn thực phẩm 2010 (+2 VB)</w:t>
+              <w:t>55/2010/QH12, Luật an toàn thực phẩm 2010 (+2 VB)</w:t>
             </w:r>
           </w:p>
         </w:tc>
@@ -14252,7 +14252,7 @@
                 <w:color w:val="0B6B2E"/>
                 <w:sz w:val="19"/>
               </w:rPr>
-              <w:t>61/VBHN-VPQH — Văn bản hợp nhất 61/VBHN-VPQH năm 2025 hợp nhất Luật An toàn thực phẩm do Văn phòng Quốc h</w:t>
+              <w:t>61/VBHN-VPQH, Văn bản hợp nhất 61/VBHN-VPQH năm 2025 hợp nhất Luật An toàn thực phẩm do Văn phòng Quốc h</w:t>
             </w:r>
           </w:p>
         </w:tc>
@@ -14268,7 +14268,7 @@
                 <w:i w:val="0"/>
                 <w:sz w:val="19"/>
               </w:rPr>
-              <w:t>55/2010/QH12 — Luật an toàn thực phẩm 2010 (+2 VB)</w:t>
+              <w:t>55/2010/QH12, Luật an toàn thực phẩm 2010 (+2 VB)</w:t>
             </w:r>
           </w:p>
         </w:tc>
@@ -14349,7 +14349,7 @@
                 <w:color w:val="0B6B2E"/>
                 <w:sz w:val="19"/>
               </w:rPr>
-              <w:t>55/2010/QH12 — Luật an toàn thực phẩm 2010</w:t>
+              <w:t>55/2010/QH12, Luật an toàn thực phẩm 2010</w:t>
             </w:r>
           </w:p>
         </w:tc>
@@ -14365,7 +14365,7 @@
                 <w:i w:val="0"/>
                 <w:sz w:val="19"/>
               </w:rPr>
-              <w:t>55/2010/QH12 — Luật an toàn thực phẩm 2010 (+2 VB)</w:t>
+              <w:t>55/2010/QH12, Luật an toàn thực phẩm 2010 (+2 VB)</w:t>
             </w:r>
           </w:p>
         </w:tc>
@@ -14446,7 +14446,7 @@
                 <w:color w:val="0B6B2E"/>
                 <w:sz w:val="19"/>
               </w:rPr>
-              <w:t>55/2010/QH12 — Luật an toàn thực phẩm 2010</w:t>
+              <w:t>55/2010/QH12, Luật an toàn thực phẩm 2010</w:t>
             </w:r>
           </w:p>
         </w:tc>
@@ -14462,7 +14462,7 @@
                 <w:i w:val="0"/>
                 <w:sz w:val="19"/>
               </w:rPr>
-              <w:t>55/2010/QH12 — Luật an toàn thực phẩm 2010 (+2 VB)</w:t>
+              <w:t>55/2010/QH12, Luật an toàn thực phẩm 2010 (+2 VB)</w:t>
             </w:r>
           </w:p>
         </w:tc>
@@ -14542,7 +14542,7 @@
                 <w:i w:val="0"/>
                 <w:sz w:val="19"/>
               </w:rPr>
-              <w:t>15/2023/QH15 — Luật khám bệnh, chữa bệnh 2023</w:t>
+              <w:t>15/2023/QH15, Luật khám bệnh, chữa bệnh 2023</w:t>
             </w:r>
           </w:p>
         </w:tc>
@@ -14558,7 +14558,7 @@
                 <w:i w:val="0"/>
                 <w:sz w:val="19"/>
               </w:rPr>
-              <w:t>46/2014/QH13 — Luật Bảo hiểm y tế sửa đổi 2014 (+1 VB)</w:t>
+              <w:t>46/2014/QH13, Luật Bảo hiểm y tế sửa đổi 2014 (+1 VB)</w:t>
             </w:r>
           </w:p>
         </w:tc>
@@ -14639,7 +14639,7 @@
                 <w:color w:val="0B6B2E"/>
                 <w:sz w:val="19"/>
               </w:rPr>
-              <w:t>51/2024/QH15 — Luật Bảo hiểm y tế sửa đổi 2024</w:t>
+              <w:t>51/2024/QH15, Luật Bảo hiểm y tế sửa đổi 2024</w:t>
             </w:r>
           </w:p>
         </w:tc>
@@ -14655,7 +14655,7 @@
                 <w:i w:val="0"/>
                 <w:sz w:val="19"/>
               </w:rPr>
-              <w:t>46/2014/QH13 — Luật Bảo hiểm y tế sửa đổi 2014 (+1 VB)</w:t>
+              <w:t>46/2014/QH13, Luật Bảo hiểm y tế sửa đổi 2014 (+1 VB)</w:t>
             </w:r>
           </w:p>
         </w:tc>
@@ -14736,7 +14736,7 @@
                 <w:color w:val="0B6B2E"/>
                 <w:sz w:val="19"/>
               </w:rPr>
-              <w:t>46/2014/QH13 — Luật Bảo hiểm y tế sửa đổi 2014</w:t>
+              <w:t>46/2014/QH13, Luật Bảo hiểm y tế sửa đổi 2014</w:t>
             </w:r>
           </w:p>
         </w:tc>
@@ -14752,7 +14752,7 @@
                 <w:i w:val="0"/>
                 <w:sz w:val="19"/>
               </w:rPr>
-              <w:t>46/2014/QH13 — Luật Bảo hiểm y tế sửa đổi 2014 (+1 VB)</w:t>
+              <w:t>46/2014/QH13, Luật Bảo hiểm y tế sửa đổi 2014 (+1 VB)</w:t>
             </w:r>
           </w:p>
         </w:tc>
@@ -14833,7 +14833,7 @@
                 <w:color w:val="0B6B2E"/>
                 <w:sz w:val="19"/>
               </w:rPr>
-              <w:t>51/2024/QH15 — Luật Bảo hiểm y tế sửa đổi 2024</w:t>
+              <w:t>51/2024/QH15, Luật Bảo hiểm y tế sửa đổi 2024</w:t>
             </w:r>
           </w:p>
         </w:tc>
@@ -14849,7 +14849,7 @@
                 <w:i w:val="0"/>
                 <w:sz w:val="19"/>
               </w:rPr>
-              <w:t>46/2014/QH13 — Luật Bảo hiểm y tế sửa đổi 2014 (+1 VB)</w:t>
+              <w:t>46/2014/QH13, Luật Bảo hiểm y tế sửa đổi 2014 (+1 VB)</w:t>
             </w:r>
           </w:p>
         </w:tc>
@@ -14930,7 +14930,7 @@
                 <w:color w:val="0B6B2E"/>
                 <w:sz w:val="19"/>
               </w:rPr>
-              <w:t>51/2024/QH15 — Luật Bảo hiểm y tế sửa đổi 2024</w:t>
+              <w:t>51/2024/QH15, Luật Bảo hiểm y tế sửa đổi 2024</w:t>
             </w:r>
           </w:p>
         </w:tc>
@@ -14946,7 +14946,7 @@
                 <w:i w:val="0"/>
                 <w:sz w:val="19"/>
               </w:rPr>
-              <w:t>46/2014/QH13 — Luật Bảo hiểm y tế sửa đổi 2014 (+1 VB)</w:t>
+              <w:t>46/2014/QH13, Luật Bảo hiểm y tế sửa đổi 2014 (+1 VB)</w:t>
             </w:r>
           </w:p>
         </w:tc>
@@ -15027,7 +15027,7 @@
                 <w:color w:val="0B6B2E"/>
                 <w:sz w:val="19"/>
               </w:rPr>
-              <w:t>46/2014/QH13 — Luật Bảo hiểm y tế sửa đổi 2014</w:t>
+              <w:t>46/2014/QH13, Luật Bảo hiểm y tế sửa đổi 2014</w:t>
             </w:r>
           </w:p>
         </w:tc>
@@ -15043,7 +15043,7 @@
                 <w:i w:val="0"/>
                 <w:sz w:val="19"/>
               </w:rPr>
-              <w:t>46/2014/QH13 — Luật Bảo hiểm y tế sửa đổi 2014 (+1 VB)</w:t>
+              <w:t>46/2014/QH13, Luật Bảo hiểm y tế sửa đổi 2014 (+1 VB)</w:t>
             </w:r>
           </w:p>
         </w:tc>
@@ -15124,7 +15124,7 @@
                 <w:color w:val="0B6B2E"/>
                 <w:sz w:val="19"/>
               </w:rPr>
-              <w:t>51/2024/QH15 — Luật Bảo hiểm y tế sửa đổi 2024</w:t>
+              <w:t>51/2024/QH15, Luật Bảo hiểm y tế sửa đổi 2024</w:t>
             </w:r>
           </w:p>
         </w:tc>
@@ -15140,7 +15140,7 @@
                 <w:i w:val="0"/>
                 <w:sz w:val="19"/>
               </w:rPr>
-              <w:t>46/2014/QH13 — Luật Bảo hiểm y tế sửa đổi 2014 (+1 VB)</w:t>
+              <w:t>46/2014/QH13, Luật Bảo hiểm y tế sửa đổi 2014 (+1 VB)</w:t>
             </w:r>
           </w:p>
         </w:tc>
@@ -15220,7 +15220,7 @@
                 <w:i w:val="0"/>
                 <w:sz w:val="19"/>
               </w:rPr>
-              <w:t>114/2025/QH15 — Luật Phòng bệnh 2025</w:t>
+              <w:t>114/2025/QH15, Luật Phòng bệnh 2025</w:t>
             </w:r>
           </w:p>
         </w:tc>
@@ -15236,7 +15236,7 @@
                 <w:i w:val="0"/>
                 <w:sz w:val="19"/>
               </w:rPr>
-              <w:t>46/2014/QH13 — Luật Bảo hiểm y tế sửa đổi 2014 (+1 VB)</w:t>
+              <w:t>46/2014/QH13, Luật Bảo hiểm y tế sửa đổi 2014 (+1 VB)</w:t>
             </w:r>
           </w:p>
         </w:tc>
@@ -15317,7 +15317,7 @@
                 <w:color w:val="0B6B2E"/>
                 <w:sz w:val="19"/>
               </w:rPr>
-              <w:t>51/2024/QH15 — Luật Bảo hiểm y tế sửa đổi 2024</w:t>
+              <w:t>51/2024/QH15, Luật Bảo hiểm y tế sửa đổi 2024</w:t>
             </w:r>
           </w:p>
         </w:tc>
@@ -15333,7 +15333,7 @@
                 <w:i w:val="0"/>
                 <w:sz w:val="19"/>
               </w:rPr>
-              <w:t>46/2014/QH13 — Luật Bảo hiểm y tế sửa đổi 2014 (+1 VB)</w:t>
+              <w:t>46/2014/QH13, Luật Bảo hiểm y tế sửa đổi 2014 (+1 VB)</w:t>
             </w:r>
           </w:p>
         </w:tc>
@@ -15414,7 +15414,7 @@
                 <w:color w:val="0B6B2E"/>
                 <w:sz w:val="19"/>
               </w:rPr>
-              <w:t>51/2024/QH15 — Luật Bảo hiểm y tế sửa đổi 2024</w:t>
+              <w:t>51/2024/QH15, Luật Bảo hiểm y tế sửa đổi 2024</w:t>
             </w:r>
           </w:p>
         </w:tc>
@@ -15430,7 +15430,7 @@
                 <w:i w:val="0"/>
                 <w:sz w:val="19"/>
               </w:rPr>
-              <w:t>46/2014/QH13 — Luật Bảo hiểm y tế sửa đổi 2014 (+1 VB)</w:t>
+              <w:t>46/2014/QH13, Luật Bảo hiểm y tế sửa đổi 2014 (+1 VB)</w:t>
             </w:r>
           </w:p>
         </w:tc>
@@ -15511,7 +15511,7 @@
                 <w:color w:val="0B6B2E"/>
                 <w:sz w:val="19"/>
               </w:rPr>
-              <w:t>51/2024/QH15 — Luật Bảo hiểm y tế sửa đổi 2024</w:t>
+              <w:t>51/2024/QH15, Luật Bảo hiểm y tế sửa đổi 2024</w:t>
             </w:r>
           </w:p>
         </w:tc>
@@ -15527,7 +15527,7 @@
                 <w:i w:val="0"/>
                 <w:sz w:val="19"/>
               </w:rPr>
-              <w:t>46/2014/QH13 — Luật Bảo hiểm y tế sửa đổi 2014 (+1 VB)</w:t>
+              <w:t>46/2014/QH13, Luật Bảo hiểm y tế sửa đổi 2014 (+1 VB)</w:t>
             </w:r>
           </w:p>
         </w:tc>
@@ -15608,7 +15608,7 @@
                 <w:color w:val="0B6B2E"/>
                 <w:sz w:val="19"/>
               </w:rPr>
-              <w:t>46/2014/QH13 — Luật Bảo hiểm y tế sửa đổi 2014</w:t>
+              <w:t>46/2014/QH13, Luật Bảo hiểm y tế sửa đổi 2014</w:t>
             </w:r>
           </w:p>
         </w:tc>
@@ -15624,7 +15624,7 @@
                 <w:i w:val="0"/>
                 <w:sz w:val="19"/>
               </w:rPr>
-              <w:t>46/2014/QH13 — Luật Bảo hiểm y tế sửa đổi 2014 (+1 VB)</w:t>
+              <w:t>46/2014/QH13, Luật Bảo hiểm y tế sửa đổi 2014 (+1 VB)</w:t>
             </w:r>
           </w:p>
         </w:tc>
@@ -15705,7 +15705,7 @@
                 <w:color w:val="0B6B2E"/>
                 <w:sz w:val="19"/>
               </w:rPr>
-              <w:t>51/2024/QH15 — Luật Bảo hiểm y tế sửa đổi 2024</w:t>
+              <w:t>51/2024/QH15, Luật Bảo hiểm y tế sửa đổi 2024</w:t>
             </w:r>
           </w:p>
         </w:tc>
@@ -15721,7 +15721,7 @@
                 <w:i w:val="0"/>
                 <w:sz w:val="19"/>
               </w:rPr>
-              <w:t>46/2014/QH13 — Luật Bảo hiểm y tế sửa đổi 2014 (+1 VB)</w:t>
+              <w:t>46/2014/QH13, Luật Bảo hiểm y tế sửa đổi 2014 (+1 VB)</w:t>
             </w:r>
           </w:p>
         </w:tc>
@@ -15802,7 +15802,7 @@
                 <w:color w:val="0B6B2E"/>
                 <w:sz w:val="19"/>
               </w:rPr>
-              <w:t>46/2014/QH13 — Luật Bảo hiểm y tế sửa đổi 2014</w:t>
+              <w:t>46/2014/QH13, Luật Bảo hiểm y tế sửa đổi 2014</w:t>
             </w:r>
           </w:p>
         </w:tc>
@@ -15818,7 +15818,7 @@
                 <w:i w:val="0"/>
                 <w:sz w:val="19"/>
               </w:rPr>
-              <w:t>46/2014/QH13 — Luật Bảo hiểm y tế sửa đổi 2014 (+1 VB)</w:t>
+              <w:t>46/2014/QH13, Luật Bảo hiểm y tế sửa đổi 2014 (+1 VB)</w:t>
             </w:r>
           </w:p>
         </w:tc>
@@ -15899,7 +15899,7 @@
                 <w:color w:val="0B6B2E"/>
                 <w:sz w:val="19"/>
               </w:rPr>
-              <w:t>51/2024/QH15 — Luật Bảo hiểm y tế sửa đổi 2024</w:t>
+              <w:t>51/2024/QH15, Luật Bảo hiểm y tế sửa đổi 2024</w:t>
             </w:r>
           </w:p>
         </w:tc>
@@ -15915,7 +15915,7 @@
                 <w:i w:val="0"/>
                 <w:sz w:val="19"/>
               </w:rPr>
-              <w:t>46/2014/QH13 — Luật Bảo hiểm y tế sửa đổi 2014 (+1 VB)</w:t>
+              <w:t>46/2014/QH13, Luật Bảo hiểm y tế sửa đổi 2014 (+1 VB)</w:t>
             </w:r>
           </w:p>
         </w:tc>
@@ -15996,7 +15996,7 @@
                 <w:color w:val="0B6B2E"/>
                 <w:sz w:val="19"/>
               </w:rPr>
-              <w:t>09/2012/QH13 — Luật phòng, chống tác hại của thuốc lá 2012</w:t>
+              <w:t>09/2012/QH13, Luật phòng, chống tác hại của thuốc lá 2012</w:t>
             </w:r>
           </w:p>
         </w:tc>
@@ -16012,7 +16012,7 @@
                 <w:i w:val="0"/>
                 <w:sz w:val="19"/>
               </w:rPr>
-              <w:t>09/2012/QH13 — Luật phòng, chống tác hại của thuốc lá 2012 (+3 VB)</w:t>
+              <w:t>09/2012/QH13, Luật phòng, chống tác hại của thuốc lá 2012 (+3 VB)</w:t>
             </w:r>
           </w:p>
         </w:tc>
@@ -16093,7 +16093,7 @@
                 <w:color w:val="0B6B2E"/>
                 <w:sz w:val="19"/>
               </w:rPr>
-              <w:t>09/2012/QH13 — Luật phòng, chống tác hại của thuốc lá 2012</w:t>
+              <w:t>09/2012/QH13, Luật phòng, chống tác hại của thuốc lá 2012</w:t>
             </w:r>
           </w:p>
         </w:tc>
@@ -16109,7 +16109,7 @@
                 <w:i w:val="0"/>
                 <w:sz w:val="19"/>
               </w:rPr>
-              <w:t>09/2012/QH13 — Luật phòng, chống tác hại của thuốc lá 2012 (+3 VB)</w:t>
+              <w:t>09/2012/QH13, Luật phòng, chống tác hại của thuốc lá 2012 (+3 VB)</w:t>
             </w:r>
           </w:p>
         </w:tc>
@@ -16190,7 +16190,7 @@
                 <w:color w:val="0B6B2E"/>
                 <w:sz w:val="19"/>
               </w:rPr>
-              <w:t xml:space="preserve">15/VBHN-VPQH — Văn bản hợp nhất 15/VBHN-VPQH năm 2023 hợp nhất Luật Phòng, chống tác hại của thuốc lá do </w:t>
+              <w:t xml:space="preserve">15/VBHN-VPQH, Văn bản hợp nhất 15/VBHN-VPQH năm 2023 hợp nhất Luật Phòng, chống tác hại của thuốc lá do </w:t>
             </w:r>
           </w:p>
         </w:tc>
@@ -16206,7 +16206,7 @@
                 <w:i w:val="0"/>
                 <w:sz w:val="19"/>
               </w:rPr>
-              <w:t>09/2012/QH13 — Luật phòng, chống tác hại của thuốc lá 2012 (+3 VB)</w:t>
+              <w:t>09/2012/QH13, Luật phòng, chống tác hại của thuốc lá 2012 (+3 VB)</w:t>
             </w:r>
           </w:p>
         </w:tc>
@@ -16287,7 +16287,7 @@
                 <w:color w:val="0B6B2E"/>
                 <w:sz w:val="19"/>
               </w:rPr>
-              <w:t xml:space="preserve">15/VBHN-VPQH — Văn bản hợp nhất 15/VBHN-VPQH năm 2023 hợp nhất Luật Phòng, chống tác hại của thuốc lá do </w:t>
+              <w:t xml:space="preserve">15/VBHN-VPQH, Văn bản hợp nhất 15/VBHN-VPQH năm 2023 hợp nhất Luật Phòng, chống tác hại của thuốc lá do </w:t>
             </w:r>
           </w:p>
         </w:tc>
@@ -16303,7 +16303,7 @@
                 <w:i w:val="0"/>
                 <w:sz w:val="19"/>
               </w:rPr>
-              <w:t>09/2012/QH13 — Luật phòng, chống tác hại của thuốc lá 2012 (+3 VB)</w:t>
+              <w:t>09/2012/QH13, Luật phòng, chống tác hại của thuốc lá 2012 (+3 VB)</w:t>
             </w:r>
           </w:p>
         </w:tc>
@@ -16384,7 +16384,7 @@
                 <w:color w:val="0B6B2E"/>
                 <w:sz w:val="19"/>
               </w:rPr>
-              <w:t xml:space="preserve">15/VBHN-VPQH — Văn bản hợp nhất 15/VBHN-VPQH năm 2023 hợp nhất Luật Phòng, chống tác hại của thuốc lá do </w:t>
+              <w:t xml:space="preserve">15/VBHN-VPQH, Văn bản hợp nhất 15/VBHN-VPQH năm 2023 hợp nhất Luật Phòng, chống tác hại của thuốc lá do </w:t>
             </w:r>
           </w:p>
         </w:tc>
@@ -16400,7 +16400,7 @@
                 <w:i w:val="0"/>
                 <w:sz w:val="19"/>
               </w:rPr>
-              <w:t>09/2012/QH13 — Luật phòng, chống tác hại của thuốc lá 2012 (+3 VB)</w:t>
+              <w:t>09/2012/QH13, Luật phòng, chống tác hại của thuốc lá 2012 (+3 VB)</w:t>
             </w:r>
           </w:p>
         </w:tc>
@@ -16481,7 +16481,7 @@
                 <w:color w:val="0B6B2E"/>
                 <w:sz w:val="19"/>
               </w:rPr>
-              <w:t xml:space="preserve">15/VBHN-VPQH — Văn bản hợp nhất 15/VBHN-VPQH năm 2023 hợp nhất Luật Phòng, chống tác hại của thuốc lá do </w:t>
+              <w:t xml:space="preserve">15/VBHN-VPQH, Văn bản hợp nhất 15/VBHN-VPQH năm 2023 hợp nhất Luật Phòng, chống tác hại của thuốc lá do </w:t>
             </w:r>
           </w:p>
         </w:tc>
@@ -16497,7 +16497,7 @@
                 <w:i w:val="0"/>
                 <w:sz w:val="19"/>
               </w:rPr>
-              <w:t>09/2012/QH13 — Luật phòng, chống tác hại của thuốc lá 2012 (+3 VB)</w:t>
+              <w:t>09/2012/QH13, Luật phòng, chống tác hại của thuốc lá 2012 (+3 VB)</w:t>
             </w:r>
           </w:p>
         </w:tc>
@@ -16578,7 +16578,7 @@
                 <w:color w:val="0B6B2E"/>
                 <w:sz w:val="19"/>
               </w:rPr>
-              <w:t xml:space="preserve">15/VBHN-VPQH — Văn bản hợp nhất 15/VBHN-VPQH năm 2023 hợp nhất Luật Phòng, chống tác hại của thuốc lá do </w:t>
+              <w:t xml:space="preserve">15/VBHN-VPQH, Văn bản hợp nhất 15/VBHN-VPQH năm 2023 hợp nhất Luật Phòng, chống tác hại của thuốc lá do </w:t>
             </w:r>
           </w:p>
         </w:tc>
@@ -16594,7 +16594,7 @@
                 <w:i w:val="0"/>
                 <w:sz w:val="19"/>
               </w:rPr>
-              <w:t>09/2012/QH13 — Luật phòng, chống tác hại của thuốc lá 2012 (+3 VB)</w:t>
+              <w:t>09/2012/QH13, Luật phòng, chống tác hại của thuốc lá 2012 (+3 VB)</w:t>
             </w:r>
           </w:p>
         </w:tc>
@@ -16675,7 +16675,7 @@
                 <w:color w:val="0B6B2E"/>
                 <w:sz w:val="19"/>
               </w:rPr>
-              <w:t xml:space="preserve">15/VBHN-VPQH — Văn bản hợp nhất 15/VBHN-VPQH năm 2023 hợp nhất Luật Phòng, chống tác hại của thuốc lá do </w:t>
+              <w:t xml:space="preserve">15/VBHN-VPQH, Văn bản hợp nhất 15/VBHN-VPQH năm 2023 hợp nhất Luật Phòng, chống tác hại của thuốc lá do </w:t>
             </w:r>
           </w:p>
         </w:tc>
@@ -16691,7 +16691,7 @@
                 <w:i w:val="0"/>
                 <w:sz w:val="19"/>
               </w:rPr>
-              <w:t>09/2012/QH13 — Luật phòng, chống tác hại của thuốc lá 2012 (+3 VB)</w:t>
+              <w:t>09/2012/QH13, Luật phòng, chống tác hại của thuốc lá 2012 (+3 VB)</w:t>
             </w:r>
           </w:p>
         </w:tc>
@@ -16772,7 +16772,7 @@
                 <w:color w:val="0B6B2E"/>
                 <w:sz w:val="19"/>
               </w:rPr>
-              <w:t>09/2012/QH13 — Luật phòng, chống tác hại của thuốc lá 2012</w:t>
+              <w:t>09/2012/QH13, Luật phòng, chống tác hại của thuốc lá 2012</w:t>
             </w:r>
           </w:p>
         </w:tc>
@@ -16788,7 +16788,7 @@
                 <w:i w:val="0"/>
                 <w:sz w:val="19"/>
               </w:rPr>
-              <w:t>09/2012/QH13 — Luật phòng, chống tác hại của thuốc lá 2012 (+3 VB)</w:t>
+              <w:t>09/2012/QH13, Luật phòng, chống tác hại của thuốc lá 2012 (+3 VB)</w:t>
             </w:r>
           </w:p>
         </w:tc>
@@ -16869,7 +16869,7 @@
                 <w:color w:val="0B6B2E"/>
                 <w:sz w:val="19"/>
               </w:rPr>
-              <w:t xml:space="preserve">15/VBHN-VPQH — Văn bản hợp nhất 15/VBHN-VPQH năm 2023 hợp nhất Luật Phòng, chống tác hại của thuốc lá do </w:t>
+              <w:t xml:space="preserve">15/VBHN-VPQH, Văn bản hợp nhất 15/VBHN-VPQH năm 2023 hợp nhất Luật Phòng, chống tác hại của thuốc lá do </w:t>
             </w:r>
           </w:p>
         </w:tc>
@@ -16885,7 +16885,7 @@
                 <w:i w:val="0"/>
                 <w:sz w:val="19"/>
               </w:rPr>
-              <w:t>09/2012/QH13 — Luật phòng, chống tác hại của thuốc lá 2012 (+3 VB)</w:t>
+              <w:t>09/2012/QH13, Luật phòng, chống tác hại của thuốc lá 2012 (+3 VB)</w:t>
             </w:r>
           </w:p>
         </w:tc>
@@ -16966,7 +16966,7 @@
                 <w:color w:val="0B6B2E"/>
                 <w:sz w:val="19"/>
               </w:rPr>
-              <w:t xml:space="preserve">15/VBHN-VPQH — Văn bản hợp nhất 15/VBHN-VPQH năm 2023 hợp nhất Luật Phòng, chống tác hại của thuốc lá do </w:t>
+              <w:t xml:space="preserve">15/VBHN-VPQH, Văn bản hợp nhất 15/VBHN-VPQH năm 2023 hợp nhất Luật Phòng, chống tác hại của thuốc lá do </w:t>
             </w:r>
           </w:p>
         </w:tc>
@@ -16982,7 +16982,7 @@
                 <w:i w:val="0"/>
                 <w:sz w:val="19"/>
               </w:rPr>
-              <w:t>09/2012/QH13 — Luật phòng, chống tác hại của thuốc lá 2012 (+3 VB)</w:t>
+              <w:t>09/2012/QH13, Luật phòng, chống tác hại của thuốc lá 2012 (+3 VB)</w:t>
             </w:r>
           </w:p>
         </w:tc>
@@ -17063,7 +17063,7 @@
                 <w:color w:val="0B6B2E"/>
                 <w:sz w:val="19"/>
               </w:rPr>
-              <w:t xml:space="preserve">15/VBHN-VPQH — Văn bản hợp nhất 15/VBHN-VPQH năm 2023 hợp nhất Luật Phòng, chống tác hại của thuốc lá do </w:t>
+              <w:t xml:space="preserve">15/VBHN-VPQH, Văn bản hợp nhất 15/VBHN-VPQH năm 2023 hợp nhất Luật Phòng, chống tác hại của thuốc lá do </w:t>
             </w:r>
           </w:p>
         </w:tc>
@@ -17079,7 +17079,7 @@
                 <w:i w:val="0"/>
                 <w:sz w:val="19"/>
               </w:rPr>
-              <w:t>09/2012/QH13 — Luật phòng, chống tác hại của thuốc lá 2012 (+3 VB)</w:t>
+              <w:t>09/2012/QH13, Luật phòng, chống tác hại của thuốc lá 2012 (+3 VB)</w:t>
             </w:r>
           </w:p>
         </w:tc>
@@ -17160,7 +17160,7 @@
                 <w:color w:val="0B6B2E"/>
                 <w:sz w:val="19"/>
               </w:rPr>
-              <w:t>09/2012/QH13 — Luật phòng, chống tác hại của thuốc lá 2012</w:t>
+              <w:t>09/2012/QH13, Luật phòng, chống tác hại của thuốc lá 2012</w:t>
             </w:r>
           </w:p>
         </w:tc>
@@ -17176,7 +17176,7 @@
                 <w:i w:val="0"/>
                 <w:sz w:val="19"/>
               </w:rPr>
-              <w:t>09/2012/QH13 — Luật phòng, chống tác hại của thuốc lá 2012 (+3 VB)</w:t>
+              <w:t>09/2012/QH13, Luật phòng, chống tác hại của thuốc lá 2012 (+3 VB)</w:t>
             </w:r>
           </w:p>
         </w:tc>
@@ -17257,7 +17257,7 @@
                 <w:color w:val="0B6B2E"/>
                 <w:sz w:val="19"/>
               </w:rPr>
-              <w:t xml:space="preserve">15/VBHN-VPQH — Văn bản hợp nhất 15/VBHN-VPQH năm 2023 hợp nhất Luật Phòng, chống tác hại của thuốc lá do </w:t>
+              <w:t xml:space="preserve">15/VBHN-VPQH, Văn bản hợp nhất 15/VBHN-VPQH năm 2023 hợp nhất Luật Phòng, chống tác hại của thuốc lá do </w:t>
             </w:r>
           </w:p>
         </w:tc>
@@ -17273,7 +17273,7 @@
                 <w:i w:val="0"/>
                 <w:sz w:val="19"/>
               </w:rPr>
-              <w:t>09/2012/QH13 — Luật phòng, chống tác hại của thuốc lá 2012 (+3 VB)</w:t>
+              <w:t>09/2012/QH13, Luật phòng, chống tác hại của thuốc lá 2012 (+3 VB)</w:t>
             </w:r>
           </w:p>
         </w:tc>
@@ -17354,7 +17354,7 @@
                 <w:color w:val="0B6B2E"/>
                 <w:sz w:val="19"/>
               </w:rPr>
-              <w:t>44/2019/QH14 — Luật Phòng, chống tác hại của rượu, bia 2019</w:t>
+              <w:t>44/2019/QH14, Luật Phòng, chống tác hại của rượu, bia 2019</w:t>
             </w:r>
           </w:p>
         </w:tc>
@@ -17370,7 +17370,7 @@
                 <w:i w:val="0"/>
                 <w:sz w:val="19"/>
               </w:rPr>
-              <w:t>44/2019/QH14 — Luật Phòng, chống tác hại của rượu, bia 2019</w:t>
+              <w:t>44/2019/QH14, Luật Phòng, chống tác hại của rượu, bia 2019</w:t>
             </w:r>
           </w:p>
         </w:tc>
@@ -17451,7 +17451,7 @@
                 <w:color w:val="0B6B2E"/>
                 <w:sz w:val="19"/>
               </w:rPr>
-              <w:t>44/2019/QH14 — Luật Phòng, chống tác hại của rượu, bia 2019</w:t>
+              <w:t>44/2019/QH14, Luật Phòng, chống tác hại của rượu, bia 2019</w:t>
             </w:r>
           </w:p>
         </w:tc>
@@ -17467,7 +17467,7 @@
                 <w:i w:val="0"/>
                 <w:sz w:val="19"/>
               </w:rPr>
-              <w:t>44/2019/QH14 — Luật Phòng, chống tác hại của rượu, bia 2019</w:t>
+              <w:t>44/2019/QH14, Luật Phòng, chống tác hại của rượu, bia 2019</w:t>
             </w:r>
           </w:p>
         </w:tc>
@@ -17548,7 +17548,7 @@
                 <w:color w:val="0B6B2E"/>
                 <w:sz w:val="19"/>
               </w:rPr>
-              <w:t>44/2019/QH14 — Luật Phòng, chống tác hại của rượu, bia 2019</w:t>
+              <w:t>44/2019/QH14, Luật Phòng, chống tác hại của rượu, bia 2019</w:t>
             </w:r>
           </w:p>
         </w:tc>
@@ -17564,7 +17564,7 @@
                 <w:i w:val="0"/>
                 <w:sz w:val="19"/>
               </w:rPr>
-              <w:t>44/2019/QH14 — Luật Phòng, chống tác hại của rượu, bia 2019</w:t>
+              <w:t>44/2019/QH14, Luật Phòng, chống tác hại của rượu, bia 2019</w:t>
             </w:r>
           </w:p>
         </w:tc>
@@ -17645,7 +17645,7 @@
                 <w:color w:val="0B6B2E"/>
                 <w:sz w:val="19"/>
               </w:rPr>
-              <w:t>44/2019/QH14 — Luật Phòng, chống tác hại của rượu, bia 2019</w:t>
+              <w:t>44/2019/QH14, Luật Phòng, chống tác hại của rượu, bia 2019</w:t>
             </w:r>
           </w:p>
         </w:tc>
@@ -17661,7 +17661,7 @@
                 <w:i w:val="0"/>
                 <w:sz w:val="19"/>
               </w:rPr>
-              <w:t>44/2019/QH14 — Luật Phòng, chống tác hại của rượu, bia 2019</w:t>
+              <w:t>44/2019/QH14, Luật Phòng, chống tác hại của rượu, bia 2019</w:t>
             </w:r>
           </w:p>
         </w:tc>
@@ -17742,7 +17742,7 @@
                 <w:color w:val="0B6B2E"/>
                 <w:sz w:val="19"/>
               </w:rPr>
-              <w:t>44/2019/QH14 — Luật Phòng, chống tác hại của rượu, bia 2019</w:t>
+              <w:t>44/2019/QH14, Luật Phòng, chống tác hại của rượu, bia 2019</w:t>
             </w:r>
           </w:p>
         </w:tc>
@@ -17758,7 +17758,7 @@
                 <w:i w:val="0"/>
                 <w:sz w:val="19"/>
               </w:rPr>
-              <w:t>44/2019/QH14 — Luật Phòng, chống tác hại của rượu, bia 2019</w:t>
+              <w:t>44/2019/QH14, Luật Phòng, chống tác hại của rượu, bia 2019</w:t>
             </w:r>
           </w:p>
         </w:tc>
@@ -17839,7 +17839,7 @@
                 <w:color w:val="0B6B2E"/>
                 <w:sz w:val="19"/>
               </w:rPr>
-              <w:t>44/2019/QH14 — Luật Phòng, chống tác hại của rượu, bia 2019</w:t>
+              <w:t>44/2019/QH14, Luật Phòng, chống tác hại của rượu, bia 2019</w:t>
             </w:r>
           </w:p>
         </w:tc>
@@ -17855,7 +17855,7 @@
                 <w:i w:val="0"/>
                 <w:sz w:val="19"/>
               </w:rPr>
-              <w:t>44/2019/QH14 — Luật Phòng, chống tác hại của rượu, bia 2019</w:t>
+              <w:t>44/2019/QH14, Luật Phòng, chống tác hại của rượu, bia 2019</w:t>
             </w:r>
           </w:p>
         </w:tc>
@@ -17936,7 +17936,7 @@
                 <w:color w:val="0B6B2E"/>
                 <w:sz w:val="19"/>
               </w:rPr>
-              <w:t>44/2019/QH14 — Luật Phòng, chống tác hại của rượu, bia 2019</w:t>
+              <w:t>44/2019/QH14, Luật Phòng, chống tác hại của rượu, bia 2019</w:t>
             </w:r>
           </w:p>
         </w:tc>
@@ -17952,7 +17952,7 @@
                 <w:i w:val="0"/>
                 <w:sz w:val="19"/>
               </w:rPr>
-              <w:t>44/2019/QH14 — Luật Phòng, chống tác hại của rượu, bia 2019</w:t>
+              <w:t>44/2019/QH14, Luật Phòng, chống tác hại của rượu, bia 2019</w:t>
             </w:r>
           </w:p>
         </w:tc>
@@ -18033,7 +18033,7 @@
                 <w:color w:val="0B6B2E"/>
                 <w:sz w:val="19"/>
               </w:rPr>
-              <w:t>44/2019/QH14 — Luật Phòng, chống tác hại của rượu, bia 2019</w:t>
+              <w:t>44/2019/QH14, Luật Phòng, chống tác hại của rượu, bia 2019</w:t>
             </w:r>
           </w:p>
         </w:tc>
@@ -18049,7 +18049,7 @@
                 <w:i w:val="0"/>
                 <w:sz w:val="19"/>
               </w:rPr>
-              <w:t>44/2019/QH14 — Luật Phòng, chống tác hại của rượu, bia 2019</w:t>
+              <w:t>44/2019/QH14, Luật Phòng, chống tác hại của rượu, bia 2019</w:t>
             </w:r>
           </w:p>
         </w:tc>
@@ -18130,7 +18130,7 @@
                 <w:color w:val="0B6B2E"/>
                 <w:sz w:val="19"/>
               </w:rPr>
-              <w:t>44/2019/QH14 — Luật Phòng, chống tác hại của rượu, bia 2019</w:t>
+              <w:t>44/2019/QH14, Luật Phòng, chống tác hại của rượu, bia 2019</w:t>
             </w:r>
           </w:p>
         </w:tc>
@@ -18146,7 +18146,7 @@
                 <w:i w:val="0"/>
                 <w:sz w:val="19"/>
               </w:rPr>
-              <w:t>44/2019/QH14 — Luật Phòng, chống tác hại của rượu, bia 2019</w:t>
+              <w:t>44/2019/QH14, Luật Phòng, chống tác hại của rượu, bia 2019</w:t>
             </w:r>
           </w:p>
         </w:tc>
@@ -18227,7 +18227,7 @@
                 <w:color w:val="0B6B2E"/>
                 <w:sz w:val="19"/>
               </w:rPr>
-              <w:t>44/2019/QH14 — Luật Phòng, chống tác hại của rượu, bia 2019</w:t>
+              <w:t>44/2019/QH14, Luật Phòng, chống tác hại của rượu, bia 2019</w:t>
             </w:r>
           </w:p>
         </w:tc>
@@ -18243,7 +18243,7 @@
                 <w:i w:val="0"/>
                 <w:sz w:val="19"/>
               </w:rPr>
-              <w:t>44/2019/QH14 — Luật Phòng, chống tác hại của rượu, bia 2019</w:t>
+              <w:t>44/2019/QH14, Luật Phòng, chống tác hại của rượu, bia 2019</w:t>
             </w:r>
           </w:p>
         </w:tc>
@@ -18323,7 +18323,7 @@
                 <w:i w:val="0"/>
                 <w:sz w:val="19"/>
               </w:rPr>
-              <w:t>61/VBHN-VPQH — Văn bản hợp nhất 61/VBHN-VPQH năm 2025 hợp nhất Luật An toàn thực phẩm do Văn phòng Quốc h</w:t>
+              <w:t>61/VBHN-VPQH, Văn bản hợp nhất 61/VBHN-VPQH năm 2025 hợp nhất Luật An toàn thực phẩm do Văn phòng Quốc h</w:t>
             </w:r>
           </w:p>
         </w:tc>
@@ -18339,7 +18339,7 @@
                 <w:i w:val="0"/>
                 <w:sz w:val="19"/>
               </w:rPr>
-              <w:t>44/2019/QH14 — Luật Phòng, chống tác hại của rượu, bia 2019</w:t>
+              <w:t>44/2019/QH14, Luật Phòng, chống tác hại của rượu, bia 2019</w:t>
             </w:r>
           </w:p>
         </w:tc>
@@ -18420,7 +18420,7 @@
                 <w:color w:val="0B6B2E"/>
                 <w:sz w:val="19"/>
               </w:rPr>
-              <w:t>44/2019/QH14 — Luật Phòng, chống tác hại của rượu, bia 2019</w:t>
+              <w:t>44/2019/QH14, Luật Phòng, chống tác hại của rượu, bia 2019</w:t>
             </w:r>
           </w:p>
         </w:tc>
@@ -18436,7 +18436,7 @@
                 <w:i w:val="0"/>
                 <w:sz w:val="19"/>
               </w:rPr>
-              <w:t>44/2019/QH14 — Luật Phòng, chống tác hại của rượu, bia 2019</w:t>
+              <w:t>44/2019/QH14, Luật Phòng, chống tác hại của rượu, bia 2019</w:t>
             </w:r>
           </w:p>
         </w:tc>
@@ -18517,7 +18517,7 @@
                 <w:color w:val="0B6B2E"/>
                 <w:sz w:val="19"/>
               </w:rPr>
-              <w:t>44/2019/QH14 — Luật Phòng, chống tác hại của rượu, bia 2019</w:t>
+              <w:t>44/2019/QH14, Luật Phòng, chống tác hại của rượu, bia 2019</w:t>
             </w:r>
           </w:p>
         </w:tc>
@@ -18533,7 +18533,7 @@
                 <w:i w:val="0"/>
                 <w:sz w:val="19"/>
               </w:rPr>
-              <w:t>44/2019/QH14 — Luật Phòng, chống tác hại của rượu, bia 2019</w:t>
+              <w:t>44/2019/QH14, Luật Phòng, chống tác hại của rượu, bia 2019</w:t>
             </w:r>
           </w:p>
         </w:tc>
@@ -18614,7 +18614,7 @@
                 <w:color w:val="0B6B2E"/>
                 <w:sz w:val="19"/>
               </w:rPr>
-              <w:t>75/2006/QH11 — Luật hiến, lấy, ghép mô, bộ phận cơ thể người và hiến lấy xác 2006</w:t>
+              <w:t>75/2006/QH11, Luật hiến, lấy, ghép mô, bộ phận cơ thể người và hiến lấy xác 2006</w:t>
             </w:r>
           </w:p>
         </w:tc>
@@ -18630,7 +18630,7 @@
                 <w:i w:val="0"/>
                 <w:sz w:val="19"/>
               </w:rPr>
-              <w:t>75/2006/QH11 — Luật hiến, lấy, ghép mô, bộ phận cơ thể người và hiến lấy xác 2006</w:t>
+              <w:t>75/2006/QH11, Luật hiến, lấy, ghép mô, bộ phận cơ thể người và hiến lấy xác 2006</w:t>
             </w:r>
           </w:p>
         </w:tc>
@@ -18711,7 +18711,7 @@
                 <w:color w:val="0B6B2E"/>
                 <w:sz w:val="19"/>
               </w:rPr>
-              <w:t>75/2006/QH11 — Luật hiến, lấy, ghép mô, bộ phận cơ thể người và hiến lấy xác 2006</w:t>
+              <w:t>75/2006/QH11, Luật hiến, lấy, ghép mô, bộ phận cơ thể người và hiến lấy xác 2006</w:t>
             </w:r>
           </w:p>
         </w:tc>
@@ -18727,7 +18727,7 @@
                 <w:i w:val="0"/>
                 <w:sz w:val="19"/>
               </w:rPr>
-              <w:t>75/2006/QH11 — Luật hiến, lấy, ghép mô, bộ phận cơ thể người và hiến lấy xác 2006</w:t>
+              <w:t>75/2006/QH11, Luật hiến, lấy, ghép mô, bộ phận cơ thể người và hiến lấy xác 2006</w:t>
             </w:r>
           </w:p>
         </w:tc>
@@ -18808,7 +18808,7 @@
                 <w:color w:val="0B6B2E"/>
                 <w:sz w:val="19"/>
               </w:rPr>
-              <w:t>75/2006/QH11 — Luật hiến, lấy, ghép mô, bộ phận cơ thể người và hiến lấy xác 2006</w:t>
+              <w:t>75/2006/QH11, Luật hiến, lấy, ghép mô, bộ phận cơ thể người và hiến lấy xác 2006</w:t>
             </w:r>
           </w:p>
         </w:tc>
@@ -18824,7 +18824,7 @@
                 <w:i w:val="0"/>
                 <w:sz w:val="19"/>
               </w:rPr>
-              <w:t>75/2006/QH11 — Luật hiến, lấy, ghép mô, bộ phận cơ thể người và hiến lấy xác 2006</w:t>
+              <w:t>75/2006/QH11, Luật hiến, lấy, ghép mô, bộ phận cơ thể người và hiến lấy xác 2006</w:t>
             </w:r>
           </w:p>
         </w:tc>
@@ -18905,7 +18905,7 @@
                 <w:color w:val="0B6B2E"/>
                 <w:sz w:val="19"/>
               </w:rPr>
-              <w:t>75/2006/QH11 — Luật hiến, lấy, ghép mô, bộ phận cơ thể người và hiến lấy xác 2006</w:t>
+              <w:t>75/2006/QH11, Luật hiến, lấy, ghép mô, bộ phận cơ thể người và hiến lấy xác 2006</w:t>
             </w:r>
           </w:p>
         </w:tc>
@@ -18921,7 +18921,7 @@
                 <w:i w:val="0"/>
                 <w:sz w:val="19"/>
               </w:rPr>
-              <w:t>75/2006/QH11 — Luật hiến, lấy, ghép mô, bộ phận cơ thể người và hiến lấy xác 2006</w:t>
+              <w:t>75/2006/QH11, Luật hiến, lấy, ghép mô, bộ phận cơ thể người và hiến lấy xác 2006</w:t>
             </w:r>
           </w:p>
         </w:tc>
@@ -19002,7 +19002,7 @@
                 <w:color w:val="0B6B2E"/>
                 <w:sz w:val="19"/>
               </w:rPr>
-              <w:t>75/2006/QH11 — Luật hiến, lấy, ghép mô, bộ phận cơ thể người và hiến lấy xác 2006</w:t>
+              <w:t>75/2006/QH11, Luật hiến, lấy, ghép mô, bộ phận cơ thể người và hiến lấy xác 2006</w:t>
             </w:r>
           </w:p>
         </w:tc>
@@ -19018,7 +19018,7 @@
                 <w:i w:val="0"/>
                 <w:sz w:val="19"/>
               </w:rPr>
-              <w:t>75/2006/QH11 — Luật hiến, lấy, ghép mô, bộ phận cơ thể người và hiến lấy xác 2006</w:t>
+              <w:t>75/2006/QH11, Luật hiến, lấy, ghép mô, bộ phận cơ thể người và hiến lấy xác 2006</w:t>
             </w:r>
           </w:p>
         </w:tc>
@@ -19099,7 +19099,7 @@
                 <w:color w:val="0B6B2E"/>
                 <w:sz w:val="19"/>
               </w:rPr>
-              <w:t>75/2006/QH11 — Luật hiến, lấy, ghép mô, bộ phận cơ thể người và hiến lấy xác 2006</w:t>
+              <w:t>75/2006/QH11, Luật hiến, lấy, ghép mô, bộ phận cơ thể người và hiến lấy xác 2006</w:t>
             </w:r>
           </w:p>
         </w:tc>
@@ -19115,7 +19115,7 @@
                 <w:i w:val="0"/>
                 <w:sz w:val="19"/>
               </w:rPr>
-              <w:t>75/2006/QH11 — Luật hiến, lấy, ghép mô, bộ phận cơ thể người và hiến lấy xác 2006</w:t>
+              <w:t>75/2006/QH11, Luật hiến, lấy, ghép mô, bộ phận cơ thể người và hiến lấy xác 2006</w:t>
             </w:r>
           </w:p>
         </w:tc>
@@ -19196,7 +19196,7 @@
                 <w:color w:val="0B6B2E"/>
                 <w:sz w:val="19"/>
               </w:rPr>
-              <w:t>75/2006/QH11 — Luật hiến, lấy, ghép mô, bộ phận cơ thể người và hiến lấy xác 2006</w:t>
+              <w:t>75/2006/QH11, Luật hiến, lấy, ghép mô, bộ phận cơ thể người và hiến lấy xác 2006</w:t>
             </w:r>
           </w:p>
         </w:tc>
@@ -19212,7 +19212,7 @@
                 <w:i w:val="0"/>
                 <w:sz w:val="19"/>
               </w:rPr>
-              <w:t>75/2006/QH11 — Luật hiến, lấy, ghép mô, bộ phận cơ thể người và hiến lấy xác 2006</w:t>
+              <w:t>75/2006/QH11, Luật hiến, lấy, ghép mô, bộ phận cơ thể người và hiến lấy xác 2006</w:t>
             </w:r>
           </w:p>
         </w:tc>
@@ -19293,7 +19293,7 @@
                 <w:color w:val="0B6B2E"/>
                 <w:sz w:val="19"/>
               </w:rPr>
-              <w:t>75/2006/QH11 — Luật hiến, lấy, ghép mô, bộ phận cơ thể người và hiến lấy xác 2006</w:t>
+              <w:t>75/2006/QH11, Luật hiến, lấy, ghép mô, bộ phận cơ thể người và hiến lấy xác 2006</w:t>
             </w:r>
           </w:p>
         </w:tc>
@@ -19309,7 +19309,7 @@
                 <w:i w:val="0"/>
                 <w:sz w:val="19"/>
               </w:rPr>
-              <w:t>75/2006/QH11 — Luật hiến, lấy, ghép mô, bộ phận cơ thể người và hiến lấy xác 2006</w:t>
+              <w:t>75/2006/QH11, Luật hiến, lấy, ghép mô, bộ phận cơ thể người và hiến lấy xác 2006</w:t>
             </w:r>
           </w:p>
         </w:tc>
@@ -19390,7 +19390,7 @@
                 <w:color w:val="0B6B2E"/>
                 <w:sz w:val="19"/>
               </w:rPr>
-              <w:t>75/2006/QH11 — Luật hiến, lấy, ghép mô, bộ phận cơ thể người và hiến lấy xác 2006</w:t>
+              <w:t>75/2006/QH11, Luật hiến, lấy, ghép mô, bộ phận cơ thể người và hiến lấy xác 2006</w:t>
             </w:r>
           </w:p>
         </w:tc>
@@ -19406,7 +19406,7 @@
                 <w:i w:val="0"/>
                 <w:sz w:val="19"/>
               </w:rPr>
-              <w:t>75/2006/QH11 — Luật hiến, lấy, ghép mô, bộ phận cơ thể người và hiến lấy xác 2006</w:t>
+              <w:t>75/2006/QH11, Luật hiến, lấy, ghép mô, bộ phận cơ thể người và hiến lấy xác 2006</w:t>
             </w:r>
           </w:p>
         </w:tc>
@@ -19487,7 +19487,7 @@
                 <w:color w:val="0B6B2E"/>
                 <w:sz w:val="19"/>
               </w:rPr>
-              <w:t>75/2006/QH11 — Luật hiến, lấy, ghép mô, bộ phận cơ thể người và hiến lấy xác 2006</w:t>
+              <w:t>75/2006/QH11, Luật hiến, lấy, ghép mô, bộ phận cơ thể người và hiến lấy xác 2006</w:t>
             </w:r>
           </w:p>
         </w:tc>
@@ -19503,7 +19503,7 @@
                 <w:i w:val="0"/>
                 <w:sz w:val="19"/>
               </w:rPr>
-              <w:t>75/2006/QH11 — Luật hiến, lấy, ghép mô, bộ phận cơ thể người và hiến lấy xác 2006</w:t>
+              <w:t>75/2006/QH11, Luật hiến, lấy, ghép mô, bộ phận cơ thể người và hiến lấy xác 2006</w:t>
             </w:r>
           </w:p>
         </w:tc>
@@ -19583,7 +19583,7 @@
                 <w:i w:val="0"/>
                 <w:sz w:val="19"/>
               </w:rPr>
-              <w:t>44/2019/QH14 — Luật Phòng, chống tác hại của rượu, bia 2019</w:t>
+              <w:t>44/2019/QH14, Luật Phòng, chống tác hại của rượu, bia 2019</w:t>
             </w:r>
           </w:p>
         </w:tc>
@@ -19599,7 +19599,7 @@
                 <w:i w:val="0"/>
                 <w:sz w:val="19"/>
               </w:rPr>
-              <w:t>75/2006/QH11 — Luật hiến, lấy, ghép mô, bộ phận cơ thể người và hiến lấy xác 2006</w:t>
+              <w:t>75/2006/QH11, Luật hiến, lấy, ghép mô, bộ phận cơ thể người và hiến lấy xác 2006</w:t>
             </w:r>
           </w:p>
         </w:tc>
@@ -19680,7 +19680,7 @@
                 <w:color w:val="0B6B2E"/>
                 <w:sz w:val="19"/>
               </w:rPr>
-              <w:t>75/2006/QH11 — Luật hiến, lấy, ghép mô, bộ phận cơ thể người và hiến lấy xác 2006</w:t>
+              <w:t>75/2006/QH11, Luật hiến, lấy, ghép mô, bộ phận cơ thể người và hiến lấy xác 2006</w:t>
             </w:r>
           </w:p>
         </w:tc>
@@ -19696,7 +19696,7 @@
                 <w:i w:val="0"/>
                 <w:sz w:val="19"/>
               </w:rPr>
-              <w:t>75/2006/QH11 — Luật hiến, lấy, ghép mô, bộ phận cơ thể người và hiến lấy xác 2006</w:t>
+              <w:t>75/2006/QH11, Luật hiến, lấy, ghép mô, bộ phận cơ thể người và hiến lấy xác 2006</w:t>
             </w:r>
           </w:p>
         </w:tc>
@@ -19777,7 +19777,7 @@
                 <w:color w:val="0B6B2E"/>
                 <w:sz w:val="19"/>
               </w:rPr>
-              <w:t xml:space="preserve">33/VBHN-VPQH — Văn bản hợp nhất 33/VBHN-VPQH năm 2020 hợp nhất Luật Phòng, chống nhiễm vi rút gây ra hội </w:t>
+              <w:t xml:space="preserve">33/VBHN-VPQH, Văn bản hợp nhất 33/VBHN-VPQH năm 2020 hợp nhất Luật Phòng, chống nhiễm vi rút gây ra hội </w:t>
             </w:r>
           </w:p>
         </w:tc>
@@ -19793,7 +19793,7 @@
                 <w:i w:val="0"/>
                 <w:sz w:val="19"/>
               </w:rPr>
-              <w:t>64/2006/QH11 — Luật phòng, chống nhiễm vi rút gây ra hội chứng suy giảm miễn dịch mắc phải ở ng (+1 VB)</w:t>
+              <w:t>64/2006/QH11, Luật phòng, chống nhiễm vi rút gây ra hội chứng suy giảm miễn dịch mắc phải ở ng (+1 VB)</w:t>
             </w:r>
           </w:p>
         </w:tc>
@@ -19874,7 +19874,7 @@
                 <w:color w:val="0B6B2E"/>
                 <w:sz w:val="19"/>
               </w:rPr>
-              <w:t xml:space="preserve">33/VBHN-VPQH — Văn bản hợp nhất 33/VBHN-VPQH năm 2020 hợp nhất Luật Phòng, chống nhiễm vi rút gây ra hội </w:t>
+              <w:t xml:space="preserve">33/VBHN-VPQH, Văn bản hợp nhất 33/VBHN-VPQH năm 2020 hợp nhất Luật Phòng, chống nhiễm vi rút gây ra hội </w:t>
             </w:r>
           </w:p>
         </w:tc>
@@ -19890,7 +19890,7 @@
                 <w:i w:val="0"/>
                 <w:sz w:val="19"/>
               </w:rPr>
-              <w:t>64/2006/QH11 — Luật phòng, chống nhiễm vi rút gây ra hội chứng suy giảm miễn dịch mắc phải ở ng (+1 VB)</w:t>
+              <w:t>64/2006/QH11, Luật phòng, chống nhiễm vi rút gây ra hội chứng suy giảm miễn dịch mắc phải ở ng (+1 VB)</w:t>
             </w:r>
           </w:p>
         </w:tc>
@@ -19971,7 +19971,7 @@
                 <w:color w:val="0B6B2E"/>
                 <w:sz w:val="19"/>
               </w:rPr>
-              <w:t xml:space="preserve">33/VBHN-VPQH — Văn bản hợp nhất 33/VBHN-VPQH năm 2020 hợp nhất Luật Phòng, chống nhiễm vi rút gây ra hội </w:t>
+              <w:t xml:space="preserve">33/VBHN-VPQH, Văn bản hợp nhất 33/VBHN-VPQH năm 2020 hợp nhất Luật Phòng, chống nhiễm vi rút gây ra hội </w:t>
             </w:r>
           </w:p>
         </w:tc>
@@ -19987,7 +19987,7 @@
                 <w:i w:val="0"/>
                 <w:sz w:val="19"/>
               </w:rPr>
-              <w:t>64/2006/QH11 — Luật phòng, chống nhiễm vi rút gây ra hội chứng suy giảm miễn dịch mắc phải ở ng (+1 VB)</w:t>
+              <w:t>64/2006/QH11, Luật phòng, chống nhiễm vi rút gây ra hội chứng suy giảm miễn dịch mắc phải ở ng (+1 VB)</w:t>
             </w:r>
           </w:p>
         </w:tc>
@@ -20068,7 +20068,7 @@
                 <w:color w:val="0B6B2E"/>
                 <w:sz w:val="19"/>
               </w:rPr>
-              <w:t xml:space="preserve">33/VBHN-VPQH — Văn bản hợp nhất 33/VBHN-VPQH năm 2020 hợp nhất Luật Phòng, chống nhiễm vi rút gây ra hội </w:t>
+              <w:t xml:space="preserve">33/VBHN-VPQH, Văn bản hợp nhất 33/VBHN-VPQH năm 2020 hợp nhất Luật Phòng, chống nhiễm vi rút gây ra hội </w:t>
             </w:r>
           </w:p>
         </w:tc>
@@ -20084,7 +20084,7 @@
                 <w:i w:val="0"/>
                 <w:sz w:val="19"/>
               </w:rPr>
-              <w:t>64/2006/QH11 — Luật phòng, chống nhiễm vi rút gây ra hội chứng suy giảm miễn dịch mắc phải ở ng (+1 VB)</w:t>
+              <w:t>64/2006/QH11, Luật phòng, chống nhiễm vi rút gây ra hội chứng suy giảm miễn dịch mắc phải ở ng (+1 VB)</w:t>
             </w:r>
           </w:p>
         </w:tc>
@@ -20165,7 +20165,7 @@
                 <w:color w:val="0B6B2E"/>
                 <w:sz w:val="19"/>
               </w:rPr>
-              <w:t xml:space="preserve">33/VBHN-VPQH — Văn bản hợp nhất 33/VBHN-VPQH năm 2020 hợp nhất Luật Phòng, chống nhiễm vi rút gây ra hội </w:t>
+              <w:t xml:space="preserve">33/VBHN-VPQH, Văn bản hợp nhất 33/VBHN-VPQH năm 2020 hợp nhất Luật Phòng, chống nhiễm vi rút gây ra hội </w:t>
             </w:r>
           </w:p>
         </w:tc>
@@ -20181,7 +20181,7 @@
                 <w:i w:val="0"/>
                 <w:sz w:val="19"/>
               </w:rPr>
-              <w:t>64/2006/QH11 — Luật phòng, chống nhiễm vi rút gây ra hội chứng suy giảm miễn dịch mắc phải ở ng (+1 VB)</w:t>
+              <w:t>64/2006/QH11, Luật phòng, chống nhiễm vi rút gây ra hội chứng suy giảm miễn dịch mắc phải ở ng (+1 VB)</w:t>
             </w:r>
           </w:p>
         </w:tc>
@@ -20262,7 +20262,7 @@
                 <w:color w:val="0B6B2E"/>
                 <w:sz w:val="19"/>
               </w:rPr>
-              <w:t xml:space="preserve">33/VBHN-VPQH — Văn bản hợp nhất 33/VBHN-VPQH năm 2020 hợp nhất Luật Phòng, chống nhiễm vi rút gây ra hội </w:t>
+              <w:t xml:space="preserve">33/VBHN-VPQH, Văn bản hợp nhất 33/VBHN-VPQH năm 2020 hợp nhất Luật Phòng, chống nhiễm vi rút gây ra hội </w:t>
             </w:r>
           </w:p>
         </w:tc>
@@ -20278,7 +20278,7 @@
                 <w:i w:val="0"/>
                 <w:sz w:val="19"/>
               </w:rPr>
-              <w:t>64/2006/QH11 — Luật phòng, chống nhiễm vi rút gây ra hội chứng suy giảm miễn dịch mắc phải ở ng (+1 VB)</w:t>
+              <w:t>64/2006/QH11, Luật phòng, chống nhiễm vi rút gây ra hội chứng suy giảm miễn dịch mắc phải ở ng (+1 VB)</w:t>
             </w:r>
           </w:p>
         </w:tc>
@@ -20359,7 +20359,7 @@
                 <w:color w:val="0B6B2E"/>
                 <w:sz w:val="19"/>
               </w:rPr>
-              <w:t xml:space="preserve">33/VBHN-VPQH — Văn bản hợp nhất 33/VBHN-VPQH năm 2020 hợp nhất Luật Phòng, chống nhiễm vi rút gây ra hội </w:t>
+              <w:t xml:space="preserve">33/VBHN-VPQH, Văn bản hợp nhất 33/VBHN-VPQH năm 2020 hợp nhất Luật Phòng, chống nhiễm vi rút gây ra hội </w:t>
             </w:r>
           </w:p>
         </w:tc>
@@ -20375,7 +20375,7 @@
                 <w:i w:val="0"/>
                 <w:sz w:val="19"/>
               </w:rPr>
-              <w:t>64/2006/QH11 — Luật phòng, chống nhiễm vi rút gây ra hội chứng suy giảm miễn dịch mắc phải ở ng (+1 VB)</w:t>
+              <w:t>64/2006/QH11, Luật phòng, chống nhiễm vi rút gây ra hội chứng suy giảm miễn dịch mắc phải ở ng (+1 VB)</w:t>
             </w:r>
           </w:p>
         </w:tc>
@@ -20456,7 +20456,7 @@
                 <w:color w:val="0B6B2E"/>
                 <w:sz w:val="19"/>
               </w:rPr>
-              <w:t xml:space="preserve">33/VBHN-VPQH — Văn bản hợp nhất 33/VBHN-VPQH năm 2020 hợp nhất Luật Phòng, chống nhiễm vi rút gây ra hội </w:t>
+              <w:t xml:space="preserve">33/VBHN-VPQH, Văn bản hợp nhất 33/VBHN-VPQH năm 2020 hợp nhất Luật Phòng, chống nhiễm vi rút gây ra hội </w:t>
             </w:r>
           </w:p>
         </w:tc>
@@ -20472,7 +20472,7 @@
                 <w:i w:val="0"/>
                 <w:sz w:val="19"/>
               </w:rPr>
-              <w:t>64/2006/QH11 — Luật phòng, chống nhiễm vi rút gây ra hội chứng suy giảm miễn dịch mắc phải ở ng (+1 VB)</w:t>
+              <w:t>64/2006/QH11, Luật phòng, chống nhiễm vi rút gây ra hội chứng suy giảm miễn dịch mắc phải ở ng (+1 VB)</w:t>
             </w:r>
           </w:p>
         </w:tc>
@@ -20553,7 +20553,7 @@
                 <w:color w:val="0B6B2E"/>
                 <w:sz w:val="19"/>
               </w:rPr>
-              <w:t xml:space="preserve">33/VBHN-VPQH — Văn bản hợp nhất 33/VBHN-VPQH năm 2020 hợp nhất Luật Phòng, chống nhiễm vi rút gây ra hội </w:t>
+              <w:t xml:space="preserve">33/VBHN-VPQH, Văn bản hợp nhất 33/VBHN-VPQH năm 2020 hợp nhất Luật Phòng, chống nhiễm vi rút gây ra hội </w:t>
             </w:r>
           </w:p>
         </w:tc>
@@ -20569,7 +20569,7 @@
                 <w:i w:val="0"/>
                 <w:sz w:val="19"/>
               </w:rPr>
-              <w:t>64/2006/QH11 — Luật phòng, chống nhiễm vi rút gây ra hội chứng suy giảm miễn dịch mắc phải ở ng (+1 VB)</w:t>
+              <w:t>64/2006/QH11, Luật phòng, chống nhiễm vi rút gây ra hội chứng suy giảm miễn dịch mắc phải ở ng (+1 VB)</w:t>
             </w:r>
           </w:p>
         </w:tc>
@@ -20650,7 +20650,7 @@
                 <w:color w:val="0B6B2E"/>
                 <w:sz w:val="19"/>
               </w:rPr>
-              <w:t xml:space="preserve">33/VBHN-VPQH — Văn bản hợp nhất 33/VBHN-VPQH năm 2020 hợp nhất Luật Phòng, chống nhiễm vi rút gây ra hội </w:t>
+              <w:t xml:space="preserve">33/VBHN-VPQH, Văn bản hợp nhất 33/VBHN-VPQH năm 2020 hợp nhất Luật Phòng, chống nhiễm vi rút gây ra hội </w:t>
             </w:r>
           </w:p>
         </w:tc>
@@ -20666,7 +20666,7 @@
                 <w:i w:val="0"/>
                 <w:sz w:val="19"/>
               </w:rPr>
-              <w:t>64/2006/QH11 — Luật phòng, chống nhiễm vi rút gây ra hội chứng suy giảm miễn dịch mắc phải ở ng (+1 VB)</w:t>
+              <w:t>64/2006/QH11, Luật phòng, chống nhiễm vi rút gây ra hội chứng suy giảm miễn dịch mắc phải ở ng (+1 VB)</w:t>
             </w:r>
           </w:p>
         </w:tc>
@@ -20747,7 +20747,7 @@
                 <w:color w:val="0B6B2E"/>
                 <w:sz w:val="19"/>
               </w:rPr>
-              <w:t xml:space="preserve">33/VBHN-VPQH — Văn bản hợp nhất 33/VBHN-VPQH năm 2020 hợp nhất Luật Phòng, chống nhiễm vi rút gây ra hội </w:t>
+              <w:t xml:space="preserve">33/VBHN-VPQH, Văn bản hợp nhất 33/VBHN-VPQH năm 2020 hợp nhất Luật Phòng, chống nhiễm vi rút gây ra hội </w:t>
             </w:r>
           </w:p>
         </w:tc>
@@ -20763,7 +20763,7 @@
                 <w:i w:val="0"/>
                 <w:sz w:val="19"/>
               </w:rPr>
-              <w:t>64/2006/QH11 — Luật phòng, chống nhiễm vi rút gây ra hội chứng suy giảm miễn dịch mắc phải ở ng (+1 VB)</w:t>
+              <w:t>64/2006/QH11, Luật phòng, chống nhiễm vi rút gây ra hội chứng suy giảm miễn dịch mắc phải ở ng (+1 VB)</w:t>
             </w:r>
           </w:p>
         </w:tc>
@@ -20844,7 +20844,7 @@
                 <w:color w:val="0B6B2E"/>
                 <w:sz w:val="19"/>
               </w:rPr>
-              <w:t xml:space="preserve">33/VBHN-VPQH — Văn bản hợp nhất 33/VBHN-VPQH năm 2020 hợp nhất Luật Phòng, chống nhiễm vi rút gây ra hội </w:t>
+              <w:t xml:space="preserve">33/VBHN-VPQH, Văn bản hợp nhất 33/VBHN-VPQH năm 2020 hợp nhất Luật Phòng, chống nhiễm vi rút gây ra hội </w:t>
             </w:r>
           </w:p>
         </w:tc>
@@ -20860,7 +20860,7 @@
                 <w:i w:val="0"/>
                 <w:sz w:val="19"/>
               </w:rPr>
-              <w:t>64/2006/QH11 — Luật phòng, chống nhiễm vi rút gây ra hội chứng suy giảm miễn dịch mắc phải ở ng (+1 VB)</w:t>
+              <w:t>64/2006/QH11, Luật phòng, chống nhiễm vi rút gây ra hội chứng suy giảm miễn dịch mắc phải ở ng (+1 VB)</w:t>
             </w:r>
           </w:p>
         </w:tc>
@@ -20941,7 +20941,7 @@
                 <w:color w:val="0B6B2E"/>
                 <w:sz w:val="19"/>
               </w:rPr>
-              <w:t>114/2025/QH15 — Luật Phòng bệnh 2025</w:t>
+              <w:t>114/2025/QH15, Luật Phòng bệnh 2025</w:t>
             </w:r>
           </w:p>
         </w:tc>
@@ -20957,7 +20957,7 @@
                 <w:i w:val="0"/>
                 <w:sz w:val="19"/>
               </w:rPr>
-              <w:t>114/2025/QH15 — Luật Phòng bệnh 2025</w:t>
+              <w:t>114/2025/QH15, Luật Phòng bệnh 2025</w:t>
             </w:r>
           </w:p>
         </w:tc>
@@ -21038,7 +21038,7 @@
                 <w:color w:val="0B6B2E"/>
                 <w:sz w:val="19"/>
               </w:rPr>
-              <w:t>114/2025/QH15 — Luật Phòng bệnh 2025</w:t>
+              <w:t>114/2025/QH15, Luật Phòng bệnh 2025</w:t>
             </w:r>
           </w:p>
         </w:tc>
@@ -21054,7 +21054,7 @@
                 <w:i w:val="0"/>
                 <w:sz w:val="19"/>
               </w:rPr>
-              <w:t>114/2025/QH15 — Luật Phòng bệnh 2025</w:t>
+              <w:t>114/2025/QH15, Luật Phòng bệnh 2025</w:t>
             </w:r>
           </w:p>
         </w:tc>
@@ -21135,7 +21135,7 @@
                 <w:color w:val="0B6B2E"/>
                 <w:sz w:val="19"/>
               </w:rPr>
-              <w:t>114/2025/QH15 — Luật Phòng bệnh 2025</w:t>
+              <w:t>114/2025/QH15, Luật Phòng bệnh 2025</w:t>
             </w:r>
           </w:p>
         </w:tc>
@@ -21151,7 +21151,7 @@
                 <w:i w:val="0"/>
                 <w:sz w:val="19"/>
               </w:rPr>
-              <w:t>114/2025/QH15 — Luật Phòng bệnh 2025</w:t>
+              <w:t>114/2025/QH15, Luật Phòng bệnh 2025</w:t>
             </w:r>
           </w:p>
         </w:tc>
@@ -21232,7 +21232,7 @@
                 <w:color w:val="0B6B2E"/>
                 <w:sz w:val="19"/>
               </w:rPr>
-              <w:t>114/2025/QH15 — Luật Phòng bệnh 2025</w:t>
+              <w:t>114/2025/QH15, Luật Phòng bệnh 2025</w:t>
             </w:r>
           </w:p>
         </w:tc>
@@ -21248,7 +21248,7 @@
                 <w:i w:val="0"/>
                 <w:sz w:val="19"/>
               </w:rPr>
-              <w:t>114/2025/QH15 — Luật Phòng bệnh 2025</w:t>
+              <w:t>114/2025/QH15, Luật Phòng bệnh 2025</w:t>
             </w:r>
           </w:p>
         </w:tc>
@@ -21329,7 +21329,7 @@
                 <w:color w:val="0B6B2E"/>
                 <w:sz w:val="19"/>
               </w:rPr>
-              <w:t>114/2025/QH15 — Luật Phòng bệnh 2025</w:t>
+              <w:t>114/2025/QH15, Luật Phòng bệnh 2025</w:t>
             </w:r>
           </w:p>
         </w:tc>
@@ -21345,7 +21345,7 @@
                 <w:i w:val="0"/>
                 <w:sz w:val="19"/>
               </w:rPr>
-              <w:t>114/2025/QH15 — Luật Phòng bệnh 2025</w:t>
+              <w:t>114/2025/QH15, Luật Phòng bệnh 2025</w:t>
             </w:r>
           </w:p>
         </w:tc>
@@ -21425,7 +21425,7 @@
                 <w:i w:val="0"/>
                 <w:sz w:val="19"/>
               </w:rPr>
-              <w:t>89/2018/NĐ-CP — Nghị định 89/2018/NĐ-CP hướng dẫn Luật phòng, chống bệnh truyền nhiễm về kiểm dịch y tế bi</w:t>
+              <w:t>89/2018/NĐ-CP, Nghị định 89/2018/NĐ-CP hướng dẫn Luật phòng, chống bệnh truyền nhiễm về kiểm dịch y tế bi</w:t>
             </w:r>
           </w:p>
         </w:tc>
@@ -21441,7 +21441,7 @@
                 <w:i w:val="0"/>
                 <w:sz w:val="19"/>
               </w:rPr>
-              <w:t>114/2025/QH15 — Luật Phòng bệnh 2025</w:t>
+              <w:t>114/2025/QH15, Luật Phòng bệnh 2025</w:t>
             </w:r>
           </w:p>
         </w:tc>
@@ -21521,7 +21521,7 @@
                 <w:i w:val="0"/>
                 <w:sz w:val="19"/>
               </w:rPr>
-              <w:t>02/2016/QĐ-TTg — Quyết định 02/2016/QĐ-TTg quy định điều kiện công bố dịch, công bố hết dịch bệnh truyền nh</w:t>
+              <w:t>02/2016/QĐ-TTg, Quyết định 02/2016/QĐ-TTg quy định điều kiện công bố dịch, công bố hết dịch bệnh truyền nh</w:t>
             </w:r>
           </w:p>
         </w:tc>
@@ -21537,7 +21537,7 @@
                 <w:i w:val="0"/>
                 <w:sz w:val="19"/>
               </w:rPr>
-              <w:t>114/2025/QH15 — Luật Phòng bệnh 2025</w:t>
+              <w:t>114/2025/QH15, Luật Phòng bệnh 2025</w:t>
             </w:r>
           </w:p>
         </w:tc>
@@ -21617,7 +21617,7 @@
                 <w:i w:val="0"/>
                 <w:sz w:val="19"/>
               </w:rPr>
-              <w:t>15/2023/QH15 — Luật khám bệnh, chữa bệnh 2023</w:t>
+              <w:t>15/2023/QH15, Luật khám bệnh, chữa bệnh 2023</w:t>
             </w:r>
           </w:p>
         </w:tc>
@@ -21633,7 +21633,7 @@
                 <w:i w:val="0"/>
                 <w:sz w:val="19"/>
               </w:rPr>
-              <w:t>114/2025/QH15 — Luật Phòng bệnh 2025</w:t>
+              <w:t>114/2025/QH15, Luật Phòng bệnh 2025</w:t>
             </w:r>
           </w:p>
         </w:tc>
@@ -21714,7 +21714,7 @@
                 <w:color w:val="0B6B2E"/>
                 <w:sz w:val="19"/>
               </w:rPr>
-              <w:t>114/2025/QH15 — Luật Phòng bệnh 2025</w:t>
+              <w:t>114/2025/QH15, Luật Phòng bệnh 2025</w:t>
             </w:r>
           </w:p>
         </w:tc>
@@ -21730,7 +21730,7 @@
                 <w:i w:val="0"/>
                 <w:sz w:val="19"/>
               </w:rPr>
-              <w:t>114/2025/QH15 — Luật Phòng bệnh 2025</w:t>
+              <w:t>114/2025/QH15, Luật Phòng bệnh 2025</w:t>
             </w:r>
           </w:p>
         </w:tc>
@@ -21810,7 +21810,7 @@
                 <w:i w:val="0"/>
                 <w:sz w:val="19"/>
               </w:rPr>
-              <w:t>665/CĐ-TTg — Công điện 665/CĐ-TTg năm 2022 về tăng cường công tác phòng, chống sốt xuất huyết và các dị</w:t>
+              <w:t>665/CĐ-TTg, Công điện 665/CĐ-TTg năm 2022 về tăng cường công tác phòng, chống sốt xuất huyết và các dị</w:t>
             </w:r>
           </w:p>
         </w:tc>
@@ -21826,7 +21826,7 @@
                 <w:i w:val="0"/>
                 <w:sz w:val="19"/>
               </w:rPr>
-              <w:t>114/2025/QH15 — Luật Phòng bệnh 2025</w:t>
+              <w:t>114/2025/QH15, Luật Phòng bệnh 2025</w:t>
             </w:r>
           </w:p>
         </w:tc>
@@ -21906,7 +21906,7 @@
                 <w:i w:val="0"/>
                 <w:sz w:val="19"/>
               </w:rPr>
-              <w:t>104/2016/NĐ-CP — Nghị định 104/2016/NĐ-CP quy định về hoạt động tiêm chủng</w:t>
+              <w:t>104/2016/NĐ-CP, Nghị định 104/2016/NĐ-CP quy định về hoạt động tiêm chủng</w:t>
             </w:r>
           </w:p>
         </w:tc>
@@ -21922,7 +21922,7 @@
                 <w:i w:val="0"/>
                 <w:sz w:val="19"/>
               </w:rPr>
-              <w:t>114/2025/QH15 — Luật Phòng bệnh 2025</w:t>
+              <w:t>114/2025/QH15, Luật Phòng bệnh 2025</w:t>
             </w:r>
           </w:p>
         </w:tc>
@@ -22002,7 +22002,7 @@
                 <w:i w:val="0"/>
                 <w:sz w:val="19"/>
               </w:rPr>
-              <w:t>101/2010/NĐ-CP — Nghị định 101/2010/NĐ-CP hướng dẫn Luật phòng, chống bệnh truyền nhiễm về áp dụng biện phá</w:t>
+              <w:t>101/2010/NĐ-CP, Nghị định 101/2010/NĐ-CP hướng dẫn Luật phòng, chống bệnh truyền nhiễm về áp dụng biện phá</w:t>
             </w:r>
           </w:p>
         </w:tc>
@@ -22018,7 +22018,7 @@
                 <w:i w:val="0"/>
                 <w:sz w:val="19"/>
               </w:rPr>
-              <w:t>114/2025/QH15 — Luật Phòng bệnh 2025</w:t>
+              <w:t>114/2025/QH15, Luật Phòng bệnh 2025</w:t>
             </w:r>
           </w:p>
         </w:tc>
@@ -22098,7 +22098,7 @@
                 <w:i w:val="0"/>
                 <w:sz w:val="19"/>
               </w:rPr>
-              <w:t>101/2010/NĐ-CP — Nghị định 101/2010/NĐ-CP hướng dẫn Luật phòng, chống bệnh truyền nhiễm về áp dụng biện phá</w:t>
+              <w:t>101/2010/NĐ-CP, Nghị định 101/2010/NĐ-CP hướng dẫn Luật phòng, chống bệnh truyền nhiễm về áp dụng biện phá</w:t>
             </w:r>
           </w:p>
         </w:tc>
@@ -22114,7 +22114,7 @@
                 <w:i w:val="0"/>
                 <w:sz w:val="19"/>
               </w:rPr>
-              <w:t>114/2025/QH15 — Luật Phòng bệnh 2025</w:t>
+              <w:t>114/2025/QH15, Luật Phòng bệnh 2025</w:t>
             </w:r>
           </w:p>
         </w:tc>
@@ -22195,7 +22195,7 @@
                 <w:color w:val="0B6B2E"/>
                 <w:sz w:val="19"/>
               </w:rPr>
-              <w:t>114/2025/QH15 — Luật Phòng bệnh 2025</w:t>
+              <w:t>114/2025/QH15, Luật Phòng bệnh 2025</w:t>
             </w:r>
           </w:p>
         </w:tc>
@@ -22211,7 +22211,7 @@
                 <w:i w:val="0"/>
                 <w:sz w:val="19"/>
               </w:rPr>
-              <w:t>114/2025/QH15 — Luật Phòng bệnh 2025</w:t>
+              <w:t>114/2025/QH15, Luật Phòng bệnh 2025</w:t>
             </w:r>
           </w:p>
         </w:tc>
